--- a/docs/BUG PATCHER 멀티플레이 추진계획서_수정안_20261028.docx
+++ b/docs/BUG PATCHER 멀티플레이 추진계획서_수정안_20261028.docx
@@ -83,7 +83,6 @@
         </w:rPr>
         <w:t xml:space="preserve"> </w:t>
       </w:r>
-      <w:proofErr w:type="spellStart"/>
       <w:r>
         <w:rPr>
           <w:rFonts w:hint="eastAsia"/>
@@ -99,7 +98,6 @@
         </w:rPr>
         <w:t>추가한</w:t>
       </w:r>
-      <w:proofErr w:type="spellEnd"/>
       <w:r>
         <w:rPr>
           <w:b/>
@@ -113,6 +111,64 @@
           <w:color w:val="FF0000"/>
         </w:rPr>
         <w:t>부분</w:t>
+      </w:r>
+      <w:r>
+        <w:rPr>
+          <w:color w:val="0000FF"/>
+        </w:rPr>
+        <w:t xml:space="preserve"> / </w:t>
+      </w:r>
+      <w:r>
+        <w:rPr>
+          <w:color w:val="0000FF"/>
+        </w:rPr>
+        <w:t>파란</w:t>
+      </w:r>
+      <w:r>
+        <w:rPr>
+          <w:color w:val="0000FF"/>
+        </w:rPr>
+        <w:t xml:space="preserve"> </w:t>
+      </w:r>
+      <w:r>
+        <w:rPr>
+          <w:color w:val="0000FF"/>
+        </w:rPr>
+        <w:t>글씨는</w:t>
+      </w:r>
+      <w:r>
+        <w:rPr>
+          <w:color w:val="0000FF"/>
+        </w:rPr>
+        <w:t xml:space="preserve"> </w:t>
+      </w:r>
+      <w:r>
+        <w:rPr>
+          <w:rFonts w:hint="eastAsia"/>
+          <w:color w:val="0000FF"/>
+        </w:rPr>
+        <w:t>추가</w:t>
+      </w:r>
+      <w:r>
+        <w:rPr>
+          <w:rFonts w:hint="eastAsia"/>
+          <w:color w:val="0000FF"/>
+        </w:rPr>
+        <w:t xml:space="preserve"> </w:t>
+      </w:r>
+      <w:r>
+        <w:rPr>
+          <w:rFonts w:hint="eastAsia"/>
+          <w:color w:val="0000FF"/>
+        </w:rPr>
+        <w:t>수정본</w:t>
+      </w:r>
+      <w:r>
+        <w:rPr>
+          <w:rFonts w:hint="eastAsia"/>
+          <w:color w:val="0000FF"/>
+        </w:rPr>
+        <w:t>.</w:t>
       </w:r>
     </w:p>
     <w:p>
@@ -191,11 +247,9 @@
           <w:numId w:val="2"/>
         </w:numPr>
       </w:pPr>
-      <w:proofErr w:type="spellStart"/>
       <w:r>
         <w:t>멀티스레드와</w:t>
       </w:r>
-      <w:proofErr w:type="spellEnd"/>
       <w:r>
         <w:t xml:space="preserve"> </w:t>
       </w:r>
@@ -211,11 +265,9 @@
           <w:numId w:val="2"/>
         </w:numPr>
       </w:pPr>
-      <w:proofErr w:type="spellStart"/>
       <w:r>
         <w:t>팀원별</w:t>
       </w:r>
-      <w:proofErr w:type="spellEnd"/>
       <w:r>
         <w:t xml:space="preserve"> </w:t>
       </w:r>
@@ -283,11 +335,9 @@
       <w:r>
         <w:t xml:space="preserve"> </w:t>
       </w:r>
-      <w:proofErr w:type="spellStart"/>
       <w:r>
         <w:t>싱글플레이</w:t>
       </w:r>
-      <w:proofErr w:type="spellEnd"/>
       <w:r>
         <w:t xml:space="preserve"> </w:t>
       </w:r>
@@ -769,11 +819,9 @@
             <w:r>
               <w:t xml:space="preserve">, </w:t>
             </w:r>
-            <w:proofErr w:type="spellStart"/>
             <w:r>
               <w:t>기믹</w:t>
             </w:r>
-            <w:proofErr w:type="spellEnd"/>
             <w:r>
               <w:t xml:space="preserve"> </w:t>
             </w:r>
@@ -1089,11 +1137,9 @@
             <w:r>
               <w:t xml:space="preserve">, </w:t>
             </w:r>
-            <w:proofErr w:type="spellStart"/>
             <w:r>
               <w:t>기믹</w:t>
             </w:r>
-            <w:proofErr w:type="spellEnd"/>
             <w:r>
               <w:t xml:space="preserve"> </w:t>
             </w:r>
@@ -1101,15 +1147,7 @@
               <w:t>맵</w:t>
             </w:r>
             <w:r>
-              <w:t xml:space="preserve">, </w:t>
-            </w:r>
-            <w:proofErr w:type="spellStart"/>
-            <w:r>
-              <w:t>Aseprite</w:t>
-            </w:r>
-            <w:proofErr w:type="spellEnd"/>
-            <w:r>
-              <w:t xml:space="preserve"> </w:t>
+              <w:t xml:space="preserve">, Aseprite </w:t>
             </w:r>
             <w:r>
               <w:t>아트</w:t>
@@ -1197,11 +1235,9 @@
             <w:r>
               <w:t xml:space="preserve">, </w:t>
             </w:r>
-            <w:proofErr w:type="spellStart"/>
             <w:r>
               <w:t>멀티스레드</w:t>
             </w:r>
-            <w:proofErr w:type="spellEnd"/>
             <w:r>
               <w:t xml:space="preserve"> </w:t>
             </w:r>
@@ -1467,11 +1503,9 @@
       <w:r>
         <w:t>(</w:t>
       </w:r>
-      <w:proofErr w:type="spellStart"/>
       <w:r>
         <w:t>기믹</w:t>
       </w:r>
-      <w:proofErr w:type="spellEnd"/>
       <w:r>
         <w:t xml:space="preserve"> </w:t>
       </w:r>
@@ -1487,11 +1521,9 @@
       <w:r>
         <w:t xml:space="preserve"> </w:t>
       </w:r>
-      <w:proofErr w:type="spellStart"/>
       <w:r>
         <w:t>기믹</w:t>
       </w:r>
-      <w:proofErr w:type="spellEnd"/>
       <w:r>
         <w:t xml:space="preserve"> </w:t>
       </w:r>
@@ -1696,11 +1728,9 @@
       <w:r>
         <w:t xml:space="preserve"> </w:t>
       </w:r>
-      <w:proofErr w:type="spellStart"/>
       <w:r>
         <w:t>맵을</w:t>
       </w:r>
-      <w:proofErr w:type="spellEnd"/>
       <w:r>
         <w:t xml:space="preserve"> </w:t>
       </w:r>
@@ -1752,11 +1782,9 @@
       <w:r>
         <w:t xml:space="preserve"> </w:t>
       </w:r>
-      <w:proofErr w:type="spellStart"/>
       <w:r>
         <w:t>에프킬라는</w:t>
       </w:r>
-      <w:proofErr w:type="spellEnd"/>
       <w:r>
         <w:t xml:space="preserve"> </w:t>
       </w:r>
@@ -1829,11 +1857,9 @@
       <w:r>
         <w:t xml:space="preserve"> </w:t>
       </w:r>
-      <w:proofErr w:type="spellStart"/>
       <w:r>
         <w:t>마릿수가</w:t>
       </w:r>
-      <w:proofErr w:type="spellEnd"/>
       <w:r>
         <w:t xml:space="preserve"> </w:t>
       </w:r>
@@ -2138,11 +2164,9 @@
             <w:r>
               <w:t xml:space="preserve"> </w:t>
             </w:r>
-            <w:proofErr w:type="spellStart"/>
             <w:r>
               <w:t>맵에서</w:t>
             </w:r>
-            <w:proofErr w:type="spellEnd"/>
             <w:r>
               <w:t xml:space="preserve"> </w:t>
             </w:r>
@@ -2296,11 +2320,9 @@
             <w:r>
               <w:t xml:space="preserve">, </w:t>
             </w:r>
-            <w:proofErr w:type="spellStart"/>
             <w:r>
               <w:t>킬은</w:t>
             </w:r>
-            <w:proofErr w:type="spellEnd"/>
             <w:r>
               <w:t xml:space="preserve"> </w:t>
             </w:r>
@@ -2334,11 +2356,9 @@
             <w:tcW w:w="1998" w:type="dxa"/>
           </w:tcPr>
           <w:p>
-            <w:proofErr w:type="spellStart"/>
             <w:r>
               <w:t>레벨업</w:t>
             </w:r>
-            <w:proofErr w:type="spellEnd"/>
           </w:p>
         </w:tc>
         <w:tc>
@@ -2902,150 +2922,135 @@
         <w:t>스레드</w:t>
       </w:r>
       <w:r>
-        <w:t xml:space="preserve"> </w:t>
-      </w:r>
-      <w:proofErr w:type="spellStart"/>
-      <w:r>
-        <w:t>recv</w:t>
-      </w:r>
-      <w:proofErr w:type="spellEnd"/>
+        <w:t xml:space="preserve"> recv → </w:t>
+      </w:r>
+      <w:r>
+        <w:t>수신</w:t>
+      </w:r>
+      <w:r>
+        <w:t xml:space="preserve"> </w:t>
+      </w:r>
+      <w:r>
+        <w:t>큐</w:t>
+      </w:r>
       <w:r>
         <w:t xml:space="preserve"> → </w:t>
       </w:r>
       <w:r>
+        <w:t>월드</w:t>
+      </w:r>
+      <w:r>
+        <w:t xml:space="preserve"> </w:t>
+      </w:r>
+      <w:r>
+        <w:t>시뮬레이션</w:t>
+      </w:r>
+      <w:r>
+        <w:t xml:space="preserve"> → </w:t>
+      </w:r>
+      <w:r>
+        <w:t>송신</w:t>
+      </w:r>
+      <w:r>
+        <w:t xml:space="preserve"> </w:t>
+      </w:r>
+      <w:r>
+        <w:t>큐</w:t>
+      </w:r>
+      <w:r>
+        <w:t xml:space="preserve"> → </w:t>
+      </w:r>
+      <w:r>
+        <w:t>메인</w:t>
+      </w:r>
+      <w:r>
+        <w:t xml:space="preserve"> </w:t>
+      </w:r>
+      <w:r>
+        <w:t>스레드</w:t>
+      </w:r>
+      <w:r>
+        <w:t xml:space="preserve"> send → </w:t>
+      </w:r>
+      <w:r>
+        <w:t>클라이언트</w:t>
+      </w:r>
+      <w:r>
+        <w:t xml:space="preserve"> </w:t>
+      </w:r>
+      <w:r>
         <w:t>수신</w:t>
       </w:r>
       <w:r>
         <w:t xml:space="preserve"> </w:t>
       </w:r>
       <w:r>
-        <w:t>큐</w:t>
+        <w:t>스레드</w:t>
       </w:r>
       <w:r>
         <w:t xml:space="preserve"> → </w:t>
       </w:r>
       <w:r>
+        <w:t>화면</w:t>
+      </w:r>
+      <w:r>
+        <w:t xml:space="preserve"> </w:t>
+      </w:r>
+      <w:r>
+        <w:t>순서다</w:t>
+      </w:r>
+      <w:r>
+        <w:t xml:space="preserve">. </w:t>
+      </w:r>
+      <w:r>
+        <w:t>메인</w:t>
+      </w:r>
+      <w:r>
+        <w:t xml:space="preserve"> </w:t>
+      </w:r>
+      <w:r>
+        <w:t>스레드는</w:t>
+      </w:r>
+      <w:r>
+        <w:t xml:space="preserve"> 2</w:t>
+      </w:r>
+      <w:r>
+        <w:t>명이</w:t>
+      </w:r>
+      <w:r>
+        <w:t xml:space="preserve"> </w:t>
+      </w:r>
+      <w:r>
+        <w:t>접속하고</w:t>
+      </w:r>
+      <w:r>
+        <w:t xml:space="preserve"> </w:t>
+      </w:r>
+      <w:r>
+        <w:t>맵이</w:t>
+      </w:r>
+      <w:r>
+        <w:t xml:space="preserve"> </w:t>
+      </w:r>
+      <w:r>
+        <w:t>정해지면</w:t>
+      </w:r>
+      <w:r>
+        <w:t xml:space="preserve"> SetEvent</w:t>
+      </w:r>
+      <w:r>
+        <w:t>로</w:t>
+      </w:r>
+      <w:r>
+        <w:t xml:space="preserve"> </w:t>
+      </w:r>
+      <w:r>
         <w:t>월드</w:t>
       </w:r>
       <w:r>
         <w:t xml:space="preserve"> </w:t>
       </w:r>
       <w:r>
-        <w:t>시뮬레이션</w:t>
-      </w:r>
-      <w:r>
-        <w:t xml:space="preserve"> → </w:t>
-      </w:r>
-      <w:r>
-        <w:t>송신</w:t>
-      </w:r>
-      <w:r>
-        <w:t xml:space="preserve"> </w:t>
-      </w:r>
-      <w:r>
-        <w:t>큐</w:t>
-      </w:r>
-      <w:r>
-        <w:t xml:space="preserve"> → </w:t>
-      </w:r>
-      <w:r>
-        <w:t>메인</w:t>
-      </w:r>
-      <w:r>
-        <w:t xml:space="preserve"> </w:t>
-      </w:r>
-      <w:r>
-        <w:t>스레드</w:t>
-      </w:r>
-      <w:r>
-        <w:t xml:space="preserve"> send → </w:t>
-      </w:r>
-      <w:r>
-        <w:t>클라이언트</w:t>
-      </w:r>
-      <w:r>
-        <w:t xml:space="preserve"> </w:t>
-      </w:r>
-      <w:r>
-        <w:t>수신</w:t>
-      </w:r>
-      <w:r>
-        <w:t xml:space="preserve"> </w:t>
-      </w:r>
-      <w:r>
-        <w:t>스레드</w:t>
-      </w:r>
-      <w:r>
-        <w:t xml:space="preserve"> → </w:t>
-      </w:r>
-      <w:r>
-        <w:t>화면</w:t>
-      </w:r>
-      <w:r>
-        <w:t xml:space="preserve"> </w:t>
-      </w:r>
-      <w:r>
-        <w:t>순서다</w:t>
-      </w:r>
-      <w:r>
-        <w:t xml:space="preserve">. </w:t>
-      </w:r>
-      <w:r>
-        <w:t>메인</w:t>
-      </w:r>
-      <w:r>
-        <w:t xml:space="preserve"> </w:t>
-      </w:r>
-      <w:r>
-        <w:t>스레드는</w:t>
-      </w:r>
-      <w:r>
-        <w:t xml:space="preserve"> 2</w:t>
-      </w:r>
-      <w:r>
-        <w:t>명이</w:t>
-      </w:r>
-      <w:r>
-        <w:t xml:space="preserve"> </w:t>
-      </w:r>
-      <w:r>
-        <w:t>접속하고</w:t>
-      </w:r>
-      <w:r>
-        <w:t xml:space="preserve"> </w:t>
-      </w:r>
-      <w:proofErr w:type="spellStart"/>
-      <w:r>
-        <w:t>맵이</w:t>
-      </w:r>
-      <w:proofErr w:type="spellEnd"/>
-      <w:r>
-        <w:t xml:space="preserve"> </w:t>
-      </w:r>
-      <w:r>
-        <w:t>정해지면</w:t>
-      </w:r>
-      <w:r>
-        <w:t xml:space="preserve"> </w:t>
-      </w:r>
-      <w:proofErr w:type="spellStart"/>
-      <w:r>
-        <w:t>SetEvent</w:t>
-      </w:r>
-      <w:proofErr w:type="spellEnd"/>
-      <w:r>
-        <w:t>로</w:t>
-      </w:r>
-      <w:r>
-        <w:t xml:space="preserve"> </w:t>
-      </w:r>
-      <w:r>
-        <w:t>월드</w:t>
-      </w:r>
-      <w:r>
-        <w:t xml:space="preserve"> </w:t>
-      </w:r>
-      <w:r>
         <w:t>스레드의</w:t>
       </w:r>
       <w:r>
@@ -3069,15 +3074,12 @@
       <w:r>
         <w:t>’</w:t>
       </w:r>
-      <w:proofErr w:type="spellStart"/>
       <w:r>
         <w:t>를</w:t>
       </w:r>
-      <w:proofErr w:type="spellEnd"/>
-      <w:r>
-        <w:t xml:space="preserve"> </w:t>
-      </w:r>
-      <w:proofErr w:type="gramStart"/>
+      <w:r>
+        <w:t xml:space="preserve"> </w:t>
+      </w:r>
       <w:r>
         <w:t>풀어</w:t>
       </w:r>
@@ -3087,7 +3089,6 @@
       <w:r>
         <w:t>준다</w:t>
       </w:r>
-      <w:proofErr w:type="gramEnd"/>
       <w:r>
         <w:t>.</w:t>
       </w:r>
@@ -3178,16 +3179,184 @@
           </w:tcPr>
           <w:p>
             <w:r>
-              <w:t xml:space="preserve">네트워크 초기화, 월드 스레드 시작 후 반복: WSAPoll → 소켓 배열 순회(accept, recv, recvfrom) → </w:t>
-            </w:r>
-            <w:r>
-              <w:rPr>
-                <w:color w:val="FF0000"/>
-              </w:rPr>
-              <w:t xml:space="preserve">로비 패킷(LOGIN, UDP_HELLO, MAP_SELECT)은 직접 처리, 게임 패킷은 </w:t>
-            </w:r>
-            <w:r>
-              <w:t xml:space="preserve">수신 큐 등록 → 송신 큐의 패킷 send/sendto</w:t>
+              <w:t>네트워크</w:t>
+            </w:r>
+            <w:r>
+              <w:t xml:space="preserve"> </w:t>
+            </w:r>
+            <w:r>
+              <w:t>초기화</w:t>
+            </w:r>
+            <w:r>
+              <w:t xml:space="preserve">, </w:t>
+            </w:r>
+            <w:r>
+              <w:t>월드</w:t>
+            </w:r>
+            <w:r>
+              <w:t xml:space="preserve"> </w:t>
+            </w:r>
+            <w:r>
+              <w:t>스레드</w:t>
+            </w:r>
+            <w:r>
+              <w:t xml:space="preserve"> </w:t>
+            </w:r>
+            <w:r>
+              <w:t>시작</w:t>
+            </w:r>
+            <w:r>
+              <w:t xml:space="preserve"> </w:t>
+            </w:r>
+            <w:r>
+              <w:t>후</w:t>
+            </w:r>
+            <w:r>
+              <w:t xml:space="preserve"> </w:t>
+            </w:r>
+            <w:r>
+              <w:t>반복</w:t>
+            </w:r>
+            <w:r>
+              <w:t xml:space="preserve">: WSAPoll → </w:t>
+            </w:r>
+            <w:r>
+              <w:t>소켓</w:t>
+            </w:r>
+            <w:r>
+              <w:t xml:space="preserve"> </w:t>
+            </w:r>
+            <w:r>
+              <w:t>배열</w:t>
+            </w:r>
+            <w:r>
+              <w:t xml:space="preserve"> </w:t>
+            </w:r>
+            <w:r>
+              <w:t>순회</w:t>
+            </w:r>
+            <w:r>
+              <w:t xml:space="preserve">(accept, recv, recvfrom) → </w:t>
+            </w:r>
+            <w:r>
+              <w:rPr>
+                <w:color w:val="FF0000"/>
+              </w:rPr>
+              <w:t>로비</w:t>
+            </w:r>
+            <w:r>
+              <w:rPr>
+                <w:color w:val="FF0000"/>
+              </w:rPr>
+              <w:t xml:space="preserve"> </w:t>
+            </w:r>
+            <w:r>
+              <w:rPr>
+                <w:color w:val="FF0000"/>
+              </w:rPr>
+              <w:t>패킷</w:t>
+            </w:r>
+            <w:r>
+              <w:rPr>
+                <w:color w:val="FF0000"/>
+              </w:rPr>
+              <w:t>(LOGIN, UDP_HELLO, MAP_SELECT)</w:t>
+            </w:r>
+            <w:r>
+              <w:rPr>
+                <w:color w:val="FF0000"/>
+              </w:rPr>
+              <w:t>은</w:t>
+            </w:r>
+            <w:r>
+              <w:rPr>
+                <w:color w:val="FF0000"/>
+              </w:rPr>
+              <w:t xml:space="preserve"> </w:t>
+            </w:r>
+            <w:r>
+              <w:rPr>
+                <w:color w:val="FF0000"/>
+              </w:rPr>
+              <w:t>직접</w:t>
+            </w:r>
+            <w:r>
+              <w:rPr>
+                <w:color w:val="FF0000"/>
+              </w:rPr>
+              <w:t xml:space="preserve"> </w:t>
+            </w:r>
+            <w:r>
+              <w:rPr>
+                <w:color w:val="FF0000"/>
+              </w:rPr>
+              <w:t>처리</w:t>
+            </w:r>
+            <w:r>
+              <w:rPr>
+                <w:color w:val="FF0000"/>
+              </w:rPr>
+              <w:t xml:space="preserve">, </w:t>
+            </w:r>
+            <w:r>
+              <w:rPr>
+                <w:color w:val="FF0000"/>
+              </w:rPr>
+              <w:t>게임</w:t>
+            </w:r>
+            <w:r>
+              <w:rPr>
+                <w:color w:val="FF0000"/>
+              </w:rPr>
+              <w:t xml:space="preserve"> </w:t>
+            </w:r>
+            <w:r>
+              <w:rPr>
+                <w:color w:val="FF0000"/>
+              </w:rPr>
+              <w:t>패킷은</w:t>
+            </w:r>
+            <w:r>
+              <w:rPr>
+                <w:color w:val="FF0000"/>
+              </w:rPr>
+              <w:t xml:space="preserve"> </w:t>
+            </w:r>
+            <w:r>
+              <w:t>수신</w:t>
+            </w:r>
+            <w:r>
+              <w:t xml:space="preserve"> </w:t>
+            </w:r>
+            <w:r>
+              <w:t>큐</w:t>
+            </w:r>
+            <w:r>
+              <w:t xml:space="preserve"> </w:t>
+            </w:r>
+            <w:r>
+              <w:t>등록</w:t>
+            </w:r>
+            <w:r>
+              <w:t xml:space="preserve"> → </w:t>
+            </w:r>
+            <w:r>
+              <w:t>송신</w:t>
+            </w:r>
+            <w:r>
+              <w:t xml:space="preserve"> </w:t>
+            </w:r>
+            <w:r>
+              <w:t>큐의</w:t>
+            </w:r>
+            <w:r>
+              <w:t xml:space="preserve"> </w:t>
+            </w:r>
+            <w:r>
+              <w:t>패킷</w:t>
+            </w:r>
+            <w:r>
+              <w:t xml:space="preserve"> send/sendto</w:t>
             </w:r>
           </w:p>
         </w:tc>
@@ -3256,11 +3425,9 @@
             <w:r>
               <w:t xml:space="preserve">: 33ms </w:t>
             </w:r>
-            <w:proofErr w:type="spellStart"/>
             <w:r>
               <w:t>틱</w:t>
             </w:r>
-            <w:proofErr w:type="spellEnd"/>
             <w:r>
               <w:t xml:space="preserve"> → </w:t>
             </w:r>
@@ -3312,11 +3479,9 @@
             <w:r>
               <w:t xml:space="preserve"> → </w:t>
             </w:r>
-            <w:proofErr w:type="spellStart"/>
             <w:r>
               <w:t>센드</w:t>
             </w:r>
-            <w:proofErr w:type="spellEnd"/>
             <w:r>
               <w:t xml:space="preserve"> </w:t>
             </w:r>
@@ -3388,15 +3553,7 @@
               <w:t>으로</w:t>
             </w:r>
             <w:r>
-              <w:t xml:space="preserve"> </w:t>
-            </w:r>
-            <w:proofErr w:type="spellStart"/>
-            <w:r>
-              <w:t>sendto</w:t>
-            </w:r>
-            <w:proofErr w:type="spellEnd"/>
-            <w:r>
-              <w:t>(UDP), WM_PAINT</w:t>
+              <w:t xml:space="preserve"> sendto(UDP), WM_PAINT</w:t>
             </w:r>
             <w:r>
               <w:t>에서</w:t>
@@ -3405,6 +3562,7 @@
               <w:t xml:space="preserve"> </w:t>
             </w:r>
             <w:r>
+              <w:lastRenderedPageBreak/>
               <w:t>스냅샷</w:t>
             </w:r>
             <w:r>
@@ -3429,21 +3587,7 @@
               <w:rPr>
                 <w:color w:val="FF0000"/>
               </w:rPr>
-              <w:t xml:space="preserve"> </w:t>
-            </w:r>
-            <w:proofErr w:type="spellStart"/>
-            <w:r>
-              <w:rPr>
-                <w:color w:val="FF0000"/>
-              </w:rPr>
-              <w:t>SetTimer</w:t>
-            </w:r>
-            <w:proofErr w:type="spellEnd"/>
-            <w:r>
-              <w:rPr>
-                <w:color w:val="FF0000"/>
-              </w:rPr>
-              <w:t xml:space="preserve"> 33ms</w:t>
+              <w:t xml:space="preserve"> SetTimer 33ms</w:t>
             </w:r>
             <w:r>
               <w:rPr>
@@ -3495,29 +3639,8 @@
             <w:tcW w:w="7529" w:type="dxa"/>
           </w:tcPr>
           <w:p>
-            <w:proofErr w:type="spellStart"/>
-            <w:r>
-              <w:t>WSAPoll</w:t>
-            </w:r>
-            <w:proofErr w:type="spellEnd"/>
-            <w:r>
-              <w:t xml:space="preserve">(TCP·UDP) → </w:t>
-            </w:r>
-            <w:proofErr w:type="spellStart"/>
-            <w:r>
-              <w:t>recv</w:t>
-            </w:r>
-            <w:proofErr w:type="spellEnd"/>
-            <w:r>
-              <w:t>/</w:t>
-            </w:r>
-            <w:proofErr w:type="spellStart"/>
-            <w:r>
-              <w:t>recvfrom</w:t>
-            </w:r>
-            <w:proofErr w:type="spellEnd"/>
-            <w:r>
-              <w:t xml:space="preserve"> → </w:t>
+            <w:r>
+              <w:t xml:space="preserve">WSAPoll(TCP·UDP) → recv/recvfrom → </w:t>
             </w:r>
             <w:r>
               <w:t>패킷</w:t>
@@ -3529,27 +3652,14 @@
               <w:t>조립</w:t>
             </w:r>
             <w:r>
-              <w:t xml:space="preserve"> → </w:t>
-            </w:r>
-            <w:proofErr w:type="spellStart"/>
-            <w:r>
-              <w:t>SnapshotBuffer</w:t>
-            </w:r>
-            <w:proofErr w:type="spellEnd"/>
-            <w:r>
-              <w:t xml:space="preserve"> </w:t>
+              <w:t xml:space="preserve"> → SnapshotBuffer </w:t>
             </w:r>
             <w:r>
               <w:t>갱신</w:t>
             </w:r>
             <w:r>
-              <w:t xml:space="preserve"> → </w:t>
-            </w:r>
-            <w:proofErr w:type="spellStart"/>
-            <w:r>
-              <w:t>InvalidateRect</w:t>
-            </w:r>
-            <w:proofErr w:type="spellEnd"/>
+              <w:t xml:space="preserve"> → InvalidateRect</w:t>
+            </w:r>
           </w:p>
         </w:tc>
       </w:tr>
@@ -3761,11 +3871,9 @@
             <w:tcW w:w="3281" w:type="dxa"/>
           </w:tcPr>
           <w:p>
-            <w:proofErr w:type="spellStart"/>
             <w:r>
               <w:t>Protocol.h</w:t>
             </w:r>
-            <w:proofErr w:type="spellEnd"/>
           </w:p>
         </w:tc>
         <w:tc>
@@ -3783,15 +3891,7 @@
               <w:t>타입</w:t>
             </w:r>
             <w:r>
-              <w:t xml:space="preserve"> </w:t>
-            </w:r>
-            <w:proofErr w:type="spellStart"/>
-            <w:r>
-              <w:t>enum</w:t>
-            </w:r>
-            <w:proofErr w:type="spellEnd"/>
-            <w:r>
-              <w:t xml:space="preserve">, </w:t>
+              <w:t xml:space="preserve"> enum, </w:t>
             </w:r>
             <w:r>
               <w:t>패킷</w:t>
@@ -3833,11 +3933,9 @@
             <w:tcW w:w="3281" w:type="dxa"/>
           </w:tcPr>
           <w:p>
-            <w:proofErr w:type="spellStart"/>
             <w:r>
               <w:t>GameTypes.h</w:t>
             </w:r>
-            <w:proofErr w:type="spellEnd"/>
           </w:p>
         </w:tc>
         <w:tc>
@@ -3845,21 +3943,8 @@
             <w:tcW w:w="4920" w:type="dxa"/>
           </w:tcPr>
           <w:p>
-            <w:proofErr w:type="spellStart"/>
-            <w:r>
-              <w:t>PlayerState</w:t>
-            </w:r>
-            <w:proofErr w:type="spellEnd"/>
-            <w:r>
-              <w:t xml:space="preserve">, </w:t>
-            </w:r>
-            <w:proofErr w:type="spellStart"/>
-            <w:r>
-              <w:t>EnemyState</w:t>
-            </w:r>
-            <w:proofErr w:type="spellEnd"/>
-            <w:r>
-              <w:t xml:space="preserve"> </w:t>
+            <w:r>
+              <w:t xml:space="preserve">PlayerState, EnemyState </w:t>
             </w:r>
             <w:r>
               <w:t>등</w:t>
@@ -3969,15 +4054,7 @@
               <w:t>개</w:t>
             </w:r>
             <w:r>
-              <w:t xml:space="preserve">, </w:t>
-            </w:r>
-            <w:proofErr w:type="spellStart"/>
-            <w:r>
-              <w:t>WSAPoll</w:t>
-            </w:r>
-            <w:proofErr w:type="spellEnd"/>
-            <w:r>
-              <w:t xml:space="preserve"> </w:t>
+              <w:t xml:space="preserve">, WSAPoll </w:t>
             </w:r>
             <w:r>
               <w:t>루프</w:t>
@@ -4057,15 +4134,7 @@
               <w:t>주소</w:t>
             </w:r>
             <w:r>
-              <w:t xml:space="preserve">, </w:t>
-            </w:r>
-            <w:proofErr w:type="spellStart"/>
-            <w:r>
-              <w:t>playerId</w:t>
-            </w:r>
-            <w:proofErr w:type="spellEnd"/>
-            <w:r>
-              <w:t xml:space="preserve">, token, </w:t>
+              <w:t xml:space="preserve">, playerId, token, </w:t>
             </w:r>
             <w:r>
               <w:t>수신</w:t>
@@ -4091,11 +4160,9 @@
             <w:r>
               <w:t xml:space="preserve">), </w:t>
             </w:r>
-            <w:proofErr w:type="spellStart"/>
             <w:r>
               <w:t>미전송</w:t>
             </w:r>
-            <w:proofErr w:type="spellEnd"/>
             <w:r>
               <w:t xml:space="preserve"> </w:t>
             </w:r>
@@ -4165,15 +4232,7 @@
               <w:t>원작</w:t>
             </w:r>
             <w:r>
-              <w:t xml:space="preserve"> </w:t>
-            </w:r>
-            <w:proofErr w:type="spellStart"/>
-            <w:r>
-              <w:t>TimerProc</w:t>
-            </w:r>
-            <w:proofErr w:type="spellEnd"/>
-            <w:r>
-              <w:t xml:space="preserve"> </w:t>
+              <w:t xml:space="preserve"> TimerProc </w:t>
             </w:r>
             <w:r>
               <w:t>로직</w:t>
@@ -4204,29 +4263,8 @@
           </w:tcPr>
           <w:p>
             <w:r>
-              <w:t xml:space="preserve">Player, Enemy, Boss, </w:t>
-            </w:r>
-            <w:proofErr w:type="spellStart"/>
-            <w:r>
-              <w:t>BossBullet</w:t>
-            </w:r>
-            <w:proofErr w:type="spellEnd"/>
-            <w:r>
-              <w:t xml:space="preserve">, </w:t>
-            </w:r>
-            <w:proofErr w:type="spellStart"/>
-            <w:r>
-              <w:t>CDGimmick</w:t>
-            </w:r>
-            <w:proofErr w:type="spellEnd"/>
-            <w:r>
-              <w:t xml:space="preserve">, </w:t>
-            </w:r>
-            <w:proofErr w:type="spellStart"/>
-            <w:r>
-              <w:t>FanGimmick</w:t>
-            </w:r>
-            <w:proofErr w:type="spellEnd"/>
+              <w:t>Player, Enemy, Boss, BossBullet, CDGimmick, FanGimmick</w:t>
+            </w:r>
           </w:p>
         </w:tc>
         <w:tc>
@@ -4289,13 +4327,8 @@
             <w:tcW w:w="3281" w:type="dxa"/>
           </w:tcPr>
           <w:p>
-            <w:proofErr w:type="spellStart"/>
-            <w:r>
-              <w:t>EventQueue</w:t>
-            </w:r>
-            <w:proofErr w:type="spellEnd"/>
-            <w:r>
-              <w:t>&lt;T&gt;</w:t>
+            <w:r>
+              <w:t>EventQueue&lt;T&gt;</w:t>
             </w:r>
           </w:p>
         </w:tc>
@@ -4380,11 +4413,9 @@
             <w:tcW w:w="3281" w:type="dxa"/>
           </w:tcPr>
           <w:p>
-            <w:proofErr w:type="spellStart"/>
             <w:r>
               <w:t>NetworkClient</w:t>
             </w:r>
-            <w:proofErr w:type="spellEnd"/>
           </w:p>
         </w:tc>
         <w:tc>
@@ -4438,6 +4469,7 @@
           </w:tcPr>
           <w:p>
             <w:r>
+              <w:lastRenderedPageBreak/>
               <w:t>Client</w:t>
             </w:r>
           </w:p>
@@ -4447,11 +4479,9 @@
             <w:tcW w:w="3281" w:type="dxa"/>
           </w:tcPr>
           <w:p>
-            <w:proofErr w:type="spellStart"/>
             <w:r>
               <w:t>SnapshotBuffer</w:t>
             </w:r>
-            <w:proofErr w:type="spellEnd"/>
           </w:p>
         </w:tc>
         <w:tc>
@@ -4502,7 +4532,6 @@
               <w:t xml:space="preserve"> </w:t>
             </w:r>
             <w:r>
-              <w:lastRenderedPageBreak/>
               <w:t>메인</w:t>
             </w:r>
             <w:r>
@@ -4527,7 +4556,6 @@
           </w:tcPr>
           <w:p>
             <w:r>
-              <w:lastRenderedPageBreak/>
               <w:t>Client</w:t>
             </w:r>
           </w:p>
@@ -4537,11 +4565,9 @@
             <w:tcW w:w="3281" w:type="dxa"/>
           </w:tcPr>
           <w:p>
-            <w:proofErr w:type="spellStart"/>
             <w:r>
               <w:t>GameClient</w:t>
             </w:r>
-            <w:proofErr w:type="spellEnd"/>
           </w:p>
         </w:tc>
         <w:tc>
@@ -4553,15 +4579,7 @@
               <w:t>원작</w:t>
             </w:r>
             <w:r>
-              <w:t xml:space="preserve"> </w:t>
-            </w:r>
-            <w:proofErr w:type="spellStart"/>
-            <w:r>
-              <w:t>WndProc</w:t>
-            </w:r>
-            <w:proofErr w:type="spellEnd"/>
-            <w:r>
-              <w:t xml:space="preserve"> </w:t>
+              <w:t xml:space="preserve"> WndProc </w:t>
             </w:r>
             <w:r>
               <w:t>기반</w:t>
@@ -4585,15 +4603,7 @@
               <w:t>카메라</w:t>
             </w:r>
             <w:r>
-              <w:t xml:space="preserve">, </w:t>
-            </w:r>
-            <w:proofErr w:type="spellStart"/>
-            <w:r>
-              <w:t>GifSprite</w:t>
-            </w:r>
-            <w:proofErr w:type="spellEnd"/>
-            <w:r>
-              <w:t xml:space="preserve"> </w:t>
+              <w:t xml:space="preserve">, GifSprite </w:t>
             </w:r>
             <w:r>
               <w:t>렌더링</w:t>
@@ -4693,11 +4703,9 @@
             <w:tcW w:w="1752" w:type="dxa"/>
           </w:tcPr>
           <w:p>
-            <w:proofErr w:type="spellStart"/>
             <w:r>
               <w:t>PlayerState</w:t>
             </w:r>
-            <w:proofErr w:type="spellEnd"/>
           </w:p>
         </w:tc>
         <w:tc>
@@ -4706,67 +4714,81 @@
           </w:tcPr>
           <w:p>
             <w:r>
-              <w:t xml:space="preserve">id, x, y, hp, level, </w:t>
-            </w:r>
-            <w:proofErr w:type="spellStart"/>
-            <w:r>
-              <w:t>killCount</w:t>
-            </w:r>
-            <w:proofErr w:type="spellEnd"/>
+              <w:t xml:space="preserve">id, x, y, hp, level, killCount, aimAngle, </w:t>
+            </w:r>
+            <w:r>
+              <w:t>무기별</w:t>
+            </w:r>
+            <w:r>
+              <w:t xml:space="preserve"> </w:t>
+            </w:r>
+            <w:r>
+              <w:t>레벨</w:t>
+            </w:r>
             <w:r>
               <w:t xml:space="preserve">, </w:t>
             </w:r>
-            <w:proofErr w:type="spellStart"/>
-            <w:r>
-              <w:t>aimAngle</w:t>
-            </w:r>
-            <w:proofErr w:type="spellEnd"/>
-            <w:r>
+            <w:r>
+              <w:t>무기별</w:t>
+            </w:r>
+            <w:r>
+              <w:t xml:space="preserve"> active</w:t>
+            </w:r>
+            <w:r>
+              <w:rPr>
+                <w:color w:val="0000FF"/>
+              </w:rPr>
               <w:t xml:space="preserve">, </w:t>
             </w:r>
             <w:r>
-              <w:t>무기별</w:t>
-            </w:r>
-            <w:r>
-              <w:t xml:space="preserve"> </w:t>
-            </w:r>
-            <w:r>
-              <w:t>레벨</w:t>
-            </w:r>
-            <w:r>
-              <w:t xml:space="preserve">, </w:t>
-            </w:r>
-            <w:r>
-              <w:t>무기별</w:t>
+              <w:rPr>
+                <w:color w:val="0000FF"/>
+              </w:rPr>
+              <w:t>소금총</w:t>
+            </w:r>
+            <w:r>
+              <w:rPr>
+                <w:color w:val="0000FF"/>
+              </w:rPr>
+              <w:t xml:space="preserve"> </w:t>
+            </w:r>
+            <w:r>
+              <w:rPr>
+                <w:color w:val="0000FF"/>
+              </w:rPr>
+              <w:t>탄</w:t>
+            </w:r>
+            <w:r>
+              <w:rPr>
+                <w:color w:val="0000FF"/>
+              </w:rPr>
+              <w:t>(active, x, y)</w:t>
+            </w:r>
+          </w:p>
+        </w:tc>
+        <w:tc>
+          <w:tcPr>
+            <w:tcW w:w="3727" w:type="dxa"/>
+          </w:tcPr>
+          <w:p>
+            <w:r>
+              <w:t>무기</w:t>
+            </w:r>
+            <w:r>
+              <w:t xml:space="preserve"> </w:t>
+            </w:r>
+            <w:r>
+              <w:t>이펙트를</w:t>
+            </w:r>
+            <w:r>
+              <w:t xml:space="preserve"> </w:t>
+            </w:r>
+            <w:r>
+              <w:t>그리려면</w:t>
             </w:r>
             <w:r>
               <w:t xml:space="preserve"> active</w:t>
             </w:r>
-          </w:p>
-        </w:tc>
-        <w:tc>
-          <w:tcPr>
-            <w:tcW w:w="3727" w:type="dxa"/>
-          </w:tcPr>
-          <w:p>
-            <w:r>
-              <w:t>무기</w:t>
-            </w:r>
-            <w:r>
-              <w:t xml:space="preserve"> </w:t>
-            </w:r>
-            <w:r>
-              <w:t>이펙트를</w:t>
-            </w:r>
-            <w:r>
-              <w:t xml:space="preserve"> </w:t>
-            </w:r>
-            <w:r>
-              <w:t>그리려면</w:t>
-            </w:r>
-            <w:r>
-              <w:t xml:space="preserve"> active</w:t>
-            </w:r>
             <w:r>
               <w:t>와</w:t>
             </w:r>
@@ -4781,6 +4803,138 @@
             </w:r>
             <w:r>
               <w:t>필요</w:t>
+            </w:r>
+            <w:r>
+              <w:rPr>
+                <w:color w:val="0000FF"/>
+              </w:rPr>
+              <w:t xml:space="preserve">. </w:t>
+            </w:r>
+            <w:r>
+              <w:rPr>
+                <w:color w:val="0000FF"/>
+              </w:rPr>
+              <w:t>소금총은</w:t>
+            </w:r>
+            <w:r>
+              <w:rPr>
+                <w:color w:val="0000FF"/>
+              </w:rPr>
+              <w:t xml:space="preserve"> </w:t>
+            </w:r>
+            <w:r>
+              <w:rPr>
+                <w:color w:val="0000FF"/>
+              </w:rPr>
+              <w:t>탄이</w:t>
+            </w:r>
+            <w:r>
+              <w:rPr>
+                <w:color w:val="0000FF"/>
+              </w:rPr>
+              <w:t xml:space="preserve"> </w:t>
+            </w:r>
+            <w:r>
+              <w:rPr>
+                <w:color w:val="0000FF"/>
+              </w:rPr>
+              <w:t>플레이어와</w:t>
+            </w:r>
+            <w:r>
+              <w:rPr>
+                <w:color w:val="0000FF"/>
+              </w:rPr>
+              <w:t xml:space="preserve"> </w:t>
+            </w:r>
+            <w:r>
+              <w:rPr>
+                <w:color w:val="0000FF"/>
+              </w:rPr>
+              <w:t>따로</w:t>
+            </w:r>
+            <w:r>
+              <w:rPr>
+                <w:color w:val="0000FF"/>
+              </w:rPr>
+              <w:t xml:space="preserve"> </w:t>
+            </w:r>
+            <w:r>
+              <w:rPr>
+                <w:color w:val="0000FF"/>
+              </w:rPr>
+              <w:t>날아가므로</w:t>
+            </w:r>
+            <w:r>
+              <w:rPr>
+                <w:color w:val="0000FF"/>
+              </w:rPr>
+              <w:t xml:space="preserve"> </w:t>
+            </w:r>
+            <w:r>
+              <w:rPr>
+                <w:color w:val="0000FF"/>
+              </w:rPr>
+              <w:t>탄</w:t>
+            </w:r>
+            <w:r>
+              <w:rPr>
+                <w:color w:val="0000FF"/>
+              </w:rPr>
+              <w:t xml:space="preserve"> </w:t>
+            </w:r>
+            <w:r>
+              <w:rPr>
+                <w:color w:val="0000FF"/>
+              </w:rPr>
+              <w:t>위치가</w:t>
+            </w:r>
+            <w:r>
+              <w:rPr>
+                <w:color w:val="0000FF"/>
+              </w:rPr>
+              <w:t xml:space="preserve"> </w:t>
+            </w:r>
+            <w:r>
+              <w:rPr>
+                <w:color w:val="0000FF"/>
+              </w:rPr>
+              <w:t>있어야</w:t>
+            </w:r>
+            <w:r>
+              <w:rPr>
+                <w:color w:val="0000FF"/>
+              </w:rPr>
+              <w:t xml:space="preserve"> </w:t>
+            </w:r>
+            <w:r>
+              <w:rPr>
+                <w:color w:val="0000FF"/>
+              </w:rPr>
+              <w:t>그릴</w:t>
+            </w:r>
+            <w:r>
+              <w:rPr>
+                <w:color w:val="0000FF"/>
+              </w:rPr>
+              <w:t xml:space="preserve"> </w:t>
+            </w:r>
+            <w:r>
+              <w:rPr>
+                <w:color w:val="0000FF"/>
+              </w:rPr>
+              <w:t>수</w:t>
+            </w:r>
+            <w:r>
+              <w:rPr>
+                <w:color w:val="0000FF"/>
+              </w:rPr>
+              <w:t xml:space="preserve"> </w:t>
+            </w:r>
+            <w:r>
+              <w:rPr>
+                <w:color w:val="0000FF"/>
+              </w:rPr>
+              <w:t>있다</w:t>
             </w:r>
           </w:p>
         </w:tc>
@@ -4791,11 +4945,9 @@
             <w:tcW w:w="1752" w:type="dxa"/>
           </w:tcPr>
           <w:p>
-            <w:proofErr w:type="spellStart"/>
             <w:r>
               <w:t>EnemyState</w:t>
             </w:r>
-            <w:proofErr w:type="spellEnd"/>
           </w:p>
         </w:tc>
         <w:tc>
@@ -4807,7 +4959,7 @@
               <w:rPr>
                 <w:color w:val="FF0000"/>
               </w:rPr>
-              <w:t>id(uint16), type(uint8), x, y(int16)</w:t>
+              <w:t>id, type, x, y</w:t>
             </w:r>
           </w:p>
         </w:tc>
@@ -4959,104 +5111,6 @@
                 <w:color w:val="FF0000"/>
               </w:rPr>
               <w:t>뺀다</w:t>
-            </w:r>
-            <w:r>
-              <w:rPr>
-                <w:color w:val="FF0000"/>
-              </w:rPr>
-              <w:t xml:space="preserve"> → </w:t>
-            </w:r>
-            <w:r>
-              <w:rPr>
-                <w:color w:val="FF0000"/>
-              </w:rPr>
-              <w:t>적</w:t>
-            </w:r>
-            <w:r>
-              <w:rPr>
-                <w:color w:val="FF0000"/>
-              </w:rPr>
-              <w:t xml:space="preserve"> 1</w:t>
-            </w:r>
-            <w:r>
-              <w:rPr>
-                <w:color w:val="FF0000"/>
-              </w:rPr>
-              <w:t>마리</w:t>
-            </w:r>
-            <w:r>
-              <w:rPr>
-                <w:color w:val="FF0000"/>
-              </w:rPr>
-              <w:t xml:space="preserve"> 7</w:t>
-            </w:r>
-            <w:r>
-              <w:rPr>
-                <w:color w:val="FF0000"/>
-              </w:rPr>
-              <w:t>바이트</w:t>
-            </w:r>
-            <w:r>
-              <w:rPr>
-                <w:color w:val="FF0000"/>
-              </w:rPr>
-              <w:t xml:space="preserve">. </w:t>
-            </w:r>
-            <w:proofErr w:type="spellStart"/>
-            <w:r>
-              <w:rPr>
-                <w:color w:val="FF0000"/>
-              </w:rPr>
-              <w:t>맵이</w:t>
-            </w:r>
-            <w:proofErr w:type="spellEnd"/>
-            <w:r>
-              <w:rPr>
-                <w:color w:val="FF0000"/>
-              </w:rPr>
-              <w:t xml:space="preserve"> 2400×2400</w:t>
-            </w:r>
-            <w:r>
-              <w:rPr>
-                <w:color w:val="FF0000"/>
-              </w:rPr>
-              <w:t>이라</w:t>
-            </w:r>
-            <w:r>
-              <w:rPr>
-                <w:color w:val="FF0000"/>
-              </w:rPr>
-              <w:t xml:space="preserve"> </w:t>
-            </w:r>
-            <w:r>
-              <w:rPr>
-                <w:color w:val="FF0000"/>
-              </w:rPr>
-              <w:t>좌표는</w:t>
-            </w:r>
-            <w:r>
-              <w:rPr>
-                <w:color w:val="FF0000"/>
-              </w:rPr>
-              <w:t xml:space="preserve"> int16</w:t>
-            </w:r>
-            <w:r>
-              <w:rPr>
-                <w:color w:val="FF0000"/>
-              </w:rPr>
-              <w:t>으로</w:t>
-            </w:r>
-            <w:r>
-              <w:rPr>
-                <w:color w:val="FF0000"/>
-              </w:rPr>
-              <w:t xml:space="preserve"> </w:t>
-            </w:r>
-            <w:r>
-              <w:rPr>
-                <w:color w:val="FF0000"/>
-              </w:rPr>
-              <w:t>충분</w:t>
             </w:r>
           </w:p>
         </w:tc>
@@ -5067,11 +5121,9 @@
             <w:tcW w:w="1752" w:type="dxa"/>
           </w:tcPr>
           <w:p>
-            <w:proofErr w:type="spellStart"/>
             <w:r>
               <w:t>BossState</w:t>
             </w:r>
-            <w:proofErr w:type="spellEnd"/>
           </w:p>
         </w:tc>
         <w:tc>
@@ -5080,15 +5132,7 @@
           </w:tcPr>
           <w:p>
             <w:r>
-              <w:t xml:space="preserve">type, x, y, hp, </w:t>
-            </w:r>
-            <w:proofErr w:type="spellStart"/>
-            <w:r>
-              <w:t>maxHp</w:t>
-            </w:r>
-            <w:proofErr w:type="spellEnd"/>
-            <w:r>
-              <w:t xml:space="preserve">, </w:t>
+              <w:t xml:space="preserve">type, x, y, hp, maxHp, </w:t>
             </w:r>
             <w:r>
               <w:t>광역</w:t>
@@ -5154,11 +5198,9 @@
             <w:tcW w:w="1752" w:type="dxa"/>
           </w:tcPr>
           <w:p>
-            <w:proofErr w:type="spellStart"/>
             <w:r>
               <w:t>BulletState</w:t>
             </w:r>
-            <w:proofErr w:type="spellEnd"/>
           </w:p>
         </w:tc>
         <w:tc>
@@ -5194,11 +5236,9 @@
             <w:tcW w:w="1752" w:type="dxa"/>
           </w:tcPr>
           <w:p>
-            <w:proofErr w:type="spellStart"/>
             <w:r>
               <w:t>GimmickState</w:t>
             </w:r>
-            <w:proofErr w:type="spellEnd"/>
           </w:p>
         </w:tc>
         <w:tc>
@@ -5228,19 +5268,15 @@
             <w:tcW w:w="3727" w:type="dxa"/>
           </w:tcPr>
           <w:p>
-            <w:proofErr w:type="spellStart"/>
             <w:r>
               <w:t>기믹</w:t>
             </w:r>
-            <w:proofErr w:type="spellEnd"/>
-            <w:r>
-              <w:t xml:space="preserve"> </w:t>
-            </w:r>
-            <w:proofErr w:type="spellStart"/>
+            <w:r>
+              <w:t xml:space="preserve"> </w:t>
+            </w:r>
             <w:r>
               <w:t>맵에서만</w:t>
             </w:r>
-            <w:proofErr w:type="spellEnd"/>
             <w:r>
               <w:t xml:space="preserve"> </w:t>
             </w:r>
@@ -5268,109 +5304,516 @@
         <w:t>것</w:t>
       </w:r>
       <w:r>
+        <w:t xml:space="preserve">: GifSprite, </w:t>
+      </w:r>
+      <w:r>
+        <w:t>카메라</w:t>
+      </w:r>
+      <w:r>
+        <w:t xml:space="preserve">, </w:t>
+      </w:r>
+      <w:r>
+        <w:t>마우스</w:t>
+      </w:r>
+      <w:r>
+        <w:t xml:space="preserve"> </w:t>
+      </w:r>
+      <w:r>
+        <w:t>화면</w:t>
+      </w:r>
+      <w:r>
+        <w:t xml:space="preserve"> </w:t>
+      </w:r>
+      <w:r>
+        <w:t>좌표</w:t>
+      </w:r>
+      <w:r>
+        <w:t xml:space="preserve">, UI </w:t>
+      </w:r>
+      <w:r>
+        <w:t>상태</w:t>
+      </w:r>
+      <w:r>
+        <w:t xml:space="preserve">. </w:t>
+      </w:r>
+      <w:r>
+        <w:t>서버에만</w:t>
+      </w:r>
+      <w:r>
+        <w:t xml:space="preserve"> </w:t>
+      </w:r>
+      <w:r>
+        <w:t>남는</w:t>
+      </w:r>
+      <w:r>
+        <w:t xml:space="preserve"> </w:t>
+      </w:r>
+      <w:r>
+        <w:t>것</w:t>
+      </w:r>
+      <w:r>
         <w:t xml:space="preserve">: </w:t>
       </w:r>
-      <w:proofErr w:type="spellStart"/>
-      <w:r>
-        <w:t>GifSprite</w:t>
-      </w:r>
-      <w:proofErr w:type="spellEnd"/>
+      <w:r>
+        <w:t>무기</w:t>
+      </w:r>
+      <w:r>
+        <w:t xml:space="preserve"> </w:t>
+      </w:r>
+      <w:r>
+        <w:t>쿨타임</w:t>
+      </w:r>
       <w:r>
         <w:t xml:space="preserve">, </w:t>
       </w:r>
       <w:r>
-        <w:t>카메라</w:t>
+        <w:t>보스</w:t>
+      </w:r>
+      <w:r>
+        <w:t xml:space="preserve"> </w:t>
+      </w:r>
+      <w:r>
+        <w:t>패턴</w:t>
+      </w:r>
+      <w:r>
+        <w:t xml:space="preserve"> </w:t>
+      </w:r>
+      <w:r>
+        <w:t>타이머</w:t>
       </w:r>
       <w:r>
         <w:t xml:space="preserve">, </w:t>
       </w:r>
       <w:r>
-        <w:t>마우스</w:t>
-      </w:r>
-      <w:r>
-        <w:t xml:space="preserve"> </w:t>
-      </w:r>
-      <w:r>
-        <w:t>화면</w:t>
-      </w:r>
-      <w:r>
-        <w:t xml:space="preserve"> </w:t>
-      </w:r>
-      <w:r>
-        <w:t>좌표</w:t>
-      </w:r>
-      <w:r>
-        <w:t xml:space="preserve">, UI </w:t>
-      </w:r>
-      <w:r>
+        <w:t>스폰</w:t>
+      </w:r>
+      <w:r>
+        <w:t xml:space="preserve"> </w:t>
+      </w:r>
+      <w:r>
+        <w:t>타이머</w:t>
+      </w:r>
+      <w:r>
+        <w:t>.</w:t>
+      </w:r>
+    </w:p>
+    <w:p>
+      <w:pPr>
+        <w:pStyle w:val="3"/>
+      </w:pPr>
+      <w:r>
+        <w:rPr>
+          <w:color w:val="0000FF"/>
+        </w:rPr>
         <w:t>상태</w:t>
       </w:r>
       <w:r>
+        <w:rPr>
+          <w:color w:val="0000FF"/>
+        </w:rPr>
+        <w:t xml:space="preserve"> </w:t>
+      </w:r>
+      <w:r>
+        <w:rPr>
+          <w:color w:val="0000FF"/>
+        </w:rPr>
+        <w:t>구조체</w:t>
+      </w:r>
+      <w:r>
+        <w:rPr>
+          <w:color w:val="0000FF"/>
+        </w:rPr>
+        <w:t xml:space="preserve"> (GameTypes.h)</w:t>
+      </w:r>
+    </w:p>
+    <w:p>
+      <w:r>
+        <w:rPr>
+          <w:color w:val="0000FF"/>
+        </w:rPr>
+        <w:t>스냅샷에</w:t>
+      </w:r>
+      <w:r>
+        <w:rPr>
+          <w:color w:val="0000FF"/>
+        </w:rPr>
+        <w:t xml:space="preserve"> </w:t>
+      </w:r>
+      <w:r>
+        <w:rPr>
+          <w:color w:val="0000FF"/>
+        </w:rPr>
+        <w:t>그대로</w:t>
+      </w:r>
+      <w:r>
+        <w:rPr>
+          <w:color w:val="0000FF"/>
+        </w:rPr>
+        <w:t xml:space="preserve"> </w:t>
+      </w:r>
+      <w:r>
+        <w:rPr>
+          <w:color w:val="0000FF"/>
+        </w:rPr>
+        <w:t>담기는</w:t>
+      </w:r>
+      <w:r>
+        <w:rPr>
+          <w:color w:val="0000FF"/>
+        </w:rPr>
+        <w:t xml:space="preserve"> </w:t>
+      </w:r>
+      <w:r>
+        <w:rPr>
+          <w:color w:val="0000FF"/>
+        </w:rPr>
+        <w:t>구조체라</w:t>
+      </w:r>
+      <w:r>
+        <w:rPr>
+          <w:color w:val="0000FF"/>
+        </w:rPr>
+        <w:t xml:space="preserve"> 1</w:t>
+      </w:r>
+      <w:r>
+        <w:rPr>
+          <w:color w:val="0000FF"/>
+        </w:rPr>
+        <w:t>바이트</w:t>
+      </w:r>
+      <w:r>
+        <w:rPr>
+          <w:color w:val="0000FF"/>
+        </w:rPr>
+        <w:t xml:space="preserve"> </w:t>
+      </w:r>
+      <w:r>
+        <w:rPr>
+          <w:color w:val="0000FF"/>
+        </w:rPr>
+        <w:t>정렬로</w:t>
+      </w:r>
+      <w:r>
+        <w:rPr>
+          <w:color w:val="0000FF"/>
+        </w:rPr>
+        <w:t xml:space="preserve"> </w:t>
+      </w:r>
+      <w:r>
+        <w:rPr>
+          <w:color w:val="0000FF"/>
+        </w:rPr>
+        <w:t>둔다</w:t>
+      </w:r>
+      <w:r>
+        <w:rPr>
+          <w:color w:val="0000FF"/>
+        </w:rPr>
         <w:t xml:space="preserve">. </w:t>
       </w:r>
       <w:r>
-        <w:t>서버에만</w:t>
-      </w:r>
-      <w:r>
-        <w:t xml:space="preserve"> </w:t>
-      </w:r>
-      <w:r>
-        <w:t>남는</w:t>
-      </w:r>
-      <w:r>
-        <w:t xml:space="preserve"> </w:t>
-      </w:r>
-      <w:r>
-        <w:t>것</w:t>
-      </w:r>
-      <w:r>
-        <w:t xml:space="preserve">: </w:t>
-      </w:r>
-      <w:r>
-        <w:t>무기</w:t>
-      </w:r>
-      <w:r>
-        <w:t xml:space="preserve"> </w:t>
-      </w:r>
-      <w:proofErr w:type="spellStart"/>
-      <w:r>
-        <w:t>쿨타임</w:t>
-      </w:r>
-      <w:proofErr w:type="spellEnd"/>
-      <w:r>
-        <w:t xml:space="preserve">, </w:t>
-      </w:r>
-      <w:r>
-        <w:t>보스</w:t>
-      </w:r>
-      <w:r>
-        <w:t xml:space="preserve"> </w:t>
-      </w:r>
-      <w:r>
-        <w:t>패턴</w:t>
-      </w:r>
-      <w:r>
-        <w:t xml:space="preserve"> </w:t>
-      </w:r>
-      <w:r>
-        <w:t>타이머</w:t>
-      </w:r>
-      <w:r>
-        <w:t xml:space="preserve">, </w:t>
-      </w:r>
-      <w:proofErr w:type="spellStart"/>
-      <w:r>
-        <w:t>스폰</w:t>
-      </w:r>
-      <w:proofErr w:type="spellEnd"/>
-      <w:r>
-        <w:t xml:space="preserve"> </w:t>
-      </w:r>
-      <w:r>
-        <w:t>타이머</w:t>
-      </w:r>
-      <w:r>
+        <w:rPr>
+          <w:color w:val="0000FF"/>
+        </w:rPr>
+        <w:t>필드</w:t>
+      </w:r>
+      <w:r>
+        <w:rPr>
+          <w:color w:val="0000FF"/>
+        </w:rPr>
+        <w:t xml:space="preserve"> </w:t>
+      </w:r>
+      <w:r>
+        <w:rPr>
+          <w:color w:val="0000FF"/>
+        </w:rPr>
+        <w:t>타입은</w:t>
+      </w:r>
+      <w:r>
+        <w:rPr>
+          <w:color w:val="0000FF"/>
+        </w:rPr>
+        <w:t xml:space="preserve"> </w:t>
+      </w:r>
+      <w:r>
+        <w:rPr>
+          <w:color w:val="0000FF"/>
+        </w:rPr>
+        <w:t>구현하면서</w:t>
+      </w:r>
+      <w:r>
+        <w:rPr>
+          <w:color w:val="0000FF"/>
+        </w:rPr>
+        <w:t xml:space="preserve"> </w:t>
+      </w:r>
+      <w:r>
+        <w:rPr>
+          <w:color w:val="0000FF"/>
+        </w:rPr>
+        <w:t>바뀔</w:t>
+      </w:r>
+      <w:r>
+        <w:rPr>
+          <w:color w:val="0000FF"/>
+        </w:rPr>
+        <w:t xml:space="preserve"> </w:t>
+      </w:r>
+      <w:r>
+        <w:rPr>
+          <w:color w:val="0000FF"/>
+        </w:rPr>
+        <w:t>수</w:t>
+      </w:r>
+      <w:r>
+        <w:rPr>
+          <w:color w:val="0000FF"/>
+        </w:rPr>
+        <w:t xml:space="preserve"> </w:t>
+      </w:r>
+      <w:r>
+        <w:rPr>
+          <w:color w:val="0000FF"/>
+        </w:rPr>
+        <w:t>있다</w:t>
+      </w:r>
+      <w:r>
+        <w:rPr>
+          <w:color w:val="0000FF"/>
+        </w:rPr>
         <w:t>.</w:t>
+      </w:r>
+    </w:p>
+    <w:p>
+      <w:pPr>
+        <w:pStyle w:val="Code"/>
+      </w:pPr>
+      <w:r>
+        <w:rPr>
+          <w:color w:val="0000FF"/>
+        </w:rPr>
+        <w:t>#pragma pack(push, 1)</w:t>
+      </w:r>
+    </w:p>
+    <w:p>
+      <w:pPr>
+        <w:pStyle w:val="Code"/>
+      </w:pPr>
+      <w:r>
+        <w:rPr>
+          <w:color w:val="0000FF"/>
+        </w:rPr>
+        <w:t>struct PlayerState {</w:t>
+      </w:r>
+    </w:p>
+    <w:p>
+      <w:pPr>
+        <w:pStyle w:val="Code"/>
+      </w:pPr>
+      <w:r>
+        <w:rPr>
+          <w:color w:val="0000FF"/>
+        </w:rPr>
+        <w:t xml:space="preserve">    uint8_t  id;</w:t>
+      </w:r>
+    </w:p>
+    <w:p>
+      <w:pPr>
+        <w:pStyle w:val="Code"/>
+      </w:pPr>
+      <w:r>
+        <w:rPr>
+          <w:color w:val="0000FF"/>
+        </w:rPr>
+        <w:t xml:space="preserve">    int16_t  x, y, hp;</w:t>
+      </w:r>
+    </w:p>
+    <w:p>
+      <w:pPr>
+        <w:pStyle w:val="Code"/>
+      </w:pPr>
+      <w:r>
+        <w:rPr>
+          <w:color w:val="0000FF"/>
+        </w:rPr>
+        <w:t xml:space="preserve">    uint8_t  level;</w:t>
+      </w:r>
+    </w:p>
+    <w:p>
+      <w:pPr>
+        <w:pStyle w:val="Code"/>
+      </w:pPr>
+      <w:r>
+        <w:rPr>
+          <w:color w:val="0000FF"/>
+        </w:rPr>
+        <w:t xml:space="preserve">    uint16_t killCount;</w:t>
+      </w:r>
+    </w:p>
+    <w:p>
+      <w:pPr>
+        <w:pStyle w:val="Code"/>
+      </w:pPr>
+      <w:r>
+        <w:rPr>
+          <w:color w:val="0000FF"/>
+        </w:rPr>
+        <w:t xml:space="preserve">    float    aimAngle;               // 파리채·에프킬라 방향</w:t>
+      </w:r>
+    </w:p>
+    <w:p>
+      <w:pPr>
+        <w:pStyle w:val="Code"/>
+      </w:pPr>
+      <w:r>
+        <w:rPr>
+          <w:color w:val="0000FF"/>
+        </w:rPr>
+        <w:t xml:space="preserve">    uint8_t  weaponLevel[5];</w:t>
+      </w:r>
+    </w:p>
+    <w:p>
+      <w:pPr>
+        <w:pStyle w:val="Code"/>
+      </w:pPr>
+      <w:r>
+        <w:rPr>
+          <w:color w:val="0000FF"/>
+        </w:rPr>
+        <w:t xml:space="preserve">    uint8_t  weaponActiveBits;       // bit i = 무기 i 이펙트 표시</w:t>
+      </w:r>
+    </w:p>
+    <w:p>
+      <w:pPr>
+        <w:pStyle w:val="Code"/>
+      </w:pPr>
+      <w:r>
+        <w:rPr>
+          <w:color w:val="0000FF"/>
+        </w:rPr>
+        <w:lastRenderedPageBreak/>
+        <w:t xml:space="preserve">    uint8_t  homingActive;           // 소금총 탄</w:t>
+      </w:r>
+    </w:p>
+    <w:p>
+      <w:pPr>
+        <w:pStyle w:val="Code"/>
+      </w:pPr>
+      <w:r>
+        <w:rPr>
+          <w:color w:val="0000FF"/>
+        </w:rPr>
+        <w:t xml:space="preserve">    int16_t  homingX, homingY;</w:t>
+      </w:r>
+    </w:p>
+    <w:p>
+      <w:pPr>
+        <w:pStyle w:val="Code"/>
+      </w:pPr>
+      <w:r>
+        <w:rPr>
+          <w:color w:val="0000FF"/>
+        </w:rPr>
+        <w:t>};</w:t>
+      </w:r>
+    </w:p>
+    <w:p>
+      <w:pPr>
+        <w:pStyle w:val="Code"/>
+      </w:pPr>
+      <w:r>
+        <w:rPr>
+          <w:color w:val="0000FF"/>
+        </w:rPr>
+        <w:t>struct EnemyState   { uint16_t id; uint8_t type; int16_t x, y; };</w:t>
+      </w:r>
+    </w:p>
+    <w:p>
+      <w:pPr>
+        <w:pStyle w:val="Code"/>
+      </w:pPr>
+      <w:r>
+        <w:rPr>
+          <w:color w:val="0000FF"/>
+        </w:rPr>
+        <w:t>struct BossState {</w:t>
+      </w:r>
+    </w:p>
+    <w:p>
+      <w:pPr>
+        <w:pStyle w:val="Code"/>
+      </w:pPr>
+      <w:r>
+        <w:rPr>
+          <w:color w:val="0000FF"/>
+        </w:rPr>
+        <w:t xml:space="preserve">    uint8_t  type;</w:t>
+      </w:r>
+    </w:p>
+    <w:p>
+      <w:pPr>
+        <w:pStyle w:val="Code"/>
+      </w:pPr>
+      <w:r>
+        <w:rPr>
+          <w:color w:val="0000FF"/>
+        </w:rPr>
+        <w:t xml:space="preserve">    int16_t  x, y, hp, maxHp;</w:t>
+      </w:r>
+    </w:p>
+    <w:p>
+      <w:pPr>
+        <w:pStyle w:val="Code"/>
+      </w:pPr>
+      <w:r>
+        <w:rPr>
+          <w:color w:val="0000FF"/>
+        </w:rPr>
+        <w:t xml:space="preserve">    uint8_t  aoeStep;                // 보스 3 광역 공격 단계</w:t>
+      </w:r>
+    </w:p>
+    <w:p>
+      <w:pPr>
+        <w:pStyle w:val="Code"/>
+      </w:pPr>
+      <w:r>
+        <w:rPr>
+          <w:color w:val="0000FF"/>
+        </w:rPr>
+        <w:t>};</w:t>
+      </w:r>
+    </w:p>
+    <w:p>
+      <w:pPr>
+        <w:pStyle w:val="Code"/>
+      </w:pPr>
+      <w:r>
+        <w:rPr>
+          <w:color w:val="0000FF"/>
+        </w:rPr>
+        <w:t>struct BulletState  { int16_t x, y; };</w:t>
+      </w:r>
+    </w:p>
+    <w:p>
+      <w:pPr>
+        <w:pStyle w:val="Code"/>
+      </w:pPr>
+      <w:r>
+        <w:rPr>
+          <w:color w:val="0000FF"/>
+        </w:rPr>
+        <w:t>struct GimmickState { uint8_t kind; int16_t x, y; int8_t dirX, dirY; };</w:t>
+      </w:r>
+    </w:p>
+    <w:p>
+      <w:pPr>
+        <w:pStyle w:val="Code"/>
+      </w:pPr>
+      <w:r>
+        <w:rPr>
+          <w:color w:val="0000FF"/>
+        </w:rPr>
+        <w:t>#pragma pack(pop)</w:t>
       </w:r>
     </w:p>
     <w:p>
@@ -5560,14 +6003,12 @@
         </w:rPr>
         <w:t xml:space="preserve"> </w:t>
       </w:r>
-      <w:proofErr w:type="spellStart"/>
       <w:r>
         <w:rPr>
           <w:color w:val="FF0000"/>
         </w:rPr>
         <w:t>틱</w:t>
       </w:r>
-      <w:proofErr w:type="spellEnd"/>
       <w:r>
         <w:rPr>
           <w:color w:val="FF0000"/>
@@ -5631,14 +6072,12 @@
         </w:rPr>
         <w:t xml:space="preserve"> ‘</w:t>
       </w:r>
-      <w:proofErr w:type="spellStart"/>
       <w:r>
         <w:rPr>
           <w:color w:val="FF0000"/>
         </w:rPr>
         <w:t>틱마다</w:t>
       </w:r>
-      <w:proofErr w:type="spellEnd"/>
       <w:r>
         <w:rPr>
           <w:color w:val="FF0000"/>
@@ -5693,14 +6132,12 @@
         </w:rPr>
         <w:t xml:space="preserve"> </w:t>
       </w:r>
-      <w:proofErr w:type="spellStart"/>
       <w:r>
         <w:rPr>
           <w:color w:val="FF0000"/>
         </w:rPr>
         <w:t>틱</w:t>
       </w:r>
-      <w:proofErr w:type="spellEnd"/>
       <w:r>
         <w:rPr>
           <w:color w:val="FF0000"/>
@@ -5755,14 +6192,12 @@
         </w:rPr>
         <w:t xml:space="preserve">. </w:t>
       </w:r>
-      <w:proofErr w:type="spellStart"/>
       <w:r>
         <w:rPr>
           <w:color w:val="FF0000"/>
         </w:rPr>
         <w:t>이동량은</w:t>
       </w:r>
-      <w:proofErr w:type="spellEnd"/>
       <w:r>
         <w:rPr>
           <w:color w:val="FF0000"/>
@@ -6147,15 +6582,12 @@
           <w:numId w:val="5"/>
         </w:numPr>
       </w:pPr>
-      <w:proofErr w:type="spellStart"/>
-      <w:r>
-        <w:rPr>
-          <w:color w:val="FF0000"/>
-        </w:rPr>
-        <w:lastRenderedPageBreak/>
+      <w:r>
+        <w:rPr>
+          <w:color w:val="FF0000"/>
+        </w:rPr>
         <w:t>홈매트</w:t>
       </w:r>
-      <w:proofErr w:type="spellEnd"/>
       <w:r>
         <w:rPr>
           <w:color w:val="FF0000"/>
@@ -6222,14 +6654,12 @@
         </w:rPr>
         <w:t xml:space="preserve"> </w:t>
       </w:r>
-      <w:proofErr w:type="spellStart"/>
       <w:r>
         <w:rPr>
           <w:color w:val="FF0000"/>
         </w:rPr>
         <w:t>틱</w:t>
       </w:r>
-      <w:proofErr w:type="spellEnd"/>
       <w:r>
         <w:rPr>
           <w:color w:val="FF0000"/>
@@ -6296,14 +6726,12 @@
         </w:rPr>
         <w:t xml:space="preserve"> </w:t>
       </w:r>
-      <w:proofErr w:type="spellStart"/>
       <w:r>
         <w:rPr>
           <w:color w:val="FF0000"/>
         </w:rPr>
         <w:t>틱</w:t>
       </w:r>
-      <w:proofErr w:type="spellEnd"/>
       <w:r>
         <w:rPr>
           <w:color w:val="FF0000"/>
@@ -6419,28 +6847,12 @@
       <w:r>
         <w:t xml:space="preserve"> </w:t>
       </w:r>
-      <w:proofErr w:type="gramStart"/>
       <w:r>
         <w:rPr>
           <w:rStyle w:val="CodeChar"/>
         </w:rPr>
-        <w:t>{ uint</w:t>
-      </w:r>
-      <w:proofErr w:type="gramEnd"/>
-      <w:r>
-        <w:rPr>
-          <w:rStyle w:val="CodeChar"/>
-        </w:rPr>
-        <w:t>16 size; uint8 type</w:t>
-      </w:r>
-      <w:proofErr w:type="gramStart"/>
-      <w:r>
-        <w:rPr>
-          <w:rStyle w:val="CodeChar"/>
-        </w:rPr>
-        <w:t>; }</w:t>
-      </w:r>
-      <w:proofErr w:type="gramEnd"/>
+        <w:t>{ uint16 size; uint8 type; }</w:t>
+      </w:r>
       <w:r>
         <w:t xml:space="preserve"> </w:t>
       </w:r>
@@ -6534,11 +6946,9 @@
       <w:r>
         <w:t xml:space="preserve"> </w:t>
       </w:r>
-      <w:proofErr w:type="spellStart"/>
       <w:r>
         <w:t>데이터그램</w:t>
       </w:r>
-      <w:proofErr w:type="spellEnd"/>
       <w:r>
         <w:t xml:space="preserve"> </w:t>
       </w:r>
@@ -6638,14 +7048,12 @@
         </w:rPr>
         <w:t>(</w:t>
       </w:r>
-      <w:proofErr w:type="spellStart"/>
       <w:r>
         <w:rPr>
           <w:color w:val="FF0000"/>
         </w:rPr>
         <w:t>엔디언</w:t>
       </w:r>
-      <w:proofErr w:type="spellEnd"/>
       <w:r>
         <w:rPr>
           <w:color w:val="FF0000"/>
@@ -7031,13 +7439,8 @@
             <w:tcW w:w="2451" w:type="dxa"/>
           </w:tcPr>
           <w:p>
-            <w:proofErr w:type="spellStart"/>
-            <w:r>
-              <w:t>playerId</w:t>
-            </w:r>
-            <w:proofErr w:type="spellEnd"/>
-            <w:r>
-              <w:t xml:space="preserve">(0/1), UDP </w:t>
+            <w:r>
+              <w:t xml:space="preserve">playerId(0/1), UDP </w:t>
             </w:r>
             <w:r>
               <w:t>등록용</w:t>
@@ -7106,13 +7509,8 @@
             <w:tcW w:w="2451" w:type="dxa"/>
           </w:tcPr>
           <w:p>
-            <w:proofErr w:type="spellStart"/>
-            <w:r>
-              <w:t>playerId</w:t>
-            </w:r>
-            <w:proofErr w:type="spellEnd"/>
-            <w:r>
-              <w:t>, token</w:t>
+            <w:r>
+              <w:t>playerId, token</w:t>
             </w:r>
           </w:p>
         </w:tc>
@@ -7155,6 +7553,7 @@
               <w:t xml:space="preserve"> </w:t>
             </w:r>
             <w:r>
+              <w:lastRenderedPageBreak/>
               <w:t>때까지</w:t>
             </w:r>
             <w:r>
@@ -7173,6 +7572,7 @@
           </w:tcPr>
           <w:p>
             <w:r>
+              <w:lastRenderedPageBreak/>
               <w:t>S2C_UDP_OK</w:t>
             </w:r>
           </w:p>
@@ -7230,11 +7630,9 @@
             <w:r>
               <w:t xml:space="preserve"> </w:t>
             </w:r>
-            <w:proofErr w:type="spellStart"/>
             <w:r>
               <w:t>클라의</w:t>
             </w:r>
-            <w:proofErr w:type="spellEnd"/>
             <w:r>
               <w:t xml:space="preserve"> UDP </w:t>
             </w:r>
@@ -7298,11 +7696,9 @@
             <w:tcW w:w="2451" w:type="dxa"/>
           </w:tcPr>
           <w:p>
-            <w:proofErr w:type="spellStart"/>
             <w:r>
               <w:t>mapId</w:t>
             </w:r>
-            <w:proofErr w:type="spellEnd"/>
           </w:p>
         </w:tc>
         <w:tc>
@@ -7319,11 +7715,9 @@
             <w:r>
               <w:t xml:space="preserve"> </w:t>
             </w:r>
-            <w:proofErr w:type="spellStart"/>
             <w:r>
               <w:t>맵을</w:t>
             </w:r>
-            <w:proofErr w:type="spellEnd"/>
             <w:r>
               <w:t xml:space="preserve"> </w:t>
             </w:r>
@@ -7387,13 +7781,8 @@
             <w:tcW w:w="2451" w:type="dxa"/>
           </w:tcPr>
           <w:p>
-            <w:proofErr w:type="spellStart"/>
-            <w:r>
-              <w:t>mapId</w:t>
-            </w:r>
-            <w:proofErr w:type="spellEnd"/>
-            <w:r>
-              <w:t xml:space="preserve">, </w:t>
+            <w:r>
+              <w:t xml:space="preserve">mapId, </w:t>
             </w:r>
             <w:r>
               <w:t>두</w:t>
@@ -7625,11 +8014,9 @@
             <w:r>
               <w:t>·</w:t>
             </w:r>
-            <w:proofErr w:type="spellStart"/>
             <w:r>
               <w:t>기믹</w:t>
             </w:r>
-            <w:proofErr w:type="spellEnd"/>
             <w:r>
               <w:t xml:space="preserve">, </w:t>
             </w:r>
@@ -7640,7 +8027,6 @@
               <w:t xml:space="preserve"> </w:t>
             </w:r>
             <w:r>
-              <w:lastRenderedPageBreak/>
               <w:t>배열</w:t>
             </w:r>
             <w:r>
@@ -7657,7 +8043,6 @@
           </w:tcPr>
           <w:p>
             <w:r>
-              <w:lastRenderedPageBreak/>
               <w:t>매</w:t>
             </w:r>
             <w:r>
@@ -7669,11 +8054,9 @@
             <w:r>
               <w:t xml:space="preserve"> </w:t>
             </w:r>
-            <w:proofErr w:type="spellStart"/>
             <w:r>
               <w:t>틱</w:t>
             </w:r>
-            <w:proofErr w:type="spellEnd"/>
           </w:p>
         </w:tc>
       </w:tr>
@@ -7744,11 +8127,9 @@
             <w:tcW w:w="2416" w:type="dxa"/>
           </w:tcPr>
           <w:p>
-            <w:proofErr w:type="spellStart"/>
             <w:r>
               <w:t>레벨업</w:t>
             </w:r>
-            <w:proofErr w:type="spellEnd"/>
             <w:r>
               <w:t xml:space="preserve"> </w:t>
             </w:r>
@@ -7988,16 +8369,11 @@
             <w:tcW w:w="2451" w:type="dxa"/>
           </w:tcPr>
           <w:p>
-            <w:proofErr w:type="gramStart"/>
             <w:r>
               <w:t>클리어</w:t>
             </w:r>
             <w:r>
-              <w:t xml:space="preserve"> /</w:t>
-            </w:r>
-            <w:proofErr w:type="gramEnd"/>
-            <w:r>
-              <w:t xml:space="preserve"> </w:t>
+              <w:t xml:space="preserve"> / </w:t>
             </w:r>
             <w:r>
               <w:t>게임</w:t>
@@ -8056,11 +8432,9 @@
       <w:r>
         <w:t xml:space="preserve"> </w:t>
       </w:r>
-      <w:proofErr w:type="spellStart"/>
       <w:r>
         <w:t>틱</w:t>
       </w:r>
-      <w:proofErr w:type="spellEnd"/>
       <w:r>
         <w:t xml:space="preserve"> </w:t>
       </w:r>
@@ -8407,6 +8781,7 @@
         <w:rPr>
           <w:color w:val="FF0000"/>
         </w:rPr>
+        <w:lastRenderedPageBreak/>
         <w:t>크기</w:t>
       </w:r>
       <w:r>
@@ -8479,67 +8854,7 @@
         <w:rPr>
           <w:color w:val="FF0000"/>
         </w:rPr>
-        <w:t>적을</w:t>
-      </w:r>
-      <w:r>
-        <w:rPr>
-          <w:color w:val="FF0000"/>
-        </w:rPr>
-        <w:t xml:space="preserve"> </w:t>
-      </w:r>
-      <w:r>
-        <w:rPr>
-          <w:color w:val="FF0000"/>
-        </w:rPr>
-        <w:t>최대</w:t>
-      </w:r>
-      <w:r>
-        <w:rPr>
-          <w:color w:val="FF0000"/>
-        </w:rPr>
-        <w:t xml:space="preserve"> 200</w:t>
-      </w:r>
-      <w:r>
-        <w:rPr>
-          <w:color w:val="FF0000"/>
-        </w:rPr>
-        <w:t>마리</w:t>
-      </w:r>
-      <w:r>
-        <w:rPr>
-          <w:color w:val="FF0000"/>
-        </w:rPr>
-        <w:t>, 1</w:t>
-      </w:r>
-      <w:r>
-        <w:rPr>
-          <w:color w:val="FF0000"/>
-        </w:rPr>
-        <w:t>마리</w:t>
-      </w:r>
-      <w:r>
-        <w:rPr>
-          <w:color w:val="FF0000"/>
-        </w:rPr>
-        <w:t xml:space="preserve"> 7</w:t>
-      </w:r>
-      <w:r>
-        <w:rPr>
-          <w:color w:val="FF0000"/>
-        </w:rPr>
-        <w:t>바이트로</w:t>
-      </w:r>
-      <w:r>
-        <w:rPr>
-          <w:color w:val="FF0000"/>
-        </w:rPr>
-        <w:t xml:space="preserve"> </w:t>
-      </w:r>
-      <w:r>
-        <w:rPr>
-          <w:color w:val="FF0000"/>
-        </w:rPr>
-        <w:t>잡으면</w:t>
+        <w:t>넘으면</w:t>
       </w:r>
       <w:r>
         <w:rPr>
@@ -8563,93 +8878,139 @@
         <w:rPr>
           <w:color w:val="FF0000"/>
         </w:rPr>
-        <w:t>배열만</w:t>
-      </w:r>
-      <w:r>
-        <w:rPr>
-          <w:color w:val="FF0000"/>
-        </w:rPr>
-        <w:t xml:space="preserve"> 1,400</w:t>
-      </w:r>
-      <w:r>
-        <w:rPr>
-          <w:color w:val="FF0000"/>
-        </w:rPr>
-        <w:t>바이트라</w:t>
-      </w:r>
-      <w:r>
-        <w:rPr>
-          <w:color w:val="FF0000"/>
-        </w:rPr>
-        <w:t xml:space="preserve"> </w:t>
-      </w:r>
-      <w:r>
-        <w:rPr>
-          <w:color w:val="FF0000"/>
-        </w:rPr>
-        <w:t>플레이어</w:t>
-      </w:r>
-      <w:r>
-        <w:rPr>
-          <w:color w:val="FF0000"/>
-        </w:rPr>
-        <w:t>·</w:t>
-      </w:r>
-      <w:r>
-        <w:rPr>
-          <w:color w:val="FF0000"/>
-        </w:rPr>
-        <w:t>보스</w:t>
-      </w:r>
-      <w:r>
-        <w:rPr>
-          <w:color w:val="FF0000"/>
-        </w:rPr>
-        <w:t>·</w:t>
-      </w:r>
-      <w:r>
-        <w:rPr>
-          <w:color w:val="FF0000"/>
-        </w:rPr>
-        <w:t>탄막</w:t>
-      </w:r>
-      <w:r>
-        <w:rPr>
-          <w:color w:val="FF0000"/>
-        </w:rPr>
-        <w:t>·</w:t>
-      </w:r>
-      <w:proofErr w:type="spellStart"/>
-      <w:r>
-        <w:rPr>
-          <w:color w:val="FF0000"/>
-        </w:rPr>
-        <w:t>기믹을</w:t>
-      </w:r>
-      <w:proofErr w:type="spellEnd"/>
-      <w:r>
-        <w:rPr>
-          <w:color w:val="FF0000"/>
-        </w:rPr>
-        <w:t xml:space="preserve"> </w:t>
-      </w:r>
-      <w:r>
-        <w:rPr>
-          <w:color w:val="FF0000"/>
-        </w:rPr>
-        <w:t>더해</w:t>
-      </w:r>
-      <w:r>
-        <w:rPr>
-          <w:color w:val="FF0000"/>
-        </w:rPr>
-        <w:t xml:space="preserve"> </w:t>
-      </w:r>
-      <w:r>
-        <w:rPr>
-          <w:color w:val="FF0000"/>
-        </w:rPr>
-        <w:t>보통</w:t>
+        <w:t>배열을</w:t>
+      </w:r>
+      <w:r>
+        <w:rPr>
+          <w:color w:val="FF0000"/>
+        </w:rPr>
+        <w:t xml:space="preserve"> </w:t>
+      </w:r>
+      <w:r>
+        <w:rPr>
+          <w:color w:val="FF0000"/>
+        </w:rPr>
+        <w:t>조각으로</w:t>
+      </w:r>
+      <w:r>
+        <w:rPr>
+          <w:color w:val="FF0000"/>
+        </w:rPr>
+        <w:t xml:space="preserve"> </w:t>
+      </w:r>
+      <w:r>
+        <w:rPr>
+          <w:color w:val="FF0000"/>
+        </w:rPr>
+        <w:t>나누고</w:t>
+      </w:r>
+      <w:r>
+        <w:rPr>
+          <w:color w:val="FF0000"/>
+        </w:rPr>
+        <w:t xml:space="preserve">, </w:t>
+      </w:r>
+      <w:r>
+        <w:rPr>
+          <w:color w:val="FF0000"/>
+        </w:rPr>
+        <w:t>각</w:t>
+      </w:r>
+      <w:r>
+        <w:rPr>
+          <w:color w:val="FF0000"/>
+        </w:rPr>
+        <w:t xml:space="preserve"> </w:t>
+      </w:r>
+      <w:r>
+        <w:rPr>
+          <w:color w:val="FF0000"/>
+        </w:rPr>
+        <w:t>조각에</w:t>
+      </w:r>
+      <w:r>
+        <w:rPr>
+          <w:color w:val="FF0000"/>
+        </w:rPr>
+        <w:t xml:space="preserve"> tick</w:t>
+      </w:r>
+      <w:r>
+        <w:rPr>
+          <w:color w:val="FF0000"/>
+        </w:rPr>
+        <w:t>과</w:t>
+      </w:r>
+      <w:r>
+        <w:rPr>
+          <w:color w:val="FF0000"/>
+        </w:rPr>
+        <w:t xml:space="preserve"> </w:t>
+      </w:r>
+      <w:r>
+        <w:rPr>
+          <w:color w:val="FF0000"/>
+        </w:rPr>
+        <w:t>그</w:t>
+      </w:r>
+      <w:r>
+        <w:rPr>
+          <w:color w:val="FF0000"/>
+        </w:rPr>
+        <w:t xml:space="preserve"> </w:t>
+      </w:r>
+      <w:r>
+        <w:rPr>
+          <w:color w:val="FF0000"/>
+        </w:rPr>
+        <w:t>조각에</w:t>
+      </w:r>
+      <w:r>
+        <w:rPr>
+          <w:color w:val="FF0000"/>
+        </w:rPr>
+        <w:t xml:space="preserve"> </w:t>
+      </w:r>
+      <w:r>
+        <w:rPr>
+          <w:color w:val="FF0000"/>
+        </w:rPr>
+        <w:t>든</w:t>
+      </w:r>
+      <w:r>
+        <w:rPr>
+          <w:color w:val="FF0000"/>
+        </w:rPr>
+        <w:t xml:space="preserve"> </w:t>
+      </w:r>
+      <w:r>
+        <w:rPr>
+          <w:color w:val="FF0000"/>
+        </w:rPr>
+        <w:t>적</w:t>
+      </w:r>
+      <w:r>
+        <w:rPr>
+          <w:color w:val="FF0000"/>
+        </w:rPr>
+        <w:t xml:space="preserve"> </w:t>
+      </w:r>
+      <w:r>
+        <w:rPr>
+          <w:color w:val="FF0000"/>
+        </w:rPr>
+        <w:t>목록을</w:t>
+      </w:r>
+      <w:r>
+        <w:rPr>
+          <w:color w:val="FF0000"/>
+        </w:rPr>
+        <w:t xml:space="preserve"> </w:t>
+      </w:r>
+      <w:r>
+        <w:rPr>
+          <w:color w:val="FF0000"/>
+        </w:rPr>
+        <w:t>담아</w:t>
       </w:r>
       <w:r>
         <w:rPr>
@@ -8667,49 +9028,181 @@
         <w:rPr>
           <w:color w:val="FF0000"/>
         </w:rPr>
-        <w:t xml:space="preserve"> 2~3</w:t>
-      </w:r>
-      <w:r>
-        <w:rPr>
-          <w:color w:val="FF0000"/>
-        </w:rPr>
-        <w:t>개가</w:t>
-      </w:r>
-      <w:r>
-        <w:rPr>
-          <w:color w:val="FF0000"/>
-        </w:rPr>
-        <w:t xml:space="preserve"> </w:t>
-      </w:r>
-      <w:r>
-        <w:rPr>
-          <w:color w:val="FF0000"/>
-        </w:rPr>
-        <w:t>된다</w:t>
-      </w:r>
-      <w:r>
-        <w:rPr>
-          <w:color w:val="FF0000"/>
-        </w:rPr>
-        <w:t xml:space="preserve">. </w:t>
-      </w:r>
-      <w:r>
-        <w:rPr>
-          <w:color w:val="FF0000"/>
-        </w:rPr>
-        <w:t>각</w:t>
-      </w:r>
-      <w:r>
-        <w:rPr>
-          <w:color w:val="FF0000"/>
-        </w:rPr>
-        <w:t xml:space="preserve"> </w:t>
-      </w:r>
-      <w:r>
-        <w:rPr>
-          <w:color w:val="FF0000"/>
-        </w:rPr>
-        <w:t>조각에</w:t>
+        <w:t xml:space="preserve"> </w:t>
+      </w:r>
+      <w:r>
+        <w:rPr>
+          <w:color w:val="FF0000"/>
+        </w:rPr>
+        <w:t>하나만</w:t>
+      </w:r>
+      <w:r>
+        <w:rPr>
+          <w:color w:val="FF0000"/>
+        </w:rPr>
+        <w:t xml:space="preserve"> </w:t>
+      </w:r>
+      <w:r>
+        <w:rPr>
+          <w:color w:val="FF0000"/>
+        </w:rPr>
+        <w:t>와도</w:t>
+      </w:r>
+      <w:r>
+        <w:rPr>
+          <w:color w:val="FF0000"/>
+        </w:rPr>
+        <w:t xml:space="preserve"> </w:t>
+      </w:r>
+      <w:r>
+        <w:rPr>
+          <w:color w:val="FF0000"/>
+        </w:rPr>
+        <w:t>바로</w:t>
+      </w:r>
+      <w:r>
+        <w:rPr>
+          <w:color w:val="FF0000"/>
+        </w:rPr>
+        <w:t xml:space="preserve"> </w:t>
+      </w:r>
+      <w:r>
+        <w:rPr>
+          <w:color w:val="FF0000"/>
+        </w:rPr>
+        <w:t>반영한다</w:t>
+      </w:r>
+      <w:r>
+        <w:rPr>
+          <w:color w:val="FF0000"/>
+        </w:rPr>
+        <w:t>(</w:t>
+      </w:r>
+      <w:r>
+        <w:rPr>
+          <w:color w:val="FF0000"/>
+        </w:rPr>
+        <w:t>같은</w:t>
+      </w:r>
+      <w:r>
+        <w:rPr>
+          <w:color w:val="FF0000"/>
+        </w:rPr>
+        <w:t xml:space="preserve"> tick </w:t>
+      </w:r>
+      <w:r>
+        <w:rPr>
+          <w:color w:val="FF0000"/>
+        </w:rPr>
+        <w:t>조각을</w:t>
+      </w:r>
+      <w:r>
+        <w:rPr>
+          <w:color w:val="FF0000"/>
+        </w:rPr>
+        <w:t xml:space="preserve"> </w:t>
+      </w:r>
+      <w:r>
+        <w:rPr>
+          <w:color w:val="FF0000"/>
+        </w:rPr>
+        <w:t>다</w:t>
+      </w:r>
+      <w:r>
+        <w:rPr>
+          <w:color w:val="FF0000"/>
+        </w:rPr>
+        <w:t xml:space="preserve"> </w:t>
+      </w:r>
+      <w:r>
+        <w:rPr>
+          <w:color w:val="FF0000"/>
+        </w:rPr>
+        <w:t>모을</w:t>
+      </w:r>
+      <w:r>
+        <w:rPr>
+          <w:color w:val="FF0000"/>
+        </w:rPr>
+        <w:t xml:space="preserve"> </w:t>
+      </w:r>
+      <w:r>
+        <w:rPr>
+          <w:color w:val="FF0000"/>
+        </w:rPr>
+        <w:t>때까지</w:t>
+      </w:r>
+      <w:r>
+        <w:rPr>
+          <w:color w:val="FF0000"/>
+        </w:rPr>
+        <w:t xml:space="preserve"> </w:t>
+      </w:r>
+      <w:r>
+        <w:rPr>
+          <w:color w:val="FF0000"/>
+        </w:rPr>
+        <w:t>기다리지</w:t>
+      </w:r>
+      <w:r>
+        <w:rPr>
+          <w:color w:val="FF0000"/>
+        </w:rPr>
+        <w:t xml:space="preserve"> </w:t>
+      </w:r>
+      <w:r>
+        <w:rPr>
+          <w:color w:val="FF0000"/>
+        </w:rPr>
+        <w:t>않는다</w:t>
+      </w:r>
+      <w:r>
+        <w:rPr>
+          <w:color w:val="FF0000"/>
+        </w:rPr>
+        <w:t xml:space="preserve">). </w:t>
+      </w:r>
+      <w:r>
+        <w:rPr>
+          <w:color w:val="FF0000"/>
+        </w:rPr>
+        <w:t>조각</w:t>
+      </w:r>
+      <w:r>
+        <w:rPr>
+          <w:color w:val="FF0000"/>
+        </w:rPr>
+        <w:t xml:space="preserve"> </w:t>
+      </w:r>
+      <w:r>
+        <w:rPr>
+          <w:color w:val="FF0000"/>
+        </w:rPr>
+        <w:t>번호별로</w:t>
+      </w:r>
+      <w:r>
+        <w:rPr>
+          <w:color w:val="FF0000"/>
+        </w:rPr>
+        <w:t xml:space="preserve"> </w:t>
+      </w:r>
+      <w:r>
+        <w:rPr>
+          <w:color w:val="FF0000"/>
+        </w:rPr>
+        <w:t>이미</w:t>
+      </w:r>
+      <w:r>
+        <w:rPr>
+          <w:color w:val="FF0000"/>
+        </w:rPr>
+        <w:t xml:space="preserve"> </w:t>
+      </w:r>
+      <w:r>
+        <w:rPr>
+          <w:color w:val="FF0000"/>
+        </w:rPr>
+        <w:t>반영한</w:t>
       </w:r>
       <w:r>
         <w:rPr>
@@ -8721,282 +9214,6 @@
         <w:rPr>
           <w:color w:val="FF0000"/>
         </w:rPr>
-        <w:t>과</w:t>
-      </w:r>
-      <w:r>
-        <w:rPr>
-          <w:color w:val="FF0000"/>
-        </w:rPr>
-        <w:t xml:space="preserve"> </w:t>
-      </w:r>
-      <w:r>
-        <w:rPr>
-          <w:color w:val="FF0000"/>
-        </w:rPr>
-        <w:t>그</w:t>
-      </w:r>
-      <w:r>
-        <w:rPr>
-          <w:color w:val="FF0000"/>
-        </w:rPr>
-        <w:t xml:space="preserve"> </w:t>
-      </w:r>
-      <w:r>
-        <w:rPr>
-          <w:color w:val="FF0000"/>
-        </w:rPr>
-        <w:t>조각에</w:t>
-      </w:r>
-      <w:r>
-        <w:rPr>
-          <w:color w:val="FF0000"/>
-        </w:rPr>
-        <w:t xml:space="preserve"> </w:t>
-      </w:r>
-      <w:r>
-        <w:rPr>
-          <w:color w:val="FF0000"/>
-        </w:rPr>
-        <w:t>든</w:t>
-      </w:r>
-      <w:r>
-        <w:rPr>
-          <w:color w:val="FF0000"/>
-        </w:rPr>
-        <w:t xml:space="preserve"> </w:t>
-      </w:r>
-      <w:r>
-        <w:rPr>
-          <w:color w:val="FF0000"/>
-        </w:rPr>
-        <w:t>적</w:t>
-      </w:r>
-      <w:r>
-        <w:rPr>
-          <w:color w:val="FF0000"/>
-        </w:rPr>
-        <w:t xml:space="preserve"> </w:t>
-      </w:r>
-      <w:r>
-        <w:rPr>
-          <w:color w:val="FF0000"/>
-        </w:rPr>
-        <w:t>목록을</w:t>
-      </w:r>
-      <w:r>
-        <w:rPr>
-          <w:color w:val="FF0000"/>
-        </w:rPr>
-        <w:t xml:space="preserve"> </w:t>
-      </w:r>
-      <w:r>
-        <w:rPr>
-          <w:color w:val="FF0000"/>
-        </w:rPr>
-        <w:t>담아</w:t>
-      </w:r>
-      <w:r>
-        <w:rPr>
-          <w:color w:val="FF0000"/>
-        </w:rPr>
-        <w:t xml:space="preserve"> </w:t>
-      </w:r>
-      <w:r>
-        <w:rPr>
-          <w:color w:val="FF0000"/>
-        </w:rPr>
-        <w:t>조각</w:t>
-      </w:r>
-      <w:r>
-        <w:rPr>
-          <w:color w:val="FF0000"/>
-        </w:rPr>
-        <w:t xml:space="preserve"> </w:t>
-      </w:r>
-      <w:r>
-        <w:rPr>
-          <w:color w:val="FF0000"/>
-        </w:rPr>
-        <w:t>하나만</w:t>
-      </w:r>
-      <w:r>
-        <w:rPr>
-          <w:color w:val="FF0000"/>
-        </w:rPr>
-        <w:t xml:space="preserve"> </w:t>
-      </w:r>
-      <w:r>
-        <w:rPr>
-          <w:color w:val="FF0000"/>
-        </w:rPr>
-        <w:t>와도</w:t>
-      </w:r>
-      <w:r>
-        <w:rPr>
-          <w:color w:val="FF0000"/>
-        </w:rPr>
-        <w:t xml:space="preserve"> </w:t>
-      </w:r>
-      <w:r>
-        <w:rPr>
-          <w:color w:val="FF0000"/>
-        </w:rPr>
-        <w:t>바로</w:t>
-      </w:r>
-      <w:r>
-        <w:rPr>
-          <w:color w:val="FF0000"/>
-        </w:rPr>
-        <w:t xml:space="preserve"> </w:t>
-      </w:r>
-      <w:r>
-        <w:rPr>
-          <w:color w:val="FF0000"/>
-        </w:rPr>
-        <w:t>반영한다</w:t>
-      </w:r>
-      <w:r>
-        <w:rPr>
-          <w:color w:val="FF0000"/>
-        </w:rPr>
-        <w:t>(</w:t>
-      </w:r>
-      <w:r>
-        <w:rPr>
-          <w:color w:val="FF0000"/>
-        </w:rPr>
-        <w:t>같은</w:t>
-      </w:r>
-      <w:r>
-        <w:rPr>
-          <w:color w:val="FF0000"/>
-        </w:rPr>
-        <w:t xml:space="preserve"> tick </w:t>
-      </w:r>
-      <w:r>
-        <w:rPr>
-          <w:color w:val="FF0000"/>
-        </w:rPr>
-        <w:t>조각을</w:t>
-      </w:r>
-      <w:r>
-        <w:rPr>
-          <w:color w:val="FF0000"/>
-        </w:rPr>
-        <w:t xml:space="preserve"> </w:t>
-      </w:r>
-      <w:r>
-        <w:rPr>
-          <w:color w:val="FF0000"/>
-        </w:rPr>
-        <w:t>다</w:t>
-      </w:r>
-      <w:r>
-        <w:rPr>
-          <w:color w:val="FF0000"/>
-        </w:rPr>
-        <w:t xml:space="preserve"> </w:t>
-      </w:r>
-      <w:r>
-        <w:rPr>
-          <w:color w:val="FF0000"/>
-        </w:rPr>
-        <w:t>모을</w:t>
-      </w:r>
-      <w:r>
-        <w:rPr>
-          <w:color w:val="FF0000"/>
-        </w:rPr>
-        <w:t xml:space="preserve"> </w:t>
-      </w:r>
-      <w:r>
-        <w:rPr>
-          <w:color w:val="FF0000"/>
-        </w:rPr>
-        <w:t>때까지</w:t>
-      </w:r>
-      <w:r>
-        <w:rPr>
-          <w:color w:val="FF0000"/>
-        </w:rPr>
-        <w:t xml:space="preserve"> </w:t>
-      </w:r>
-      <w:r>
-        <w:rPr>
-          <w:color w:val="FF0000"/>
-        </w:rPr>
-        <w:t>기다리지</w:t>
-      </w:r>
-      <w:r>
-        <w:rPr>
-          <w:color w:val="FF0000"/>
-        </w:rPr>
-        <w:t xml:space="preserve"> </w:t>
-      </w:r>
-      <w:r>
-        <w:rPr>
-          <w:color w:val="FF0000"/>
-        </w:rPr>
-        <w:t>않는다</w:t>
-      </w:r>
-      <w:r>
-        <w:rPr>
-          <w:color w:val="FF0000"/>
-        </w:rPr>
-        <w:t xml:space="preserve">). </w:t>
-      </w:r>
-      <w:r>
-        <w:rPr>
-          <w:color w:val="FF0000"/>
-        </w:rPr>
-        <w:t>조각</w:t>
-      </w:r>
-      <w:r>
-        <w:rPr>
-          <w:color w:val="FF0000"/>
-        </w:rPr>
-        <w:t xml:space="preserve"> </w:t>
-      </w:r>
-      <w:r>
-        <w:rPr>
-          <w:color w:val="FF0000"/>
-        </w:rPr>
-        <w:t>번호별로</w:t>
-      </w:r>
-      <w:r>
-        <w:rPr>
-          <w:color w:val="FF0000"/>
-        </w:rPr>
-        <w:t xml:space="preserve"> </w:t>
-      </w:r>
-      <w:r>
-        <w:rPr>
-          <w:color w:val="FF0000"/>
-        </w:rPr>
-        <w:t>이미</w:t>
-      </w:r>
-      <w:r>
-        <w:rPr>
-          <w:color w:val="FF0000"/>
-        </w:rPr>
-        <w:t xml:space="preserve"> </w:t>
-      </w:r>
-      <w:r>
-        <w:rPr>
-          <w:color w:val="FF0000"/>
-        </w:rPr>
-        <w:t>반영한</w:t>
-      </w:r>
-      <w:r>
-        <w:rPr>
-          <w:color w:val="FF0000"/>
-        </w:rPr>
-        <w:t xml:space="preserve"> tick</w:t>
-      </w:r>
-      <w:r>
-        <w:rPr>
-          <w:color w:val="FF0000"/>
-        </w:rPr>
         <w:t>보다</w:t>
       </w:r>
       <w:r>
@@ -9034,116 +9251,6 @@
           <w:color w:val="FF0000"/>
         </w:rPr>
         <w:t>버린다</w:t>
-      </w:r>
-      <w:r>
-        <w:rPr>
-          <w:color w:val="FF0000"/>
-        </w:rPr>
-        <w:t xml:space="preserve">. </w:t>
-      </w:r>
-      <w:r>
-        <w:rPr>
-          <w:color w:val="FF0000"/>
-        </w:rPr>
-        <w:t>대역폭은</w:t>
-      </w:r>
-      <w:r>
-        <w:rPr>
-          <w:color w:val="FF0000"/>
-        </w:rPr>
-        <w:t xml:space="preserve"> 1,400</w:t>
-      </w:r>
-      <w:r>
-        <w:rPr>
-          <w:color w:val="FF0000"/>
-        </w:rPr>
-        <w:t>바이트</w:t>
-      </w:r>
-      <w:r>
-        <w:rPr>
-          <w:color w:val="FF0000"/>
-        </w:rPr>
-        <w:t xml:space="preserve"> × 3</w:t>
-      </w:r>
-      <w:r>
-        <w:rPr>
-          <w:color w:val="FF0000"/>
-        </w:rPr>
-        <w:t>조각</w:t>
-      </w:r>
-      <w:r>
-        <w:rPr>
-          <w:color w:val="FF0000"/>
-        </w:rPr>
-        <w:t xml:space="preserve"> × 30</w:t>
-      </w:r>
-      <w:r>
-        <w:rPr>
-          <w:color w:val="FF0000"/>
-        </w:rPr>
-        <w:t>틱</w:t>
-      </w:r>
-      <w:r>
-        <w:rPr>
-          <w:color w:val="FF0000"/>
-        </w:rPr>
-        <w:t xml:space="preserve"> ≈ </w:t>
-      </w:r>
-      <w:proofErr w:type="spellStart"/>
-      <w:r>
-        <w:rPr>
-          <w:color w:val="FF0000"/>
-        </w:rPr>
-        <w:t>클라당</w:t>
-      </w:r>
-      <w:proofErr w:type="spellEnd"/>
-      <w:r>
-        <w:rPr>
-          <w:color w:val="FF0000"/>
-        </w:rPr>
-        <w:t xml:space="preserve"> </w:t>
-      </w:r>
-      <w:r>
-        <w:rPr>
-          <w:color w:val="FF0000"/>
-        </w:rPr>
-        <w:t>초당</w:t>
-      </w:r>
-      <w:r>
-        <w:rPr>
-          <w:color w:val="FF0000"/>
-        </w:rPr>
-        <w:t xml:space="preserve"> 126KB</w:t>
-      </w:r>
-      <w:r>
-        <w:rPr>
-          <w:color w:val="FF0000"/>
-        </w:rPr>
-        <w:t>로</w:t>
-      </w:r>
-      <w:r>
-        <w:rPr>
-          <w:color w:val="FF0000"/>
-        </w:rPr>
-        <w:t xml:space="preserve"> LAN</w:t>
-      </w:r>
-      <w:r>
-        <w:rPr>
-          <w:color w:val="FF0000"/>
-        </w:rPr>
-        <w:t>에서</w:t>
-      </w:r>
-      <w:r>
-        <w:rPr>
-          <w:color w:val="FF0000"/>
-        </w:rPr>
-        <w:t xml:space="preserve"> </w:t>
-      </w:r>
-      <w:r>
-        <w:rPr>
-          <w:color w:val="FF0000"/>
-        </w:rPr>
-        <w:t>충분하다</w:t>
       </w:r>
       <w:r>
         <w:rPr>
@@ -9248,15 +9355,7 @@
         <w:t>서버가</w:t>
       </w:r>
       <w:r>
-        <w:t xml:space="preserve"> </w:t>
-      </w:r>
-      <w:proofErr w:type="spellStart"/>
-      <w:r>
-        <w:t>recvfrom</w:t>
-      </w:r>
-      <w:proofErr w:type="spellEnd"/>
-      <w:r>
-        <w:t xml:space="preserve"> </w:t>
+        <w:t xml:space="preserve"> recvfrom </w:t>
       </w:r>
       <w:r>
         <w:t>주소를</w:t>
@@ -9342,7 +9441,1074 @@
         <w:pStyle w:val="3"/>
       </w:pPr>
       <w:r>
+        <w:rPr>
+          <w:color w:val="0000FF"/>
+        </w:rPr>
+        <w:t>패킷</w:t>
+      </w:r>
+      <w:r>
+        <w:rPr>
+          <w:color w:val="0000FF"/>
+        </w:rPr>
+        <w:t xml:space="preserve"> </w:t>
+      </w:r>
+      <w:r>
+        <w:rPr>
+          <w:color w:val="0000FF"/>
+        </w:rPr>
+        <w:t>구조체</w:t>
+      </w:r>
+      <w:r>
+        <w:rPr>
+          <w:color w:val="0000FF"/>
+        </w:rPr>
+        <w:t xml:space="preserve"> (Protocol.h)</w:t>
+      </w:r>
+    </w:p>
+    <w:p>
+      <w:r>
+        <w:rPr>
+          <w:color w:val="0000FF"/>
+        </w:rPr>
+        <w:t>위</w:t>
+      </w:r>
+      <w:r>
+        <w:rPr>
+          <w:color w:val="0000FF"/>
+        </w:rPr>
+        <w:t xml:space="preserve"> </w:t>
+      </w:r>
+      <w:r>
+        <w:rPr>
+          <w:color w:val="0000FF"/>
+        </w:rPr>
+        <w:t>패킷</w:t>
+      </w:r>
+      <w:r>
+        <w:rPr>
+          <w:color w:val="0000FF"/>
+        </w:rPr>
+        <w:t xml:space="preserve"> </w:t>
+      </w:r>
+      <w:r>
+        <w:rPr>
+          <w:color w:val="0000FF"/>
+        </w:rPr>
+        <w:t>표를</w:t>
+      </w:r>
+      <w:r>
+        <w:rPr>
+          <w:color w:val="0000FF"/>
+        </w:rPr>
+        <w:t xml:space="preserve"> </w:t>
+      </w:r>
+      <w:r>
+        <w:rPr>
+          <w:color w:val="0000FF"/>
+        </w:rPr>
+        <w:t>그대로</w:t>
+      </w:r>
+      <w:r>
+        <w:rPr>
+          <w:color w:val="0000FF"/>
+        </w:rPr>
+        <w:t xml:space="preserve"> </w:t>
+      </w:r>
+      <w:r>
+        <w:rPr>
+          <w:color w:val="0000FF"/>
+        </w:rPr>
+        <w:t>옮긴</w:t>
+      </w:r>
+      <w:r>
+        <w:rPr>
+          <w:color w:val="0000FF"/>
+        </w:rPr>
+        <w:t xml:space="preserve"> </w:t>
+      </w:r>
+      <w:r>
+        <w:rPr>
+          <w:color w:val="0000FF"/>
+        </w:rPr>
+        <w:t>정의다</w:t>
+      </w:r>
+      <w:r>
+        <w:rPr>
+          <w:color w:val="0000FF"/>
+        </w:rPr>
+        <w:t xml:space="preserve">. </w:t>
+      </w:r>
+      <w:r>
+        <w:rPr>
+          <w:color w:val="0000FF"/>
+        </w:rPr>
+        <w:t>모든</w:t>
+      </w:r>
+      <w:r>
+        <w:rPr>
+          <w:color w:val="0000FF"/>
+        </w:rPr>
+        <w:t xml:space="preserve"> </w:t>
+      </w:r>
+      <w:r>
+        <w:rPr>
+          <w:color w:val="0000FF"/>
+        </w:rPr>
+        <w:t>패킷은</w:t>
+      </w:r>
+      <w:r>
+        <w:rPr>
+          <w:color w:val="0000FF"/>
+        </w:rPr>
+        <w:t xml:space="preserve"> PacketHeader</w:t>
+      </w:r>
+      <w:r>
+        <w:rPr>
+          <w:color w:val="0000FF"/>
+        </w:rPr>
+        <w:t>로</w:t>
+      </w:r>
+      <w:r>
+        <w:rPr>
+          <w:color w:val="0000FF"/>
+        </w:rPr>
+        <w:t xml:space="preserve"> </w:t>
+      </w:r>
+      <w:r>
+        <w:rPr>
+          <w:color w:val="0000FF"/>
+        </w:rPr>
+        <w:t>시작하고</w:t>
+      </w:r>
+      <w:r>
+        <w:rPr>
+          <w:color w:val="0000FF"/>
+        </w:rPr>
+        <w:t>, size</w:t>
+      </w:r>
+      <w:r>
+        <w:rPr>
+          <w:color w:val="0000FF"/>
+        </w:rPr>
+        <w:t>에는</w:t>
+      </w:r>
+      <w:r>
+        <w:rPr>
+          <w:color w:val="0000FF"/>
+        </w:rPr>
+        <w:t xml:space="preserve"> </w:t>
+      </w:r>
+      <w:r>
+        <w:rPr>
+          <w:color w:val="0000FF"/>
+        </w:rPr>
+        <w:t>헤더를</w:t>
+      </w:r>
+      <w:r>
+        <w:rPr>
+          <w:color w:val="0000FF"/>
+        </w:rPr>
+        <w:t xml:space="preserve"> </w:t>
+      </w:r>
+      <w:r>
+        <w:rPr>
+          <w:color w:val="0000FF"/>
+        </w:rPr>
+        <w:t>포함한</w:t>
+      </w:r>
+      <w:r>
+        <w:rPr>
+          <w:color w:val="0000FF"/>
+        </w:rPr>
+        <w:t xml:space="preserve"> </w:t>
+      </w:r>
+      <w:r>
+        <w:rPr>
+          <w:color w:val="0000FF"/>
+        </w:rPr>
+        <w:t>전체</w:t>
+      </w:r>
+      <w:r>
+        <w:rPr>
+          <w:color w:val="0000FF"/>
+        </w:rPr>
+        <w:t xml:space="preserve"> </w:t>
+      </w:r>
+      <w:r>
+        <w:rPr>
+          <w:color w:val="0000FF"/>
+        </w:rPr>
+        <w:t>바이트</w:t>
+      </w:r>
+      <w:r>
+        <w:rPr>
+          <w:color w:val="0000FF"/>
+        </w:rPr>
+        <w:t xml:space="preserve"> </w:t>
+      </w:r>
+      <w:r>
+        <w:rPr>
+          <w:color w:val="0000FF"/>
+        </w:rPr>
+        <w:t>수를</w:t>
+      </w:r>
+      <w:r>
+        <w:rPr>
+          <w:color w:val="0000FF"/>
+        </w:rPr>
+        <w:t xml:space="preserve"> </w:t>
+      </w:r>
+      <w:r>
+        <w:rPr>
+          <w:color w:val="0000FF"/>
+        </w:rPr>
+        <w:t>넣는다</w:t>
+      </w:r>
+      <w:r>
+        <w:rPr>
+          <w:color w:val="0000FF"/>
+        </w:rPr>
+        <w:t>.</w:t>
+      </w:r>
+    </w:p>
+    <w:p>
+      <w:pPr>
+        <w:pStyle w:val="Code"/>
+      </w:pPr>
+      <w:r>
+        <w:rPr>
+          <w:color w:val="0000FF"/>
+        </w:rPr>
+        <w:t>#pragma pack(push, 1)</w:t>
+      </w:r>
+    </w:p>
+    <w:p>
+      <w:pPr>
+        <w:pStyle w:val="Code"/>
+      </w:pPr>
+      <w:r>
+        <w:rPr>
+          <w:color w:val="0000FF"/>
+        </w:rPr>
+        <w:t>enum PacketType : uint8_t {</w:t>
+      </w:r>
+    </w:p>
+    <w:p>
+      <w:pPr>
+        <w:pStyle w:val="Code"/>
+      </w:pPr>
+      <w:r>
+        <w:rPr>
+          <w:color w:val="0000FF"/>
+        </w:rPr>
+        <w:t xml:space="preserve">    C2S_LOGIN = 1, S2C_LOGIN_OK, C2S_UDP_HELLO, S2C_UDP_OK,</w:t>
+      </w:r>
+    </w:p>
+    <w:p>
+      <w:pPr>
+        <w:pStyle w:val="Code"/>
+      </w:pPr>
+      <w:r>
+        <w:rPr>
+          <w:color w:val="0000FF"/>
+        </w:rPr>
+        <w:t xml:space="preserve">    C2S_MAP_SELECT, S2C_GAME_START, C2S_INPUT, S2C_SNAPSHOT,</w:t>
+      </w:r>
+    </w:p>
+    <w:p>
+      <w:pPr>
+        <w:pStyle w:val="Code"/>
+      </w:pPr>
+      <w:r>
+        <w:rPr>
+          <w:color w:val="0000FF"/>
+        </w:rPr>
+        <w:t xml:space="preserve">    C2S_SELECT_WEAPON, S2C_LEVEL_UP, S2C_BOSS_ALERT, S2C_GAME_RESULT,</w:t>
+      </w:r>
+    </w:p>
+    <w:p>
+      <w:pPr>
+        <w:pStyle w:val="Code"/>
+      </w:pPr>
+      <w:r>
+        <w:rPr>
+          <w:color w:val="0000FF"/>
+        </w:rPr>
+        <w:t>};</w:t>
+      </w:r>
+    </w:p>
+    <w:p>
+      <w:pPr>
+        <w:pStyle w:val="Code"/>
+      </w:pPr>
+      <w:r>
+        <w:rPr>
+          <w:color w:val="0000FF"/>
+        </w:rPr>
+        <w:t>struct PacketHeader { uint16_t size; uint8_t type; };</w:t>
+      </w:r>
+    </w:p>
+    <w:p>
+      <w:pPr>
+        <w:pStyle w:val="Code"/>
+      </w:pPr>
+    </w:p>
+    <w:p>
+      <w:pPr>
+        <w:pStyle w:val="Code"/>
+      </w:pPr>
+      <w:r>
+        <w:rPr>
+          <w:color w:val="0000FF"/>
+        </w:rPr>
+        <w:t>struct C2S_Login     { PacketHeader h; char nickname[16]; };</w:t>
+      </w:r>
+    </w:p>
+    <w:p>
+      <w:pPr>
+        <w:pStyle w:val="Code"/>
+      </w:pPr>
+      <w:r>
+        <w:rPr>
+          <w:color w:val="0000FF"/>
+        </w:rPr>
+        <w:t>struct S2C_LoginOk   { PacketHeader h; uint8_t playerId; uint32_t token; };</w:t>
+      </w:r>
+    </w:p>
+    <w:p>
+      <w:pPr>
+        <w:pStyle w:val="Code"/>
+      </w:pPr>
+      <w:r>
+        <w:rPr>
+          <w:color w:val="0000FF"/>
+        </w:rPr>
+        <w:t>struct C2S_UdpHello  { PacketHeader h; uint8_t playerId; uint32_t token; };</w:t>
+      </w:r>
+    </w:p>
+    <w:p>
+      <w:pPr>
+        <w:pStyle w:val="Code"/>
+      </w:pPr>
+      <w:r>
+        <w:rPr>
+          <w:color w:val="0000FF"/>
+        </w:rPr>
+        <w:t>struct S2C_UdpOk     { PacketHeader h; };</w:t>
+      </w:r>
+    </w:p>
+    <w:p>
+      <w:pPr>
+        <w:pStyle w:val="Code"/>
+      </w:pPr>
+      <w:r>
+        <w:rPr>
+          <w:color w:val="0000FF"/>
+        </w:rPr>
+        <w:t>struct C2S_MapSelect { PacketHeader h; uint8_t mapId; };</w:t>
+      </w:r>
+    </w:p>
+    <w:p>
+      <w:pPr>
+        <w:pStyle w:val="Code"/>
+      </w:pPr>
+      <w:r>
+        <w:rPr>
+          <w:color w:val="0000FF"/>
+        </w:rPr>
+        <w:t>struct S2C_GameStart {</w:t>
+      </w:r>
+    </w:p>
+    <w:p>
+      <w:pPr>
+        <w:pStyle w:val="Code"/>
+      </w:pPr>
+      <w:r>
+        <w:rPr>
+          <w:color w:val="0000FF"/>
+        </w:rPr>
+        <w:t xml:space="preserve">    PacketHeader h; uint8_t mapId; int16_t startX[2], startY[2];</w:t>
+      </w:r>
+    </w:p>
+    <w:p>
+      <w:pPr>
+        <w:pStyle w:val="Code"/>
+      </w:pPr>
+      <w:r>
+        <w:rPr>
+          <w:color w:val="0000FF"/>
+        </w:rPr>
+        <w:t>};</w:t>
+      </w:r>
+    </w:p>
+    <w:p>
+      <w:pPr>
+        <w:pStyle w:val="Code"/>
+      </w:pPr>
+      <w:r>
+        <w:rPr>
+          <w:color w:val="0000FF"/>
+        </w:rPr>
+        <w:t>// keys: bit0~3 = W, A, S, D</w:t>
+      </w:r>
+    </w:p>
+    <w:p>
+      <w:pPr>
+        <w:pStyle w:val="Code"/>
+      </w:pPr>
+      <w:r>
+        <w:rPr>
+          <w:color w:val="0000FF"/>
+        </w:rPr>
+        <w:t>struct C2S_Input {</w:t>
+      </w:r>
+    </w:p>
+    <w:p>
+      <w:pPr>
+        <w:pStyle w:val="Code"/>
+      </w:pPr>
+      <w:r>
+        <w:rPr>
+          <w:color w:val="0000FF"/>
+        </w:rPr>
+        <w:t xml:space="preserve">    PacketHeader h; uint32_t seq; uint8_t keys; float aimAngle;</w:t>
+      </w:r>
+    </w:p>
+    <w:p>
+      <w:pPr>
+        <w:pStyle w:val="Code"/>
+      </w:pPr>
+      <w:r>
+        <w:rPr>
+          <w:color w:val="0000FF"/>
+        </w:rPr>
+        <w:t>};</w:t>
+      </w:r>
+    </w:p>
+    <w:p>
+      <w:pPr>
+        <w:pStyle w:val="Code"/>
+      </w:pPr>
+      <w:r>
+        <w:rPr>
+          <w:color w:val="0000FF"/>
+        </w:rPr>
+        <w:t>// cardIndex: 0~2 / choices: 무기 번호 3개</w:t>
+      </w:r>
+    </w:p>
+    <w:p>
+      <w:pPr>
+        <w:pStyle w:val="Code"/>
+      </w:pPr>
+      <w:r>
+        <w:rPr>
+          <w:color w:val="0000FF"/>
+        </w:rPr>
+        <w:t>struct C2S_SelectWeapon { PacketHeader h; uint8_t cardIndex; };</w:t>
+      </w:r>
+    </w:p>
+    <w:p>
+      <w:pPr>
+        <w:pStyle w:val="Code"/>
+      </w:pPr>
+      <w:r>
+        <w:rPr>
+          <w:color w:val="0000FF"/>
+        </w:rPr>
+        <w:t>struct S2C_LevelUp      { PacketHeader h; uint8_t choices[3]; };</w:t>
+      </w:r>
+    </w:p>
+    <w:p>
+      <w:pPr>
+        <w:pStyle w:val="Code"/>
+      </w:pPr>
+      <w:r>
+        <w:rPr>
+          <w:color w:val="0000FF"/>
+        </w:rPr>
+        <w:t>struct S2C_BossAlert    { PacketHeader h; uint8_t bossType; };</w:t>
+      </w:r>
+    </w:p>
+    <w:p>
+      <w:pPr>
+        <w:pStyle w:val="Code"/>
+      </w:pPr>
+      <w:r>
+        <w:rPr>
+          <w:color w:val="0000FF"/>
+        </w:rPr>
+        <w:t>// result: 0 클리어, 1 게임 오버</w:t>
+      </w:r>
+    </w:p>
+    <w:p>
+      <w:pPr>
+        <w:pStyle w:val="Code"/>
+      </w:pPr>
+      <w:r>
+        <w:rPr>
+          <w:color w:val="0000FF"/>
+        </w:rPr>
+        <w:t>struct S2C_GameResult   { PacketHeader h; uint8_t result; };</w:t>
+      </w:r>
+    </w:p>
+    <w:p>
+      <w:pPr>
+        <w:pStyle w:val="Code"/>
+      </w:pPr>
+    </w:p>
+    <w:p>
+      <w:pPr>
+        <w:pStyle w:val="Code"/>
+      </w:pPr>
+      <w:r>
+        <w:rPr>
+          <w:color w:val="0000FF"/>
+        </w:rPr>
+        <w:t>// 스냅샷 머리. 본문은 아래 순서대로 이어 붙인다</w:t>
+      </w:r>
+    </w:p>
+    <w:p>
+      <w:pPr>
+        <w:pStyle w:val="Code"/>
+      </w:pPr>
+      <w:r>
+        <w:rPr>
+          <w:color w:val="0000FF"/>
+        </w:rPr>
+        <w:t>struct S2C_SnapshotHead {</w:t>
+      </w:r>
+    </w:p>
+    <w:p>
+      <w:pPr>
+        <w:pStyle w:val="Code"/>
+      </w:pPr>
+      <w:r>
+        <w:rPr>
+          <w:color w:val="0000FF"/>
+        </w:rPr>
+        <w:t xml:space="preserve">    PacketHeader h; uint32_t tick; uint8_t fragIndex, fragCount;</w:t>
+      </w:r>
+    </w:p>
+    <w:p>
+      <w:pPr>
+        <w:pStyle w:val="Code"/>
+      </w:pPr>
+      <w:r>
+        <w:rPr>
+          <w:color w:val="0000FF"/>
+        </w:rPr>
+        <w:t>};</w:t>
+      </w:r>
+    </w:p>
+    <w:p>
+      <w:pPr>
+        <w:pStyle w:val="Code"/>
+      </w:pPr>
+      <w:r>
+        <w:rPr>
+          <w:color w:val="0000FF"/>
+        </w:rPr>
+        <w:t>#pragma pack(pop)</w:t>
+      </w:r>
+    </w:p>
+    <w:p>
+      <w:r>
+        <w:rPr>
+          <w:b/>
+          <w:color w:val="0000FF"/>
+        </w:rPr>
+        <w:t xml:space="preserve">S2C_SNAPSHOT </w:t>
+      </w:r>
+      <w:r>
+        <w:rPr>
+          <w:b/>
+          <w:color w:val="0000FF"/>
+        </w:rPr>
+        <w:t>본문</w:t>
+      </w:r>
+      <w:r>
+        <w:rPr>
+          <w:b/>
+          <w:color w:val="0000FF"/>
+        </w:rPr>
+        <w:t xml:space="preserve"> </w:t>
+      </w:r>
+      <w:r>
+        <w:rPr>
+          <w:b/>
+          <w:color w:val="0000FF"/>
+        </w:rPr>
+        <w:t>순서</w:t>
+      </w:r>
+      <w:r>
+        <w:rPr>
+          <w:color w:val="0000FF"/>
+        </w:rPr>
+        <w:t>(</w:t>
+      </w:r>
+      <w:r>
+        <w:rPr>
+          <w:color w:val="0000FF"/>
+        </w:rPr>
+        <w:t>길이가</w:t>
+      </w:r>
+      <w:r>
+        <w:rPr>
+          <w:color w:val="0000FF"/>
+        </w:rPr>
+        <w:t xml:space="preserve"> </w:t>
+      </w:r>
+      <w:r>
+        <w:rPr>
+          <w:color w:val="0000FF"/>
+        </w:rPr>
+        <w:t>바뀌는</w:t>
+      </w:r>
+      <w:r>
+        <w:rPr>
+          <w:color w:val="0000FF"/>
+        </w:rPr>
+        <w:t xml:space="preserve"> </w:t>
+      </w:r>
+      <w:r>
+        <w:rPr>
+          <w:color w:val="0000FF"/>
+        </w:rPr>
+        <w:t>패킷이라</w:t>
+      </w:r>
+      <w:r>
+        <w:rPr>
+          <w:color w:val="0000FF"/>
+        </w:rPr>
+        <w:t xml:space="preserve"> </w:t>
+      </w:r>
+      <w:r>
+        <w:rPr>
+          <w:color w:val="0000FF"/>
+        </w:rPr>
+        <w:t>순서를</w:t>
+      </w:r>
+      <w:r>
+        <w:rPr>
+          <w:color w:val="0000FF"/>
+        </w:rPr>
+        <w:t xml:space="preserve"> </w:t>
+      </w:r>
+      <w:r>
+        <w:rPr>
+          <w:color w:val="0000FF"/>
+        </w:rPr>
+        <w:t>고정한다</w:t>
+      </w:r>
+      <w:r>
+        <w:rPr>
+          <w:color w:val="0000FF"/>
+        </w:rPr>
+        <w:t>):</w:t>
+      </w:r>
+    </w:p>
+    <w:p>
+      <w:pPr>
+        <w:pStyle w:val="a5"/>
+        <w:numPr>
+          <w:ilvl w:val="0"/>
+          <w:numId w:val="4"/>
+        </w:numPr>
+      </w:pPr>
+      <w:r>
+        <w:rPr>
+          <w:color w:val="0000FF"/>
+        </w:rPr>
         <w:lastRenderedPageBreak/>
+        <w:t>모든</w:t>
+      </w:r>
+      <w:r>
+        <w:rPr>
+          <w:color w:val="0000FF"/>
+        </w:rPr>
+        <w:t xml:space="preserve"> </w:t>
+      </w:r>
+      <w:r>
+        <w:rPr>
+          <w:color w:val="0000FF"/>
+        </w:rPr>
+        <w:t>조각</w:t>
+      </w:r>
+      <w:r>
+        <w:rPr>
+          <w:color w:val="0000FF"/>
+        </w:rPr>
+        <w:t xml:space="preserve">: S2C_SnapshotHead → PlayerState × 2 → uint16 </w:t>
+      </w:r>
+      <w:r>
+        <w:rPr>
+          <w:color w:val="0000FF"/>
+        </w:rPr>
+        <w:t>적</w:t>
+      </w:r>
+      <w:r>
+        <w:rPr>
+          <w:color w:val="0000FF"/>
+        </w:rPr>
+        <w:t xml:space="preserve"> </w:t>
+      </w:r>
+      <w:r>
+        <w:rPr>
+          <w:color w:val="0000FF"/>
+        </w:rPr>
+        <w:t>수</w:t>
+      </w:r>
+      <w:r>
+        <w:rPr>
+          <w:color w:val="0000FF"/>
+        </w:rPr>
+        <w:t xml:space="preserve"> → EnemyState </w:t>
+      </w:r>
+      <w:r>
+        <w:rPr>
+          <w:color w:val="0000FF"/>
+        </w:rPr>
+        <w:t>배열</w:t>
+      </w:r>
+      <w:r>
+        <w:rPr>
+          <w:color w:val="0000FF"/>
+        </w:rPr>
+        <w:t xml:space="preserve">. </w:t>
+      </w:r>
+      <w:r>
+        <w:rPr>
+          <w:color w:val="0000FF"/>
+        </w:rPr>
+        <w:t>플레이어는</w:t>
+      </w:r>
+      <w:r>
+        <w:rPr>
+          <w:color w:val="0000FF"/>
+        </w:rPr>
+        <w:t xml:space="preserve"> </w:t>
+      </w:r>
+      <w:r>
+        <w:rPr>
+          <w:color w:val="0000FF"/>
+        </w:rPr>
+        <w:t>조각마다</w:t>
+      </w:r>
+      <w:r>
+        <w:rPr>
+          <w:color w:val="0000FF"/>
+        </w:rPr>
+        <w:t xml:space="preserve"> </w:t>
+      </w:r>
+      <w:r>
+        <w:rPr>
+          <w:color w:val="0000FF"/>
+        </w:rPr>
+        <w:t>넣어</w:t>
+      </w:r>
+      <w:r>
+        <w:rPr>
+          <w:color w:val="0000FF"/>
+        </w:rPr>
+        <w:t xml:space="preserve"> </w:t>
+      </w:r>
+      <w:r>
+        <w:rPr>
+          <w:color w:val="0000FF"/>
+        </w:rPr>
+        <w:t>어느</w:t>
+      </w:r>
+      <w:r>
+        <w:rPr>
+          <w:color w:val="0000FF"/>
+        </w:rPr>
+        <w:t xml:space="preserve"> </w:t>
+      </w:r>
+      <w:r>
+        <w:rPr>
+          <w:color w:val="0000FF"/>
+        </w:rPr>
+        <w:t>조각이</w:t>
+      </w:r>
+      <w:r>
+        <w:rPr>
+          <w:color w:val="0000FF"/>
+        </w:rPr>
+        <w:t xml:space="preserve"> </w:t>
+      </w:r>
+      <w:r>
+        <w:rPr>
+          <w:color w:val="0000FF"/>
+        </w:rPr>
+        <w:t>와도</w:t>
+      </w:r>
+      <w:r>
+        <w:rPr>
+          <w:color w:val="0000FF"/>
+        </w:rPr>
+        <w:t xml:space="preserve"> </w:t>
+      </w:r>
+      <w:r>
+        <w:rPr>
+          <w:color w:val="0000FF"/>
+        </w:rPr>
+        <w:t>내</w:t>
+      </w:r>
+      <w:r>
+        <w:rPr>
+          <w:color w:val="0000FF"/>
+        </w:rPr>
+        <w:t xml:space="preserve"> </w:t>
+      </w:r>
+      <w:r>
+        <w:rPr>
+          <w:color w:val="0000FF"/>
+        </w:rPr>
+        <w:t>캐릭터가</w:t>
+      </w:r>
+      <w:r>
+        <w:rPr>
+          <w:color w:val="0000FF"/>
+        </w:rPr>
+        <w:t xml:space="preserve"> </w:t>
+      </w:r>
+      <w:r>
+        <w:rPr>
+          <w:color w:val="0000FF"/>
+        </w:rPr>
+        <w:t>갱신된다</w:t>
+      </w:r>
+      <w:r>
+        <w:rPr>
+          <w:color w:val="0000FF"/>
+        </w:rPr>
+        <w:t>.</w:t>
+      </w:r>
+    </w:p>
+    <w:p>
+      <w:pPr>
+        <w:pStyle w:val="a5"/>
+        <w:numPr>
+          <w:ilvl w:val="0"/>
+          <w:numId w:val="4"/>
+        </w:numPr>
+      </w:pPr>
+      <w:r>
+        <w:rPr>
+          <w:color w:val="0000FF"/>
+        </w:rPr>
+        <w:t>0</w:t>
+      </w:r>
+      <w:r>
+        <w:rPr>
+          <w:color w:val="0000FF"/>
+        </w:rPr>
+        <w:t>번</w:t>
+      </w:r>
+      <w:r>
+        <w:rPr>
+          <w:color w:val="0000FF"/>
+        </w:rPr>
+        <w:t xml:space="preserve"> </w:t>
+      </w:r>
+      <w:r>
+        <w:rPr>
+          <w:color w:val="0000FF"/>
+        </w:rPr>
+        <w:t>조각에만</w:t>
+      </w:r>
+      <w:r>
+        <w:rPr>
+          <w:color w:val="0000FF"/>
+        </w:rPr>
+        <w:t xml:space="preserve">: </w:t>
+      </w:r>
+      <w:r>
+        <w:rPr>
+          <w:color w:val="0000FF"/>
+        </w:rPr>
+        <w:t>플레이어</w:t>
+      </w:r>
+      <w:r>
+        <w:rPr>
+          <w:color w:val="0000FF"/>
+        </w:rPr>
+        <w:t xml:space="preserve"> </w:t>
+      </w:r>
+      <w:r>
+        <w:rPr>
+          <w:color w:val="0000FF"/>
+        </w:rPr>
+        <w:t>뒤에</w:t>
+      </w:r>
+      <w:r>
+        <w:rPr>
+          <w:color w:val="0000FF"/>
+        </w:rPr>
+        <w:t xml:space="preserve"> uint8 </w:t>
+      </w:r>
+      <w:r>
+        <w:rPr>
+          <w:color w:val="0000FF"/>
+        </w:rPr>
+        <w:t>보스</w:t>
+      </w:r>
+      <w:r>
+        <w:rPr>
+          <w:color w:val="0000FF"/>
+        </w:rPr>
+        <w:t xml:space="preserve"> </w:t>
+      </w:r>
+      <w:r>
+        <w:rPr>
+          <w:color w:val="0000FF"/>
+        </w:rPr>
+        <w:t>수</w:t>
+      </w:r>
+      <w:r>
+        <w:rPr>
+          <w:color w:val="0000FF"/>
+        </w:rPr>
+        <w:t xml:space="preserve"> + BossState </w:t>
+      </w:r>
+      <w:r>
+        <w:rPr>
+          <w:color w:val="0000FF"/>
+        </w:rPr>
+        <w:t>배열</w:t>
+      </w:r>
+      <w:r>
+        <w:rPr>
+          <w:color w:val="0000FF"/>
+        </w:rPr>
+        <w:t xml:space="preserve"> → uint16 </w:t>
+      </w:r>
+      <w:r>
+        <w:rPr>
+          <w:color w:val="0000FF"/>
+        </w:rPr>
+        <w:t>탄막</w:t>
+      </w:r>
+      <w:r>
+        <w:rPr>
+          <w:color w:val="0000FF"/>
+        </w:rPr>
+        <w:t xml:space="preserve"> </w:t>
+      </w:r>
+      <w:r>
+        <w:rPr>
+          <w:color w:val="0000FF"/>
+        </w:rPr>
+        <w:t>수</w:t>
+      </w:r>
+      <w:r>
+        <w:rPr>
+          <w:color w:val="0000FF"/>
+        </w:rPr>
+        <w:t xml:space="preserve"> + BulletState </w:t>
+      </w:r>
+      <w:r>
+        <w:rPr>
+          <w:color w:val="0000FF"/>
+        </w:rPr>
+        <w:t>배열</w:t>
+      </w:r>
+      <w:r>
+        <w:rPr>
+          <w:color w:val="0000FF"/>
+        </w:rPr>
+        <w:t xml:space="preserve"> → uint8 </w:t>
+      </w:r>
+      <w:r>
+        <w:rPr>
+          <w:color w:val="0000FF"/>
+        </w:rPr>
+        <w:t>기믹</w:t>
+      </w:r>
+      <w:r>
+        <w:rPr>
+          <w:color w:val="0000FF"/>
+        </w:rPr>
+        <w:t xml:space="preserve"> </w:t>
+      </w:r>
+      <w:r>
+        <w:rPr>
+          <w:color w:val="0000FF"/>
+        </w:rPr>
+        <w:t>수</w:t>
+      </w:r>
+      <w:r>
+        <w:rPr>
+          <w:color w:val="0000FF"/>
+        </w:rPr>
+        <w:t xml:space="preserve"> + GimmickState </w:t>
+      </w:r>
+      <w:r>
+        <w:rPr>
+          <w:color w:val="0000FF"/>
+        </w:rPr>
+        <w:t>배열을</w:t>
+      </w:r>
+      <w:r>
+        <w:rPr>
+          <w:color w:val="0000FF"/>
+        </w:rPr>
+        <w:t xml:space="preserve"> </w:t>
+      </w:r>
+      <w:r>
+        <w:rPr>
+          <w:color w:val="0000FF"/>
+        </w:rPr>
+        <w:t>적</w:t>
+      </w:r>
+      <w:r>
+        <w:rPr>
+          <w:color w:val="0000FF"/>
+        </w:rPr>
+        <w:t xml:space="preserve"> </w:t>
+      </w:r>
+      <w:r>
+        <w:rPr>
+          <w:color w:val="0000FF"/>
+        </w:rPr>
+        <w:t>배열</w:t>
+      </w:r>
+      <w:r>
+        <w:rPr>
+          <w:color w:val="0000FF"/>
+        </w:rPr>
+        <w:t xml:space="preserve"> </w:t>
+      </w:r>
+      <w:r>
+        <w:rPr>
+          <w:color w:val="0000FF"/>
+        </w:rPr>
+        <w:t>앞에</w:t>
+      </w:r>
+      <w:r>
+        <w:rPr>
+          <w:color w:val="0000FF"/>
+        </w:rPr>
+        <w:t xml:space="preserve"> </w:t>
+      </w:r>
+      <w:r>
+        <w:rPr>
+          <w:color w:val="0000FF"/>
+        </w:rPr>
+        <w:t>넣는다</w:t>
+      </w:r>
+      <w:r>
+        <w:rPr>
+          <w:color w:val="0000FF"/>
+        </w:rPr>
+        <w:t>.</w:t>
+      </w:r>
+    </w:p>
+    <w:p>
+      <w:pPr>
+        <w:pStyle w:val="3"/>
+      </w:pPr>
+      <w:r>
         <w:t>패킷</w:t>
       </w:r>
       <w:r>
@@ -9436,34 +10602,8 @@
             <w:tcW w:w="4763" w:type="dxa"/>
           </w:tcPr>
           <w:p>
-            <w:proofErr w:type="spellStart"/>
-            <w:proofErr w:type="gramStart"/>
-            <w:r>
-              <w:t>ProcessPacket</w:t>
-            </w:r>
-            <w:proofErr w:type="spellEnd"/>
-            <w:r>
-              <w:t>(</w:t>
-            </w:r>
-            <w:proofErr w:type="gramEnd"/>
-            <w:r>
-              <w:t>Session</w:t>
-            </w:r>
-            <w:proofErr w:type="gramStart"/>
-            <w:r>
-              <w:t>&amp;,</w:t>
-            </w:r>
-            <w:proofErr w:type="gramEnd"/>
-            <w:r>
-              <w:t xml:space="preserve"> </w:t>
-            </w:r>
-            <w:proofErr w:type="spellStart"/>
-            <w:r>
-              <w:t>PacketHeader</w:t>
-            </w:r>
-            <w:proofErr w:type="spellEnd"/>
-            <w:r>
-              <w:t>*)</w:t>
+            <w:r>
+              <w:t>ProcessPacket(Session&amp;, PacketHeader*)</w:t>
             </w:r>
           </w:p>
         </w:tc>
@@ -9473,16 +10613,175 @@
           </w:tcPr>
           <w:p>
             <w:r>
-              <w:t xml:space="preserve">type으로 분기 후 </w:t>
-            </w:r>
-            <w:r>
-              <w:rPr>
-                <w:color w:val="FF0000"/>
-              </w:rPr>
-              <w:t xml:space="preserve">로비 패킷은 아래 함수로 바로 처리하고, 게임 패킷만 </w:t>
-            </w:r>
-            <w:r>
-              <w:t xml:space="preserve">수신 이벤트를 큐에 넣음 (UDP는 보낸 주소로 Session을 찾음)</w:t>
+              <w:t>type</w:t>
+            </w:r>
+            <w:r>
+              <w:t>으로</w:t>
+            </w:r>
+            <w:r>
+              <w:t xml:space="preserve"> </w:t>
+            </w:r>
+            <w:r>
+              <w:t>분기</w:t>
+            </w:r>
+            <w:r>
+              <w:t xml:space="preserve"> </w:t>
+            </w:r>
+            <w:r>
+              <w:t>후</w:t>
+            </w:r>
+            <w:r>
+              <w:t xml:space="preserve"> </w:t>
+            </w:r>
+            <w:r>
+              <w:rPr>
+                <w:color w:val="FF0000"/>
+              </w:rPr>
+              <w:t>로비</w:t>
+            </w:r>
+            <w:r>
+              <w:rPr>
+                <w:color w:val="FF0000"/>
+              </w:rPr>
+              <w:t xml:space="preserve"> </w:t>
+            </w:r>
+            <w:r>
+              <w:rPr>
+                <w:color w:val="FF0000"/>
+              </w:rPr>
+              <w:t>패킷은</w:t>
+            </w:r>
+            <w:r>
+              <w:rPr>
+                <w:color w:val="FF0000"/>
+              </w:rPr>
+              <w:t xml:space="preserve"> </w:t>
+            </w:r>
+            <w:r>
+              <w:rPr>
+                <w:color w:val="FF0000"/>
+              </w:rPr>
+              <w:t>아래</w:t>
+            </w:r>
+            <w:r>
+              <w:rPr>
+                <w:color w:val="FF0000"/>
+              </w:rPr>
+              <w:t xml:space="preserve"> </w:t>
+            </w:r>
+            <w:r>
+              <w:rPr>
+                <w:color w:val="FF0000"/>
+              </w:rPr>
+              <w:t>함수로</w:t>
+            </w:r>
+            <w:r>
+              <w:rPr>
+                <w:color w:val="FF0000"/>
+              </w:rPr>
+              <w:t xml:space="preserve"> </w:t>
+            </w:r>
+            <w:r>
+              <w:rPr>
+                <w:color w:val="FF0000"/>
+              </w:rPr>
+              <w:t>바로</w:t>
+            </w:r>
+            <w:r>
+              <w:rPr>
+                <w:color w:val="FF0000"/>
+              </w:rPr>
+              <w:t xml:space="preserve"> </w:t>
+            </w:r>
+            <w:r>
+              <w:rPr>
+                <w:color w:val="FF0000"/>
+              </w:rPr>
+              <w:t>처리하고</w:t>
+            </w:r>
+            <w:r>
+              <w:rPr>
+                <w:color w:val="FF0000"/>
+              </w:rPr>
+              <w:t xml:space="preserve">, </w:t>
+            </w:r>
+            <w:r>
+              <w:rPr>
+                <w:color w:val="FF0000"/>
+              </w:rPr>
+              <w:t>게임</w:t>
+            </w:r>
+            <w:r>
+              <w:rPr>
+                <w:color w:val="FF0000"/>
+              </w:rPr>
+              <w:t xml:space="preserve"> </w:t>
+            </w:r>
+            <w:r>
+              <w:rPr>
+                <w:color w:val="FF0000"/>
+              </w:rPr>
+              <w:t>패킷만</w:t>
+            </w:r>
+            <w:r>
+              <w:rPr>
+                <w:color w:val="FF0000"/>
+              </w:rPr>
+              <w:t xml:space="preserve"> </w:t>
+            </w:r>
+            <w:r>
+              <w:t>수신</w:t>
+            </w:r>
+            <w:r>
+              <w:t xml:space="preserve"> </w:t>
+            </w:r>
+            <w:r>
+              <w:t>이벤트를</w:t>
+            </w:r>
+            <w:r>
+              <w:t xml:space="preserve"> </w:t>
+            </w:r>
+            <w:r>
+              <w:t>큐에</w:t>
+            </w:r>
+            <w:r>
+              <w:t xml:space="preserve"> </w:t>
+            </w:r>
+            <w:r>
+              <w:t>넣음</w:t>
+            </w:r>
+            <w:r>
+              <w:t xml:space="preserve"> (UDP</w:t>
+            </w:r>
+            <w:r>
+              <w:t>는</w:t>
+            </w:r>
+            <w:r>
+              <w:t xml:space="preserve"> </w:t>
+            </w:r>
+            <w:r>
+              <w:t>보낸</w:t>
+            </w:r>
+            <w:r>
+              <w:t xml:space="preserve"> </w:t>
+            </w:r>
+            <w:r>
+              <w:t>주소로</w:t>
+            </w:r>
+            <w:r>
+              <w:t xml:space="preserve"> Session</w:t>
+            </w:r>
+            <w:r>
+              <w:t>을</w:t>
+            </w:r>
+            <w:r>
+              <w:t xml:space="preserve"> </w:t>
+            </w:r>
+            <w:r>
+              <w:t>찾음</w:t>
+            </w:r>
+            <w:r>
+              <w:t>)</w:t>
             </w:r>
           </w:p>
         </w:tc>
@@ -9497,7 +10796,19 @@
               <w:rPr>
                 <w:color w:val="FF0000"/>
               </w:rPr>
-              <w:t xml:space="preserve">서버 메인</w:t>
+              <w:t>서버</w:t>
+            </w:r>
+            <w:r>
+              <w:rPr>
+                <w:color w:val="FF0000"/>
+              </w:rPr>
+              <w:t xml:space="preserve"> </w:t>
+            </w:r>
+            <w:r>
+              <w:rPr>
+                <w:color w:val="FF0000"/>
+              </w:rPr>
+              <w:t>메인</w:t>
             </w:r>
           </w:p>
         </w:tc>
@@ -9510,7 +10821,7 @@
               <w:rPr>
                 <w:color w:val="FF0000"/>
               </w:rPr>
-              <w:t xml:space="preserve">OnLogin, OnUdpHello, OnMapSelect, SendLoginOk, SendUdpOk</w:t>
+              <w:t>OnLogin, OnUdpHello, OnMapSelect, SendLoginOk, SendUdpOk</w:t>
             </w:r>
           </w:p>
         </w:tc>
@@ -9523,7 +10834,319 @@
               <w:rPr>
                 <w:color w:val="FF0000"/>
               </w:rPr>
-              <w:t xml:space="preserve">로비 단계 패킷을 메인 스레드에서 바로 처리하고 응답을 직접 send한다. 2명 로그인·UDP 등록·맵 선택이 끝나면 게임 시작 정보(mapId, 플레이어 2명)를 기록하고 SetEvent로 월드 스레드를 깨운다</w:t>
+              <w:t>로비</w:t>
+            </w:r>
+            <w:r>
+              <w:rPr>
+                <w:color w:val="FF0000"/>
+              </w:rPr>
+              <w:t xml:space="preserve"> </w:t>
+            </w:r>
+            <w:r>
+              <w:rPr>
+                <w:color w:val="FF0000"/>
+              </w:rPr>
+              <w:t>단계</w:t>
+            </w:r>
+            <w:r>
+              <w:rPr>
+                <w:color w:val="FF0000"/>
+              </w:rPr>
+              <w:t xml:space="preserve"> </w:t>
+            </w:r>
+            <w:r>
+              <w:rPr>
+                <w:color w:val="FF0000"/>
+              </w:rPr>
+              <w:t>패킷을</w:t>
+            </w:r>
+            <w:r>
+              <w:rPr>
+                <w:color w:val="FF0000"/>
+              </w:rPr>
+              <w:t xml:space="preserve"> </w:t>
+            </w:r>
+            <w:r>
+              <w:rPr>
+                <w:color w:val="FF0000"/>
+              </w:rPr>
+              <w:t>메인</w:t>
+            </w:r>
+            <w:r>
+              <w:rPr>
+                <w:color w:val="FF0000"/>
+              </w:rPr>
+              <w:t xml:space="preserve"> </w:t>
+            </w:r>
+            <w:r>
+              <w:rPr>
+                <w:color w:val="FF0000"/>
+              </w:rPr>
+              <w:t>스레드에서</w:t>
+            </w:r>
+            <w:r>
+              <w:rPr>
+                <w:color w:val="FF0000"/>
+              </w:rPr>
+              <w:t xml:space="preserve"> </w:t>
+            </w:r>
+            <w:r>
+              <w:rPr>
+                <w:color w:val="FF0000"/>
+              </w:rPr>
+              <w:t>바로</w:t>
+            </w:r>
+            <w:r>
+              <w:rPr>
+                <w:color w:val="FF0000"/>
+              </w:rPr>
+              <w:t xml:space="preserve"> </w:t>
+            </w:r>
+            <w:r>
+              <w:rPr>
+                <w:color w:val="FF0000"/>
+              </w:rPr>
+              <w:t>처리하고</w:t>
+            </w:r>
+            <w:r>
+              <w:rPr>
+                <w:color w:val="FF0000"/>
+              </w:rPr>
+              <w:t xml:space="preserve"> </w:t>
+            </w:r>
+            <w:r>
+              <w:rPr>
+                <w:color w:val="FF0000"/>
+              </w:rPr>
+              <w:t>응답을</w:t>
+            </w:r>
+            <w:r>
+              <w:rPr>
+                <w:color w:val="FF0000"/>
+              </w:rPr>
+              <w:t xml:space="preserve"> </w:t>
+            </w:r>
+            <w:r>
+              <w:rPr>
+                <w:color w:val="FF0000"/>
+              </w:rPr>
+              <w:t>직접</w:t>
+            </w:r>
+            <w:r>
+              <w:rPr>
+                <w:color w:val="FF0000"/>
+              </w:rPr>
+              <w:t xml:space="preserve"> send</w:t>
+            </w:r>
+            <w:r>
+              <w:rPr>
+                <w:color w:val="FF0000"/>
+              </w:rPr>
+              <w:t>한다</w:t>
+            </w:r>
+            <w:r>
+              <w:rPr>
+                <w:color w:val="FF0000"/>
+              </w:rPr>
+              <w:t>. 2</w:t>
+            </w:r>
+            <w:r>
+              <w:rPr>
+                <w:color w:val="FF0000"/>
+              </w:rPr>
+              <w:t>명</w:t>
+            </w:r>
+            <w:r>
+              <w:rPr>
+                <w:color w:val="FF0000"/>
+              </w:rPr>
+              <w:t xml:space="preserve"> </w:t>
+            </w:r>
+            <w:r>
+              <w:rPr>
+                <w:color w:val="FF0000"/>
+              </w:rPr>
+              <w:t>로그인</w:t>
+            </w:r>
+            <w:r>
+              <w:rPr>
+                <w:color w:val="FF0000"/>
+              </w:rPr>
+              <w:t xml:space="preserve">·UDP </w:t>
+            </w:r>
+            <w:r>
+              <w:rPr>
+                <w:color w:val="FF0000"/>
+              </w:rPr>
+              <w:t>등록</w:t>
+            </w:r>
+            <w:r>
+              <w:rPr>
+                <w:color w:val="FF0000"/>
+              </w:rPr>
+              <w:t>·</w:t>
+            </w:r>
+            <w:r>
+              <w:rPr>
+                <w:color w:val="FF0000"/>
+              </w:rPr>
+              <w:t>맵</w:t>
+            </w:r>
+            <w:r>
+              <w:rPr>
+                <w:color w:val="FF0000"/>
+              </w:rPr>
+              <w:t xml:space="preserve"> </w:t>
+            </w:r>
+            <w:r>
+              <w:rPr>
+                <w:color w:val="FF0000"/>
+              </w:rPr>
+              <w:t>선택이</w:t>
+            </w:r>
+            <w:r>
+              <w:rPr>
+                <w:color w:val="FF0000"/>
+              </w:rPr>
+              <w:t xml:space="preserve"> </w:t>
+            </w:r>
+            <w:r>
+              <w:rPr>
+                <w:color w:val="FF0000"/>
+              </w:rPr>
+              <w:t>끝나면</w:t>
+            </w:r>
+            <w:r>
+              <w:rPr>
+                <w:color w:val="FF0000"/>
+              </w:rPr>
+              <w:t xml:space="preserve"> </w:t>
+            </w:r>
+            <w:r>
+              <w:rPr>
+                <w:color w:val="FF0000"/>
+              </w:rPr>
+              <w:t>게임</w:t>
+            </w:r>
+            <w:r>
+              <w:rPr>
+                <w:color w:val="FF0000"/>
+              </w:rPr>
+              <w:t xml:space="preserve"> </w:t>
+            </w:r>
+            <w:r>
+              <w:rPr>
+                <w:color w:val="FF0000"/>
+              </w:rPr>
+              <w:t>시작</w:t>
+            </w:r>
+            <w:r>
+              <w:rPr>
+                <w:color w:val="FF0000"/>
+              </w:rPr>
+              <w:t xml:space="preserve"> </w:t>
+            </w:r>
+            <w:r>
+              <w:rPr>
+                <w:color w:val="FF0000"/>
+              </w:rPr>
+              <w:t>정보</w:t>
+            </w:r>
+            <w:r>
+              <w:rPr>
+                <w:color w:val="FF0000"/>
+              </w:rPr>
+              <w:t xml:space="preserve">(mapId, </w:t>
+            </w:r>
+            <w:r>
+              <w:rPr>
+                <w:color w:val="FF0000"/>
+              </w:rPr>
+              <w:t>플레이어</w:t>
+            </w:r>
+            <w:r>
+              <w:rPr>
+                <w:color w:val="FF0000"/>
+              </w:rPr>
+              <w:t xml:space="preserve"> 2</w:t>
+            </w:r>
+            <w:r>
+              <w:rPr>
+                <w:color w:val="FF0000"/>
+              </w:rPr>
+              <w:t>명</w:t>
+            </w:r>
+            <w:r>
+              <w:rPr>
+                <w:color w:val="FF0000"/>
+              </w:rPr>
+              <w:t>)</w:t>
+            </w:r>
+            <w:r>
+              <w:rPr>
+                <w:color w:val="FF0000"/>
+              </w:rPr>
+              <w:t>를</w:t>
+            </w:r>
+            <w:r>
+              <w:rPr>
+                <w:color w:val="FF0000"/>
+              </w:rPr>
+              <w:t xml:space="preserve"> </w:t>
+            </w:r>
+            <w:r>
+              <w:rPr>
+                <w:color w:val="FF0000"/>
+              </w:rPr>
+              <w:t>기록하고</w:t>
+            </w:r>
+            <w:r>
+              <w:rPr>
+                <w:color w:val="FF0000"/>
+              </w:rPr>
+              <w:t xml:space="preserve"> SetEvent</w:t>
+            </w:r>
+            <w:r>
+              <w:rPr>
+                <w:color w:val="FF0000"/>
+              </w:rPr>
+              <w:t>로</w:t>
+            </w:r>
+            <w:r>
+              <w:rPr>
+                <w:color w:val="FF0000"/>
+              </w:rPr>
+              <w:t xml:space="preserve"> </w:t>
+            </w:r>
+            <w:r>
+              <w:rPr>
+                <w:color w:val="FF0000"/>
+              </w:rPr>
+              <w:t>월드</w:t>
+            </w:r>
+            <w:r>
+              <w:rPr>
+                <w:color w:val="FF0000"/>
+              </w:rPr>
+              <w:t xml:space="preserve"> </w:t>
+            </w:r>
+            <w:r>
+              <w:rPr>
+                <w:color w:val="FF0000"/>
+              </w:rPr>
+              <w:t>스레드를</w:t>
+            </w:r>
+            <w:r>
+              <w:rPr>
+                <w:color w:val="FF0000"/>
+              </w:rPr>
+              <w:t xml:space="preserve"> </w:t>
+            </w:r>
+            <w:r>
+              <w:rPr>
+                <w:color w:val="FF0000"/>
+              </w:rPr>
+              <w:t>깨운다</w:t>
             </w:r>
           </w:p>
         </w:tc>
@@ -9554,7 +11177,7 @@
               <w:rPr>
                 <w:color w:val="FF0000"/>
               </w:rPr>
-              <w:t xml:space="preserve">OnInput, OnSelectWeapon</w:t>
+              <w:t>OnInput, OnSelectWeapon</w:t>
             </w:r>
           </w:p>
         </w:tc>
@@ -9625,7 +11248,7 @@
               <w:rPr>
                 <w:color w:val="FF0000"/>
               </w:rPr>
-              <w:t xml:space="preserve">BroadcastGameStart, BroadcastSnapshot, SendLevelUp, BroadcastBossAlert, BroadcastGameResult</w:t>
+              <w:t>BroadcastGameStart, BroadcastSnapshot, SendLevelUp, BroadcastBossAlert, BroadcastGameResult</w:t>
             </w:r>
           </w:p>
         </w:tc>
@@ -9635,13 +11258,128 @@
           </w:tcPr>
           <w:p>
             <w:r>
-              <w:t xml:space="preserve">송신 이벤트를 만들어 송신 큐에 넣음</w:t>
-            </w:r>
-            <w:r>
-              <w:rPr>
-                <w:color w:val="FF0000"/>
-              </w:rPr>
-              <w:t xml:space="preserve"> (GAME_START는 깨어난 뒤 시작 위치를 정해 보냄)</w:t>
+              <w:t>송신</w:t>
+            </w:r>
+            <w:r>
+              <w:t xml:space="preserve"> </w:t>
+            </w:r>
+            <w:r>
+              <w:t>이벤트를</w:t>
+            </w:r>
+            <w:r>
+              <w:t xml:space="preserve"> </w:t>
+            </w:r>
+            <w:r>
+              <w:t>만들어</w:t>
+            </w:r>
+            <w:r>
+              <w:t xml:space="preserve"> </w:t>
+            </w:r>
+            <w:r>
+              <w:t>송신</w:t>
+            </w:r>
+            <w:r>
+              <w:t xml:space="preserve"> </w:t>
+            </w:r>
+            <w:r>
+              <w:t>큐에</w:t>
+            </w:r>
+            <w:r>
+              <w:t xml:space="preserve"> </w:t>
+            </w:r>
+            <w:r>
+              <w:t>넣음</w:t>
+            </w:r>
+            <w:r>
+              <w:rPr>
+                <w:color w:val="FF0000"/>
+              </w:rPr>
+              <w:t xml:space="preserve"> (GAME_START</w:t>
+            </w:r>
+            <w:r>
+              <w:rPr>
+                <w:color w:val="FF0000"/>
+              </w:rPr>
+              <w:t>는</w:t>
+            </w:r>
+            <w:r>
+              <w:rPr>
+                <w:color w:val="FF0000"/>
+              </w:rPr>
+              <w:t xml:space="preserve"> </w:t>
+            </w:r>
+            <w:r>
+              <w:rPr>
+                <w:color w:val="FF0000"/>
+              </w:rPr>
+              <w:t>깨어난</w:t>
+            </w:r>
+            <w:r>
+              <w:rPr>
+                <w:color w:val="FF0000"/>
+              </w:rPr>
+              <w:t xml:space="preserve"> </w:t>
+            </w:r>
+            <w:r>
+              <w:rPr>
+                <w:color w:val="FF0000"/>
+              </w:rPr>
+              <w:t>뒤</w:t>
+            </w:r>
+            <w:r>
+              <w:rPr>
+                <w:color w:val="FF0000"/>
+              </w:rPr>
+              <w:t xml:space="preserve"> </w:t>
+            </w:r>
+            <w:r>
+              <w:rPr>
+                <w:color w:val="FF0000"/>
+              </w:rPr>
+              <w:t>시작</w:t>
+            </w:r>
+            <w:r>
+              <w:rPr>
+                <w:color w:val="FF0000"/>
+              </w:rPr>
+              <w:t xml:space="preserve"> </w:t>
+            </w:r>
+            <w:r>
+              <w:rPr>
+                <w:color w:val="FF0000"/>
+              </w:rPr>
+              <w:t>위치를</w:t>
+            </w:r>
+            <w:r>
+              <w:rPr>
+                <w:color w:val="FF0000"/>
+              </w:rPr>
+              <w:t xml:space="preserve"> </w:t>
+            </w:r>
+            <w:r>
+              <w:rPr>
+                <w:color w:val="FF0000"/>
+              </w:rPr>
+              <w:t>정해</w:t>
+            </w:r>
+            <w:r>
+              <w:rPr>
+                <w:color w:val="FF0000"/>
+              </w:rPr>
+              <w:t xml:space="preserve"> </w:t>
+            </w:r>
+            <w:r>
+              <w:rPr>
+                <w:color w:val="FF0000"/>
+              </w:rPr>
+              <w:lastRenderedPageBreak/>
+              <w:t>보냄</w:t>
+            </w:r>
+            <w:r>
+              <w:rPr>
+                <w:color w:val="FF0000"/>
+              </w:rPr>
+              <w:t>)</w:t>
             </w:r>
           </w:p>
         </w:tc>
@@ -9653,6 +11391,7 @@
           </w:tcPr>
           <w:p>
             <w:r>
+              <w:lastRenderedPageBreak/>
               <w:t>클라</w:t>
             </w:r>
             <w:r>
@@ -9674,67 +11413,9 @@
             <w:tcW w:w="4763" w:type="dxa"/>
           </w:tcPr>
           <w:p>
-            <w:proofErr w:type="spellStart"/>
-            <w:r>
-              <w:t>ProcessPacket</w:t>
-            </w:r>
-            <w:proofErr w:type="spellEnd"/>
-            <w:r>
-              <w:t xml:space="preserve"> → </w:t>
-            </w:r>
-            <w:proofErr w:type="spellStart"/>
-            <w:r>
-              <w:t>OnLoginOk</w:t>
-            </w:r>
-            <w:proofErr w:type="spellEnd"/>
-            <w:r>
-              <w:t xml:space="preserve">, </w:t>
-            </w:r>
-            <w:proofErr w:type="spellStart"/>
-            <w:r>
-              <w:t>OnUdpOk</w:t>
-            </w:r>
-            <w:proofErr w:type="spellEnd"/>
-            <w:r>
-              <w:t xml:space="preserve">, </w:t>
-            </w:r>
-            <w:proofErr w:type="spellStart"/>
-            <w:r>
-              <w:t>OnGameStart</w:t>
-            </w:r>
-            <w:proofErr w:type="spellEnd"/>
-            <w:r>
-              <w:t xml:space="preserve">, </w:t>
-            </w:r>
-            <w:proofErr w:type="spellStart"/>
-            <w:r>
-              <w:t>OnSnapshot</w:t>
-            </w:r>
-            <w:proofErr w:type="spellEnd"/>
-            <w:r>
-              <w:t xml:space="preserve">, </w:t>
-            </w:r>
-            <w:proofErr w:type="spellStart"/>
-            <w:r>
-              <w:t>OnLevelUp</w:t>
-            </w:r>
-            <w:proofErr w:type="spellEnd"/>
-            <w:r>
-              <w:t xml:space="preserve">, </w:t>
-            </w:r>
-            <w:proofErr w:type="spellStart"/>
-            <w:r>
-              <w:t>OnBossAlert</w:t>
-            </w:r>
-            <w:proofErr w:type="spellEnd"/>
-            <w:r>
-              <w:t xml:space="preserve">, </w:t>
-            </w:r>
-            <w:proofErr w:type="spellStart"/>
-            <w:r>
-              <w:t>OnGameResult</w:t>
-            </w:r>
-            <w:proofErr w:type="spellEnd"/>
+            <w:r>
+              <w:t>ProcessPacket → OnLoginOk, OnUdpOk, OnGameStart, OnSnapshot, OnLevelUp, OnBossAlert, OnGameResult</w:t>
+            </w:r>
           </w:p>
         </w:tc>
         <w:tc>
@@ -9752,13 +11433,8 @@
               <w:t>값을</w:t>
             </w:r>
             <w:r>
-              <w:t xml:space="preserve"> </w:t>
-            </w:r>
-            <w:proofErr w:type="spellStart"/>
-            <w:r>
-              <w:t>SnapshotBuffer</w:t>
-            </w:r>
-            <w:proofErr w:type="spellEnd"/>
+              <w:t xml:space="preserve"> SnapshotBuffer</w:t>
+            </w:r>
             <w:r>
               <w:t>와</w:t>
             </w:r>
@@ -9799,43 +11475,9 @@
             <w:tcW w:w="4763" w:type="dxa"/>
           </w:tcPr>
           <w:p>
-            <w:proofErr w:type="spellStart"/>
-            <w:r>
-              <w:t>SendLogin</w:t>
-            </w:r>
-            <w:proofErr w:type="spellEnd"/>
-            <w:r>
-              <w:t xml:space="preserve">, </w:t>
-            </w:r>
-            <w:proofErr w:type="spellStart"/>
-            <w:r>
-              <w:t>SendUdpHello</w:t>
-            </w:r>
-            <w:proofErr w:type="spellEnd"/>
-            <w:r>
-              <w:t xml:space="preserve">, </w:t>
-            </w:r>
-            <w:proofErr w:type="spellStart"/>
-            <w:r>
-              <w:t>SendMapSelect</w:t>
-            </w:r>
-            <w:proofErr w:type="spellEnd"/>
-            <w:r>
-              <w:t xml:space="preserve">, </w:t>
-            </w:r>
-            <w:proofErr w:type="spellStart"/>
-            <w:r>
-              <w:t>SendInput</w:t>
-            </w:r>
-            <w:proofErr w:type="spellEnd"/>
-            <w:r>
-              <w:t xml:space="preserve">, </w:t>
-            </w:r>
-            <w:proofErr w:type="spellStart"/>
-            <w:r>
-              <w:t>SendSelectWeapon</w:t>
-            </w:r>
-            <w:proofErr w:type="spellEnd"/>
+            <w:r>
+              <w:t>SendLogin, SendUdpHello, SendMapSelect, SendInput, SendSelectWeapon</w:t>
+            </w:r>
           </w:p>
         </w:tc>
         <w:tc>
@@ -9870,29 +11512,1230 @@
         <w:pStyle w:val="3"/>
       </w:pPr>
       <w:r>
-        <w:t>네트워크</w:t>
-      </w:r>
-      <w:r>
-        <w:t xml:space="preserve"> I/O </w:t>
-      </w:r>
-      <w:r>
-        <w:t>모델</w:t>
+        <w:rPr>
+          <w:color w:val="0000FF"/>
+        </w:rPr>
+        <w:t>큐</w:t>
+      </w:r>
+      <w:r>
+        <w:rPr>
+          <w:color w:val="0000FF"/>
+        </w:rPr>
+        <w:t xml:space="preserve"> </w:t>
+      </w:r>
+      <w:r>
+        <w:rPr>
+          <w:color w:val="0000FF"/>
+        </w:rPr>
+        <w:t>이벤트와</w:t>
+      </w:r>
+      <w:r>
+        <w:rPr>
+          <w:color w:val="0000FF"/>
+        </w:rPr>
+        <w:t xml:space="preserve"> </w:t>
+      </w:r>
+      <w:r>
+        <w:rPr>
+          <w:color w:val="0000FF"/>
+        </w:rPr>
+        <w:t>경계</w:t>
+      </w:r>
+      <w:r>
+        <w:rPr>
+          <w:color w:val="0000FF"/>
+        </w:rPr>
+        <w:t xml:space="preserve"> </w:t>
+      </w:r>
+      <w:r>
+        <w:rPr>
+          <w:color w:val="0000FF"/>
+        </w:rPr>
+        <w:t>함수</w:t>
       </w:r>
     </w:p>
     <w:p>
       <w:r>
+        <w:rPr>
+          <w:color w:val="0000FF"/>
+        </w:rPr>
+        <w:t>스레드</w:t>
+      </w:r>
+      <w:r>
+        <w:rPr>
+          <w:color w:val="0000FF"/>
+        </w:rPr>
+        <w:t xml:space="preserve"> </w:t>
+      </w:r>
+      <w:r>
+        <w:rPr>
+          <w:color w:val="0000FF"/>
+        </w:rPr>
+        <w:t>사이에</w:t>
+      </w:r>
+      <w:r>
+        <w:rPr>
+          <w:color w:val="0000FF"/>
+        </w:rPr>
+        <w:t xml:space="preserve"> </w:t>
+      </w:r>
+      <w:r>
+        <w:rPr>
+          <w:color w:val="0000FF"/>
+        </w:rPr>
+        <w:t>오가는</w:t>
+      </w:r>
+      <w:r>
+        <w:rPr>
+          <w:color w:val="0000FF"/>
+        </w:rPr>
+        <w:t xml:space="preserve"> </w:t>
+      </w:r>
+      <w:r>
+        <w:rPr>
+          <w:color w:val="0000FF"/>
+        </w:rPr>
+        <w:t>이벤트와</w:t>
+      </w:r>
+      <w:r>
+        <w:rPr>
+          <w:color w:val="0000FF"/>
+        </w:rPr>
+        <w:t xml:space="preserve">, </w:t>
+      </w:r>
+      <w:r>
+        <w:rPr>
+          <w:color w:val="0000FF"/>
+        </w:rPr>
+        <w:t>팀원</w:t>
+      </w:r>
+      <w:r>
+        <w:rPr>
+          <w:color w:val="0000FF"/>
+        </w:rPr>
+        <w:t xml:space="preserve"> A·B </w:t>
+      </w:r>
+      <w:r>
+        <w:rPr>
+          <w:color w:val="0000FF"/>
+        </w:rPr>
+        <w:t>코드가</w:t>
+      </w:r>
+      <w:r>
+        <w:rPr>
+          <w:color w:val="0000FF"/>
+        </w:rPr>
+        <w:t xml:space="preserve"> </w:t>
+      </w:r>
+      <w:r>
+        <w:rPr>
+          <w:color w:val="0000FF"/>
+        </w:rPr>
+        <w:t>만나는</w:t>
+      </w:r>
+      <w:r>
+        <w:rPr>
+          <w:color w:val="0000FF"/>
+        </w:rPr>
+        <w:t xml:space="preserve"> </w:t>
+      </w:r>
+      <w:r>
+        <w:rPr>
+          <w:color w:val="0000FF"/>
+        </w:rPr>
+        <w:t>함수의</w:t>
+      </w:r>
+      <w:r>
+        <w:rPr>
+          <w:color w:val="0000FF"/>
+        </w:rPr>
+        <w:t xml:space="preserve"> </w:t>
+      </w:r>
+      <w:r>
+        <w:rPr>
+          <w:color w:val="0000FF"/>
+        </w:rPr>
+        <w:t>모양이다</w:t>
+      </w:r>
+      <w:r>
+        <w:rPr>
+          <w:color w:val="0000FF"/>
+        </w:rPr>
+        <w:t xml:space="preserve">. </w:t>
+      </w:r>
+      <w:r>
+        <w:rPr>
+          <w:color w:val="0000FF"/>
+        </w:rPr>
+        <w:t>나머지</w:t>
+      </w:r>
+      <w:r>
+        <w:rPr>
+          <w:color w:val="0000FF"/>
+        </w:rPr>
+        <w:t xml:space="preserve"> </w:t>
+      </w:r>
+      <w:r>
+        <w:rPr>
+          <w:color w:val="0000FF"/>
+        </w:rPr>
+        <w:t>함수는</w:t>
+      </w:r>
+      <w:r>
+        <w:rPr>
+          <w:color w:val="0000FF"/>
+        </w:rPr>
+        <w:t xml:space="preserve"> </w:t>
+      </w:r>
+      <w:r>
+        <w:rPr>
+          <w:color w:val="0000FF"/>
+        </w:rPr>
+        <w:t>구현하면서</w:t>
+      </w:r>
+      <w:r>
+        <w:rPr>
+          <w:color w:val="0000FF"/>
+        </w:rPr>
+        <w:t xml:space="preserve"> </w:t>
+      </w:r>
+      <w:r>
+        <w:rPr>
+          <w:color w:val="0000FF"/>
+        </w:rPr>
+        <w:t>정한다</w:t>
+      </w:r>
+      <w:r>
+        <w:rPr>
+          <w:color w:val="0000FF"/>
+        </w:rPr>
+        <w:t>.</w:t>
+      </w:r>
+    </w:p>
+    <w:p>
+      <w:pPr>
+        <w:pStyle w:val="Code"/>
+      </w:pPr>
+      <w:r>
+        <w:rPr>
+          <w:color w:val="0000FF"/>
+        </w:rPr>
+        <w:t>// 메인 → 월드 (게임 패킷만)</w:t>
+      </w:r>
+    </w:p>
+    <w:p>
+      <w:pPr>
+        <w:pStyle w:val="Code"/>
+      </w:pPr>
+      <w:r>
+        <w:rPr>
+          <w:color w:val="0000FF"/>
+        </w:rPr>
+        <w:t>struct RecvEvent { uint8_t playerId; std::vector&lt;char&gt; packet; };</w:t>
+      </w:r>
+    </w:p>
+    <w:p>
+      <w:pPr>
+        <w:pStyle w:val="Code"/>
+      </w:pPr>
+    </w:p>
+    <w:p>
+      <w:pPr>
+        <w:pStyle w:val="Code"/>
+      </w:pPr>
+      <w:r>
+        <w:rPr>
+          <w:color w:val="0000FF"/>
+        </w:rPr>
+        <w:t>// 월드 → 메인</w:t>
+      </w:r>
+    </w:p>
+    <w:p>
+      <w:pPr>
+        <w:pStyle w:val="Code"/>
+      </w:pPr>
+      <w:r>
+        <w:rPr>
+          <w:color w:val="0000FF"/>
+        </w:rPr>
+        <w:t>enum class SendTarget : uint8_t { Player0, Player1, All };</w:t>
+      </w:r>
+    </w:p>
+    <w:p>
+      <w:pPr>
+        <w:pStyle w:val="Code"/>
+      </w:pPr>
+      <w:r>
+        <w:rPr>
+          <w:color w:val="0000FF"/>
+        </w:rPr>
+        <w:t>struct SendEvent { SendTarget target; bool udp; std::vector&lt;char&gt; packet; };</w:t>
+      </w:r>
+    </w:p>
+    <w:p>
+      <w:pPr>
+        <w:pStyle w:val="Code"/>
+      </w:pPr>
+    </w:p>
+    <w:p>
+      <w:pPr>
+        <w:pStyle w:val="Code"/>
+      </w:pPr>
+      <w:r>
+        <w:rPr>
+          <w:color w:val="0000FF"/>
+        </w:rPr>
+        <w:t>template&lt;class T&gt; class EventQueue {</w:t>
+      </w:r>
+    </w:p>
+    <w:p>
+      <w:pPr>
+        <w:pStyle w:val="Code"/>
+      </w:pPr>
+      <w:r>
+        <w:rPr>
+          <w:color w:val="0000FF"/>
+        </w:rPr>
+        <w:t>public:</w:t>
+      </w:r>
+    </w:p>
+    <w:p>
+      <w:pPr>
+        <w:pStyle w:val="Code"/>
+      </w:pPr>
+      <w:r>
+        <w:rPr>
+          <w:color w:val="0000FF"/>
+        </w:rPr>
+        <w:t xml:space="preserve">    void Push(T ev);                     // 잠금 → push_back → 해제</w:t>
+      </w:r>
+    </w:p>
+    <w:p>
+      <w:pPr>
+        <w:pStyle w:val="Code"/>
+      </w:pPr>
+      <w:r>
+        <w:rPr>
+          <w:color w:val="0000FF"/>
+        </w:rPr>
+        <w:t xml:space="preserve">    void SwapOut(std::vector&lt;T&gt;&amp; out);   // 잠금 → 내부 vector와 swap → 해제</w:t>
+      </w:r>
+    </w:p>
+    <w:p>
+      <w:pPr>
+        <w:pStyle w:val="Code"/>
+      </w:pPr>
+      <w:r>
+        <w:rPr>
+          <w:color w:val="0000FF"/>
+        </w:rPr>
+        <w:t>private:</w:t>
+      </w:r>
+    </w:p>
+    <w:p>
+      <w:pPr>
+        <w:pStyle w:val="Code"/>
+      </w:pPr>
+      <w:r>
+        <w:rPr>
+          <w:color w:val="0000FF"/>
+        </w:rPr>
+        <w:t xml:space="preserve">    CRITICAL_SECTION cs;</w:t>
+      </w:r>
+    </w:p>
+    <w:p>
+      <w:pPr>
+        <w:pStyle w:val="Code"/>
+      </w:pPr>
+      <w:r>
+        <w:rPr>
+          <w:color w:val="0000FF"/>
+        </w:rPr>
+        <w:t xml:space="preserve">    std::vector&lt;T&gt;   items;</w:t>
+      </w:r>
+    </w:p>
+    <w:p>
+      <w:pPr>
+        <w:pStyle w:val="Code"/>
+      </w:pPr>
+      <w:r>
+        <w:rPr>
+          <w:color w:val="0000FF"/>
+        </w:rPr>
+        <w:t>};</w:t>
+      </w:r>
+    </w:p>
+    <w:p>
+      <w:pPr>
+        <w:pStyle w:val="Code"/>
+      </w:pPr>
+    </w:p>
+    <w:p>
+      <w:pPr>
+        <w:pStyle w:val="Code"/>
+      </w:pPr>
+      <w:r>
+        <w:rPr>
+          <w:color w:val="0000FF"/>
+        </w:rPr>
+        <w:t>// 서버 메인 (팀원 A)</w:t>
+      </w:r>
+    </w:p>
+    <w:p>
+      <w:pPr>
+        <w:pStyle w:val="Code"/>
+      </w:pPr>
+      <w:r>
+        <w:rPr>
+          <w:color w:val="0000FF"/>
+        </w:rPr>
+        <w:t>// 수신 버퍼에 붙이고, 완성된 패킷마다 ProcessPacket 호출</w:t>
+      </w:r>
+    </w:p>
+    <w:p>
+      <w:pPr>
+        <w:pStyle w:val="Code"/>
+      </w:pPr>
+      <w:r>
+        <w:rPr>
+          <w:color w:val="0000FF"/>
+        </w:rPr>
+        <w:t>// size가 이상하면 false (연결 끊기)</w:t>
+      </w:r>
+    </w:p>
+    <w:p>
+      <w:pPr>
+        <w:pStyle w:val="Code"/>
+      </w:pPr>
+      <w:r>
+        <w:rPr>
+          <w:color w:val="0000FF"/>
+        </w:rPr>
+        <w:t>bool Session::OnRecv(const char* data, int len);</w:t>
+      </w:r>
+    </w:p>
+    <w:p>
+      <w:pPr>
+        <w:pStyle w:val="Code"/>
+      </w:pPr>
+      <w:r>
+        <w:rPr>
+          <w:color w:val="0000FF"/>
+        </w:rPr>
+        <w:t>void Server::ProcessPacket(Session&amp; s, const PacketHeader* p);</w:t>
+      </w:r>
+    </w:p>
+    <w:p>
+      <w:pPr>
+        <w:pStyle w:val="Code"/>
+      </w:pPr>
+      <w:r>
+        <w:rPr>
+          <w:color w:val="0000FF"/>
+        </w:rPr>
+        <w:t>// 송신 큐를 SwapOut 한 뒤 대상별로 send / sendto</w:t>
+      </w:r>
+    </w:p>
+    <w:p>
+      <w:pPr>
+        <w:pStyle w:val="Code"/>
+      </w:pPr>
+      <w:r>
+        <w:rPr>
+          <w:color w:val="0000FF"/>
+        </w:rPr>
+        <w:t>void Server::FlushSendQueue();</w:t>
+      </w:r>
+    </w:p>
+    <w:p>
+      <w:pPr>
+        <w:pStyle w:val="Code"/>
+      </w:pPr>
+    </w:p>
+    <w:p>
+      <w:pPr>
+        <w:pStyle w:val="Code"/>
+      </w:pPr>
+      <w:r>
+        <w:rPr>
+          <w:color w:val="0000FF"/>
+        </w:rPr>
+        <w:t>// 서버 월드 (팀원 B)</w:t>
+      </w:r>
+    </w:p>
+    <w:p>
+      <w:pPr>
+        <w:pStyle w:val="Code"/>
+      </w:pPr>
+      <w:r>
+        <w:rPr>
+          <w:color w:val="0000FF"/>
+        </w:rPr>
+        <w:t>// CreateThread에 넘기는 함수: Event 대기 → 33ms 틱 루프</w:t>
+      </w:r>
+    </w:p>
+    <w:p>
+      <w:pPr>
+        <w:pStyle w:val="Code"/>
+      </w:pPr>
+      <w:r>
+        <w:rPr>
+          <w:color w:val="0000FF"/>
+        </w:rPr>
+        <w:t>DWORD WINAPI World::ThreadMain(LPVOID self);</w:t>
+      </w:r>
+    </w:p>
+    <w:p>
+      <w:pPr>
+        <w:pStyle w:val="Code"/>
+      </w:pPr>
+      <w:r>
+        <w:rPr>
+          <w:color w:val="0000FF"/>
+        </w:rPr>
+        <w:t>void World::Update(float dt);</w:t>
+      </w:r>
+    </w:p>
+    <w:p>
+      <w:pPr>
+        <w:pStyle w:val="Code"/>
+      </w:pPr>
+      <w:r>
+        <w:rPr>
+          <w:color w:val="0000FF"/>
+        </w:rPr>
+        <w:t>void World::OnInput(int playerId, const C2S_Input&amp; pkt);</w:t>
+      </w:r>
+    </w:p>
+    <w:p>
+      <w:pPr>
+        <w:pStyle w:val="Code"/>
+      </w:pPr>
+      <w:r>
+        <w:rPr>
+          <w:color w:val="0000FF"/>
+        </w:rPr>
+        <w:t>void World::OnSelectWeapon(int playerId, const C2S_SelectWeapon&amp; pkt);</w:t>
+      </w:r>
+    </w:p>
+    <w:p>
+      <w:pPr>
+        <w:pStyle w:val="Code"/>
+      </w:pPr>
+      <w:r>
+        <w:rPr>
+          <w:color w:val="0000FF"/>
+        </w:rPr>
+        <w:t>// 조각을 만들어 SendEvent로 Push</w:t>
+      </w:r>
+    </w:p>
+    <w:p>
+      <w:pPr>
+        <w:pStyle w:val="Code"/>
+      </w:pPr>
+      <w:r>
+        <w:rPr>
+          <w:color w:val="0000FF"/>
+        </w:rPr>
+        <w:lastRenderedPageBreak/>
+        <w:t>void World::BroadcastSnapshot();</w:t>
+      </w:r>
+    </w:p>
+    <w:p>
+      <w:pPr>
+        <w:pStyle w:val="Code"/>
+      </w:pPr>
+    </w:p>
+    <w:p>
+      <w:pPr>
+        <w:pStyle w:val="Code"/>
+      </w:pPr>
+      <w:r>
+        <w:rPr>
+          <w:color w:val="0000FF"/>
+        </w:rPr>
+        <w:t>// 클라이언트</w:t>
+      </w:r>
+    </w:p>
+    <w:p>
+      <w:pPr>
+        <w:pStyle w:val="Code"/>
+      </w:pPr>
+      <w:r>
+        <w:rPr>
+          <w:color w:val="0000FF"/>
+        </w:rPr>
+        <w:t>// 수신 스레드가 받은 조각을 쓴다</w:t>
+      </w:r>
+    </w:p>
+    <w:p>
+      <w:pPr>
+        <w:pStyle w:val="Code"/>
+      </w:pPr>
+      <w:r>
+        <w:rPr>
+          <w:color w:val="0000FF"/>
+        </w:rPr>
+        <w:t>void SnapshotBuffer::WriteFragment(const char* data, int len);</w:t>
+      </w:r>
+    </w:p>
+    <w:p>
+      <w:pPr>
+        <w:pStyle w:val="Code"/>
+      </w:pPr>
+      <w:r>
+        <w:rPr>
+          <w:color w:val="0000FF"/>
+        </w:rPr>
+        <w:t>// WM_PAINT가 잠금 안에서 복사만 한다</w:t>
+      </w:r>
+    </w:p>
+    <w:p>
+      <w:pPr>
+        <w:pStyle w:val="Code"/>
+      </w:pPr>
+      <w:r>
+        <w:rPr>
+          <w:color w:val="0000FF"/>
+        </w:rPr>
+        <w:t>void SnapshotBuffer::CopyTo(Snapshot&amp; out);</w:t>
+      </w:r>
+    </w:p>
+    <w:p>
+      <w:pPr>
+        <w:pStyle w:val="a5"/>
+        <w:numPr>
+          <w:ilvl w:val="0"/>
+          <w:numId w:val="4"/>
+        </w:numPr>
+      </w:pPr>
+      <w:r>
+        <w:rPr>
+          <w:color w:val="0000FF"/>
+        </w:rPr>
+        <w:t>RecvEvent·SendEvent</w:t>
+      </w:r>
+      <w:r>
+        <w:rPr>
+          <w:color w:val="0000FF"/>
+        </w:rPr>
+        <w:t>는</w:t>
+      </w:r>
+      <w:r>
+        <w:rPr>
+          <w:color w:val="0000FF"/>
+        </w:rPr>
+        <w:t xml:space="preserve"> </w:t>
+      </w:r>
+      <w:r>
+        <w:rPr>
+          <w:color w:val="0000FF"/>
+        </w:rPr>
+        <w:t>패킷</w:t>
+      </w:r>
+      <w:r>
+        <w:rPr>
+          <w:color w:val="0000FF"/>
+        </w:rPr>
+        <w:t xml:space="preserve"> </w:t>
+      </w:r>
+      <w:r>
+        <w:rPr>
+          <w:color w:val="0000FF"/>
+        </w:rPr>
+        <w:t>바이트를</w:t>
+      </w:r>
+      <w:r>
+        <w:rPr>
+          <w:color w:val="0000FF"/>
+        </w:rPr>
+        <w:t xml:space="preserve"> </w:t>
+      </w:r>
+      <w:r>
+        <w:rPr>
+          <w:color w:val="0000FF"/>
+        </w:rPr>
+        <w:t>복사해</w:t>
+      </w:r>
+      <w:r>
+        <w:rPr>
+          <w:color w:val="0000FF"/>
+        </w:rPr>
+        <w:t xml:space="preserve"> </w:t>
+      </w:r>
+      <w:r>
+        <w:rPr>
+          <w:color w:val="0000FF"/>
+        </w:rPr>
+        <w:t>담는다</w:t>
+      </w:r>
+      <w:r>
+        <w:rPr>
+          <w:color w:val="0000FF"/>
+        </w:rPr>
+        <w:t xml:space="preserve">. </w:t>
+      </w:r>
+      <w:r>
+        <w:rPr>
+          <w:color w:val="0000FF"/>
+        </w:rPr>
+        <w:t>메인</w:t>
+      </w:r>
+      <w:r>
+        <w:rPr>
+          <w:color w:val="0000FF"/>
+        </w:rPr>
+        <w:t xml:space="preserve"> </w:t>
+      </w:r>
+      <w:r>
+        <w:rPr>
+          <w:color w:val="0000FF"/>
+        </w:rPr>
+        <w:t>스레드의</w:t>
+      </w:r>
+      <w:r>
+        <w:rPr>
+          <w:color w:val="0000FF"/>
+        </w:rPr>
+        <w:t xml:space="preserve"> </w:t>
+      </w:r>
+      <w:r>
+        <w:rPr>
+          <w:color w:val="0000FF"/>
+        </w:rPr>
+        <w:t>수신</w:t>
+      </w:r>
+      <w:r>
+        <w:rPr>
+          <w:color w:val="0000FF"/>
+        </w:rPr>
+        <w:t xml:space="preserve"> </w:t>
+      </w:r>
+      <w:r>
+        <w:rPr>
+          <w:color w:val="0000FF"/>
+        </w:rPr>
+        <w:t>버퍼는</w:t>
+      </w:r>
+      <w:r>
+        <w:rPr>
+          <w:color w:val="0000FF"/>
+        </w:rPr>
+        <w:t xml:space="preserve"> </w:t>
+      </w:r>
+      <w:r>
+        <w:rPr>
+          <w:color w:val="0000FF"/>
+        </w:rPr>
+        <w:t>다음</w:t>
+      </w:r>
+      <w:r>
+        <w:rPr>
+          <w:color w:val="0000FF"/>
+        </w:rPr>
+        <w:t xml:space="preserve"> recv</w:t>
+      </w:r>
+      <w:r>
+        <w:rPr>
+          <w:color w:val="0000FF"/>
+        </w:rPr>
+        <w:t>에서</w:t>
+      </w:r>
+      <w:r>
+        <w:rPr>
+          <w:color w:val="0000FF"/>
+        </w:rPr>
+        <w:t xml:space="preserve"> </w:t>
+      </w:r>
+      <w:r>
+        <w:rPr>
+          <w:color w:val="0000FF"/>
+        </w:rPr>
+        <w:t>다시</w:t>
+      </w:r>
+      <w:r>
+        <w:rPr>
+          <w:color w:val="0000FF"/>
+        </w:rPr>
+        <w:t xml:space="preserve"> </w:t>
+      </w:r>
+      <w:r>
+        <w:rPr>
+          <w:color w:val="0000FF"/>
+        </w:rPr>
+        <w:t>쓰이므로</w:t>
+      </w:r>
+      <w:r>
+        <w:rPr>
+          <w:color w:val="0000FF"/>
+        </w:rPr>
+        <w:t xml:space="preserve"> </w:t>
+      </w:r>
+      <w:r>
+        <w:rPr>
+          <w:color w:val="0000FF"/>
+        </w:rPr>
+        <w:t>포인터만</w:t>
+      </w:r>
+      <w:r>
+        <w:rPr>
+          <w:color w:val="0000FF"/>
+        </w:rPr>
+        <w:t xml:space="preserve"> </w:t>
+      </w:r>
+      <w:r>
+        <w:rPr>
+          <w:color w:val="0000FF"/>
+        </w:rPr>
+        <w:t>넘기면</w:t>
+      </w:r>
+      <w:r>
+        <w:rPr>
+          <w:color w:val="0000FF"/>
+        </w:rPr>
+        <w:t xml:space="preserve"> </w:t>
+      </w:r>
+      <w:r>
+        <w:rPr>
+          <w:color w:val="0000FF"/>
+        </w:rPr>
+        <w:t>월드가</w:t>
+      </w:r>
+      <w:r>
+        <w:rPr>
+          <w:color w:val="0000FF"/>
+        </w:rPr>
+        <w:t xml:space="preserve"> </w:t>
+      </w:r>
+      <w:r>
+        <w:rPr>
+          <w:color w:val="0000FF"/>
+        </w:rPr>
+        <w:t>읽기</w:t>
+      </w:r>
+      <w:r>
+        <w:rPr>
+          <w:color w:val="0000FF"/>
+        </w:rPr>
+        <w:t xml:space="preserve"> </w:t>
+      </w:r>
+      <w:r>
+        <w:rPr>
+          <w:color w:val="0000FF"/>
+        </w:rPr>
+        <w:t>전에</w:t>
+      </w:r>
+      <w:r>
+        <w:rPr>
+          <w:color w:val="0000FF"/>
+        </w:rPr>
+        <w:t xml:space="preserve"> </w:t>
+      </w:r>
+      <w:r>
+        <w:rPr>
+          <w:color w:val="0000FF"/>
+        </w:rPr>
+        <w:t>내용이</w:t>
+      </w:r>
+      <w:r>
+        <w:rPr>
+          <w:color w:val="0000FF"/>
+        </w:rPr>
+        <w:t xml:space="preserve"> </w:t>
+      </w:r>
+      <w:r>
+        <w:rPr>
+          <w:color w:val="0000FF"/>
+        </w:rPr>
+        <w:t>바뀔</w:t>
+      </w:r>
+      <w:r>
+        <w:rPr>
+          <w:color w:val="0000FF"/>
+        </w:rPr>
+        <w:t xml:space="preserve"> </w:t>
+      </w:r>
+      <w:r>
+        <w:rPr>
+          <w:color w:val="0000FF"/>
+        </w:rPr>
+        <w:t>수</w:t>
+      </w:r>
+      <w:r>
+        <w:rPr>
+          <w:color w:val="0000FF"/>
+        </w:rPr>
+        <w:t xml:space="preserve"> </w:t>
+      </w:r>
+      <w:r>
+        <w:rPr>
+          <w:color w:val="0000FF"/>
+        </w:rPr>
+        <w:t>있다</w:t>
+      </w:r>
+      <w:r>
+        <w:rPr>
+          <w:color w:val="0000FF"/>
+        </w:rPr>
+        <w:t>.</w:t>
+      </w:r>
+    </w:p>
+    <w:p>
+      <w:pPr>
+        <w:pStyle w:val="a5"/>
+        <w:numPr>
+          <w:ilvl w:val="0"/>
+          <w:numId w:val="4"/>
+        </w:numPr>
+      </w:pPr>
+      <w:r>
+        <w:rPr>
+          <w:color w:val="0000FF"/>
+        </w:rPr>
+        <w:t>메인은</w:t>
+      </w:r>
+      <w:r>
+        <w:rPr>
+          <w:color w:val="0000FF"/>
+        </w:rPr>
+        <w:t xml:space="preserve"> SendEvent</w:t>
+      </w:r>
+      <w:r>
+        <w:rPr>
+          <w:color w:val="0000FF"/>
+        </w:rPr>
+        <w:t>의</w:t>
+      </w:r>
+      <w:r>
+        <w:rPr>
+          <w:color w:val="0000FF"/>
+        </w:rPr>
+        <w:t xml:space="preserve"> udp </w:t>
+      </w:r>
+      <w:r>
+        <w:rPr>
+          <w:color w:val="0000FF"/>
+        </w:rPr>
+        <w:t>값으로</w:t>
+      </w:r>
+      <w:r>
+        <w:rPr>
+          <w:color w:val="0000FF"/>
+        </w:rPr>
+        <w:t xml:space="preserve"> </w:t>
+      </w:r>
+      <w:r>
+        <w:rPr>
+          <w:color w:val="0000FF"/>
+        </w:rPr>
+        <w:t>소켓을</w:t>
+      </w:r>
+      <w:r>
+        <w:rPr>
+          <w:color w:val="0000FF"/>
+        </w:rPr>
+        <w:t xml:space="preserve"> </w:t>
+      </w:r>
+      <w:r>
+        <w:rPr>
+          <w:color w:val="0000FF"/>
+        </w:rPr>
+        <w:t>고른다</w:t>
+      </w:r>
+      <w:r>
+        <w:rPr>
+          <w:color w:val="0000FF"/>
+        </w:rPr>
+        <w:t>. true</w:t>
+      </w:r>
+      <w:r>
+        <w:rPr>
+          <w:color w:val="0000FF"/>
+        </w:rPr>
+        <w:t>면</w:t>
+      </w:r>
+      <w:r>
+        <w:rPr>
+          <w:color w:val="0000FF"/>
+        </w:rPr>
+        <w:t xml:space="preserve"> Session</w:t>
+      </w:r>
+      <w:r>
+        <w:rPr>
+          <w:color w:val="0000FF"/>
+        </w:rPr>
+        <w:t>에</w:t>
+      </w:r>
+      <w:r>
+        <w:rPr>
+          <w:color w:val="0000FF"/>
+        </w:rPr>
+        <w:t xml:space="preserve"> </w:t>
+      </w:r>
+      <w:r>
+        <w:rPr>
+          <w:color w:val="0000FF"/>
+        </w:rPr>
+        <w:t>등록된</w:t>
+      </w:r>
+      <w:r>
+        <w:rPr>
+          <w:color w:val="0000FF"/>
+        </w:rPr>
+        <w:t xml:space="preserve"> UDP </w:t>
+      </w:r>
+      <w:r>
+        <w:rPr>
+          <w:color w:val="0000FF"/>
+        </w:rPr>
+        <w:t>주소로</w:t>
+      </w:r>
+      <w:r>
+        <w:rPr>
+          <w:color w:val="0000FF"/>
+        </w:rPr>
+        <w:t xml:space="preserve"> sendto, false</w:t>
+      </w:r>
+      <w:r>
+        <w:rPr>
+          <w:color w:val="0000FF"/>
+        </w:rPr>
+        <w:t>면</w:t>
+      </w:r>
+      <w:r>
+        <w:rPr>
+          <w:color w:val="0000FF"/>
+        </w:rPr>
+        <w:t xml:space="preserve"> </w:t>
+      </w:r>
+      <w:r>
+        <w:rPr>
+          <w:color w:val="0000FF"/>
+        </w:rPr>
+        <w:t>그</w:t>
+      </w:r>
+      <w:r>
+        <w:rPr>
+          <w:color w:val="0000FF"/>
+        </w:rPr>
+        <w:t xml:space="preserve"> Session</w:t>
+      </w:r>
+      <w:r>
+        <w:rPr>
+          <w:color w:val="0000FF"/>
+        </w:rPr>
+        <w:t>의</w:t>
+      </w:r>
+      <w:r>
+        <w:rPr>
+          <w:color w:val="0000FF"/>
+        </w:rPr>
+        <w:t xml:space="preserve"> TCP </w:t>
+      </w:r>
+      <w:r>
+        <w:rPr>
+          <w:color w:val="0000FF"/>
+        </w:rPr>
+        <w:t>송신</w:t>
+      </w:r>
+      <w:r>
+        <w:rPr>
+          <w:color w:val="0000FF"/>
+        </w:rPr>
+        <w:t xml:space="preserve"> </w:t>
+      </w:r>
+      <w:r>
+        <w:rPr>
+          <w:color w:val="0000FF"/>
+        </w:rPr>
+        <w:t>버퍼에</w:t>
+      </w:r>
+      <w:r>
+        <w:rPr>
+          <w:color w:val="0000FF"/>
+        </w:rPr>
+        <w:t xml:space="preserve"> </w:t>
+      </w:r>
+      <w:r>
+        <w:rPr>
+          <w:color w:val="0000FF"/>
+        </w:rPr>
+        <w:t>붙여</w:t>
+      </w:r>
+      <w:r>
+        <w:rPr>
+          <w:color w:val="0000FF"/>
+        </w:rPr>
+        <w:t xml:space="preserve"> send</w:t>
+      </w:r>
+      <w:r>
+        <w:rPr>
+          <w:color w:val="0000FF"/>
+        </w:rPr>
+        <w:t>한다</w:t>
+      </w:r>
+      <w:r>
+        <w:rPr>
+          <w:color w:val="0000FF"/>
+        </w:rPr>
+        <w:t>.</w:t>
+      </w:r>
+    </w:p>
+    <w:p>
+      <w:pPr>
+        <w:pStyle w:val="a5"/>
+        <w:numPr>
+          <w:ilvl w:val="0"/>
+          <w:numId w:val="4"/>
+        </w:numPr>
+      </w:pPr>
+      <w:r>
+        <w:rPr>
+          <w:color w:val="0000FF"/>
+        </w:rPr>
+        <w:t>World::ThreadMain</w:t>
+      </w:r>
+      <w:r>
+        <w:rPr>
+          <w:color w:val="0000FF"/>
+        </w:rPr>
+        <w:t>은</w:t>
+      </w:r>
+      <w:r>
+        <w:rPr>
+          <w:color w:val="0000FF"/>
+        </w:rPr>
+        <w:t xml:space="preserve"> CreateThread</w:t>
+      </w:r>
+      <w:r>
+        <w:rPr>
+          <w:color w:val="0000FF"/>
+        </w:rPr>
+        <w:t>에</w:t>
+      </w:r>
+      <w:r>
+        <w:rPr>
+          <w:color w:val="0000FF"/>
+        </w:rPr>
+        <w:t xml:space="preserve"> </w:t>
+      </w:r>
+      <w:r>
+        <w:rPr>
+          <w:color w:val="0000FF"/>
+        </w:rPr>
+        <w:t>넘기는</w:t>
+      </w:r>
+      <w:r>
+        <w:rPr>
+          <w:color w:val="0000FF"/>
+        </w:rPr>
+        <w:t xml:space="preserve"> </w:t>
+      </w:r>
+      <w:r>
+        <w:rPr>
+          <w:color w:val="0000FF"/>
+        </w:rPr>
+        <w:t>정적</w:t>
+      </w:r>
+      <w:r>
+        <w:rPr>
+          <w:color w:val="0000FF"/>
+        </w:rPr>
+        <w:t xml:space="preserve"> </w:t>
+      </w:r>
+      <w:r>
+        <w:rPr>
+          <w:color w:val="0000FF"/>
+        </w:rPr>
+        <w:t>함수이고</w:t>
+      </w:r>
+      <w:r>
+        <w:rPr>
+          <w:color w:val="0000FF"/>
+        </w:rPr>
+        <w:t>, self</w:t>
+      </w:r>
+      <w:r>
+        <w:rPr>
+          <w:color w:val="0000FF"/>
+        </w:rPr>
+        <w:t>로</w:t>
+      </w:r>
+      <w:r>
+        <w:rPr>
+          <w:color w:val="0000FF"/>
+        </w:rPr>
+        <w:t xml:space="preserve"> </w:t>
+      </w:r>
+      <w:r>
+        <w:rPr>
+          <w:color w:val="0000FF"/>
+        </w:rPr>
+        <w:t>받은</w:t>
+      </w:r>
+      <w:r>
+        <w:rPr>
+          <w:color w:val="0000FF"/>
+        </w:rPr>
+        <w:t xml:space="preserve"> World </w:t>
+      </w:r>
+      <w:r>
+        <w:rPr>
+          <w:color w:val="0000FF"/>
+        </w:rPr>
+        <w:t>포인터의</w:t>
+      </w:r>
+      <w:r>
+        <w:rPr>
+          <w:color w:val="0000FF"/>
+        </w:rPr>
+        <w:t xml:space="preserve"> </w:t>
+      </w:r>
+      <w:r>
+        <w:rPr>
+          <w:color w:val="0000FF"/>
+        </w:rPr>
+        <w:t>루프를</w:t>
+      </w:r>
+      <w:r>
+        <w:rPr>
+          <w:color w:val="0000FF"/>
+        </w:rPr>
+        <w:t xml:space="preserve"> </w:t>
+      </w:r>
+      <w:r>
+        <w:rPr>
+          <w:color w:val="0000FF"/>
+        </w:rPr>
+        <w:t>돈다</w:t>
+      </w:r>
+      <w:r>
+        <w:rPr>
+          <w:color w:val="0000FF"/>
+        </w:rPr>
+        <w:t>.</w:t>
+      </w:r>
+    </w:p>
+    <w:p>
+      <w:pPr>
+        <w:pStyle w:val="3"/>
+      </w:pPr>
+      <w:r>
+        <w:t>네트워크</w:t>
+      </w:r>
+      <w:r>
+        <w:t xml:space="preserve"> I/O </w:t>
+      </w:r>
+      <w:r>
+        <w:t>모델</w:t>
+      </w:r>
+    </w:p>
+    <w:p>
+      <w:r>
         <w:t>서버는</w:t>
       </w:r>
       <w:r>
-        <w:t xml:space="preserve"> </w:t>
-      </w:r>
-      <w:proofErr w:type="spellStart"/>
-      <w:r>
-        <w:t>WSAPoll</w:t>
-      </w:r>
-      <w:proofErr w:type="spellEnd"/>
-      <w:r>
-        <w:t xml:space="preserve">, </w:t>
+        <w:t xml:space="preserve"> WSAPoll, </w:t>
       </w:r>
       <w:r>
         <w:t>클라이언트는</w:t>
@@ -9916,13 +12759,8 @@
         <w:t>하나에서</w:t>
       </w:r>
       <w:r>
-        <w:t xml:space="preserve"> </w:t>
-      </w:r>
-      <w:proofErr w:type="spellStart"/>
-      <w:r>
-        <w:t>WSAPoll</w:t>
-      </w:r>
-      <w:proofErr w:type="spellEnd"/>
+        <w:t xml:space="preserve"> WSAPoll</w:t>
+      </w:r>
       <w:r>
         <w:t>로</w:t>
       </w:r>
@@ -10078,15 +12916,7 @@
               <w:t>개</w:t>
             </w:r>
             <w:r>
-              <w:t>(</w:t>
-            </w:r>
-            <w:proofErr w:type="spellStart"/>
-            <w:r>
-              <w:t>recv</w:t>
-            </w:r>
-            <w:proofErr w:type="spellEnd"/>
-            <w:r>
-              <w:t xml:space="preserve"> 2 + </w:t>
+              <w:t xml:space="preserve">(recv 2 + </w:t>
             </w:r>
             <w:r>
               <w:t>월드</w:t>
@@ -10150,13 +12980,8 @@
               <w:t>가능하지만</w:t>
             </w:r>
             <w:r>
-              <w:t xml:space="preserve"> </w:t>
-            </w:r>
-            <w:proofErr w:type="spellStart"/>
-            <w:r>
-              <w:t>fd_set</w:t>
-            </w:r>
-            <w:proofErr w:type="spellEnd"/>
+              <w:t xml:space="preserve"> fd_set</w:t>
+            </w:r>
             <w:r>
               <w:t>을</w:t>
             </w:r>
@@ -10193,30 +13018,22 @@
             <w:tcW w:w="3711" w:type="dxa"/>
           </w:tcPr>
           <w:p>
-            <w:proofErr w:type="spellStart"/>
             <w:r>
               <w:rPr>
                 <w:b/>
               </w:rPr>
-              <w:t>WSAPoll</w:t>
-            </w:r>
-            <w:proofErr w:type="spellEnd"/>
+              <w:t>WSAPoll (</w:t>
+            </w:r>
             <w:r>
               <w:rPr>
                 <w:b/>
               </w:rPr>
-              <w:t xml:space="preserve"> (</w:t>
+              <w:t>선택</w:t>
             </w:r>
             <w:r>
               <w:rPr>
                 <w:b/>
               </w:rPr>
-              <w:t>선택</w:t>
-            </w:r>
-            <w:r>
-              <w:rPr>
-                <w:b/>
-              </w:rPr>
               <w:t>)</w:t>
             </w:r>
           </w:p>
@@ -10226,13 +13043,8 @@
             <w:tcW w:w="5648" w:type="dxa"/>
           </w:tcPr>
           <w:p>
-            <w:proofErr w:type="spellStart"/>
-            <w:r>
-              <w:t>pollfd</w:t>
-            </w:r>
-            <w:proofErr w:type="spellEnd"/>
-            <w:r>
-              <w:t xml:space="preserve"> </w:t>
+            <w:r>
+              <w:t xml:space="preserve">pollfd </w:t>
             </w:r>
             <w:r>
               <w:t>배열</w:t>
@@ -10354,12 +13166,9 @@
             <w:tcW w:w="3711" w:type="dxa"/>
           </w:tcPr>
           <w:p>
-            <w:proofErr w:type="spellStart"/>
-            <w:r>
-              <w:lastRenderedPageBreak/>
+            <w:r>
               <w:t>WSAAsyncSelect</w:t>
             </w:r>
-            <w:proofErr w:type="spellEnd"/>
           </w:p>
         </w:tc>
         <w:tc>
@@ -10403,11 +13212,9 @@
             <w:tcW w:w="3711" w:type="dxa"/>
           </w:tcPr>
           <w:p>
-            <w:proofErr w:type="spellStart"/>
             <w:r>
               <w:t>WSAEventSelect</w:t>
             </w:r>
-            <w:proofErr w:type="spellEnd"/>
           </w:p>
         </w:tc>
         <w:tc>
@@ -10419,13 +13226,8 @@
               <w:t>가능하지만</w:t>
             </w:r>
             <w:r>
-              <w:t xml:space="preserve"> </w:t>
-            </w:r>
-            <w:proofErr w:type="spellStart"/>
-            <w:r>
-              <w:t>WSAPoll</w:t>
-            </w:r>
-            <w:proofErr w:type="spellEnd"/>
+              <w:t xml:space="preserve"> WSAPoll</w:t>
+            </w:r>
             <w:r>
               <w:t>보다</w:t>
             </w:r>
@@ -10516,13 +13318,8 @@
       </w:tr>
     </w:tbl>
     <w:p>
-      <w:proofErr w:type="spellStart"/>
-      <w:r>
-        <w:t>WSAPoll</w:t>
-      </w:r>
-      <w:proofErr w:type="spellEnd"/>
-      <w:r>
-        <w:t xml:space="preserve"> </w:t>
+      <w:r>
+        <w:t xml:space="preserve">WSAPoll </w:t>
       </w:r>
       <w:r>
         <w:t>구현</w:t>
@@ -10558,6 +13355,7 @@
         </w:numPr>
       </w:pPr>
       <w:r>
+        <w:lastRenderedPageBreak/>
         <w:t>클라이언트</w:t>
       </w:r>
       <w:r>
@@ -10575,19 +13373,11 @@
       <w:r>
         <w:t xml:space="preserve"> </w:t>
       </w:r>
-      <w:proofErr w:type="spellStart"/>
       <w:r>
         <w:rPr>
           <w:rStyle w:val="CodeChar"/>
         </w:rPr>
-        <w:t>ioctlsocket</w:t>
-      </w:r>
-      <w:proofErr w:type="spellEnd"/>
-      <w:r>
-        <w:rPr>
-          <w:rStyle w:val="CodeChar"/>
-        </w:rPr>
-        <w:t>(FIONBIO)</w:t>
+        <w:t>ioctlsocket(FIONBIO)</w:t>
       </w:r>
       <w:r>
         <w:t>로</w:t>
@@ -10595,11 +13385,9 @@
       <w:r>
         <w:t xml:space="preserve"> </w:t>
       </w:r>
-      <w:proofErr w:type="spellStart"/>
       <w:r>
         <w:t>논블로킹으로</w:t>
       </w:r>
-      <w:proofErr w:type="spellEnd"/>
       <w:r>
         <w:t xml:space="preserve"> </w:t>
       </w:r>
@@ -10751,13 +13539,8 @@
         <w:t>켜두면</w:t>
       </w:r>
       <w:r>
-        <w:t xml:space="preserve"> </w:t>
-      </w:r>
-      <w:proofErr w:type="spellStart"/>
-      <w:r>
-        <w:t>WSAPoll</w:t>
-      </w:r>
-      <w:proofErr w:type="spellEnd"/>
+        <w:t xml:space="preserve"> WSAPoll</w:t>
+      </w:r>
       <w:r>
         <w:t>이</w:t>
       </w:r>
@@ -10776,11 +13559,9 @@
       <w:r>
         <w:t xml:space="preserve"> </w:t>
       </w:r>
-      <w:proofErr w:type="spellStart"/>
       <w:r>
         <w:t>리턴해</w:t>
       </w:r>
-      <w:proofErr w:type="spellEnd"/>
       <w:r>
         <w:t xml:space="preserve"> CPU</w:t>
       </w:r>
@@ -10824,13 +13605,8 @@
         <w:t>오거나</w:t>
       </w:r>
       <w:r>
-        <w:t xml:space="preserve"> </w:t>
-      </w:r>
-      <w:proofErr w:type="spellStart"/>
-      <w:r>
-        <w:t>recv</w:t>
-      </w:r>
-      <w:proofErr w:type="spellEnd"/>
+        <w:t xml:space="preserve"> recv</w:t>
+      </w:r>
       <w:r>
         <w:t>가</w:t>
       </w:r>
@@ -10928,13 +13704,8 @@
         <w:t>개를</w:t>
       </w:r>
       <w:r>
-        <w:t xml:space="preserve"> </w:t>
-      </w:r>
-      <w:proofErr w:type="spellStart"/>
-      <w:r>
-        <w:t>WSAPoll</w:t>
-      </w:r>
-      <w:proofErr w:type="spellEnd"/>
+        <w:t xml:space="preserve"> WSAPoll</w:t>
+      </w:r>
       <w:r>
         <w:t>로</w:t>
       </w:r>
@@ -10975,13 +13746,8 @@
         <w:t>바로</w:t>
       </w:r>
       <w:r>
-        <w:t xml:space="preserve"> send/</w:t>
-      </w:r>
-      <w:proofErr w:type="spellStart"/>
-      <w:r>
-        <w:t>sendto</w:t>
-      </w:r>
-      <w:proofErr w:type="spellEnd"/>
+        <w:t xml:space="preserve"> send/sendto</w:t>
+      </w:r>
       <w:r>
         <w:t>한다</w:t>
       </w:r>
@@ -11117,16 +13883,121 @@
           </w:tcPr>
           <w:p>
             <w:r>
-              <w:t xml:space="preserve">WSAPoll(타임아웃 수 ms) → accept/recv/recvfrom → </w:t>
-            </w:r>
-            <w:r>
-              <w:rPr>
-                <w:color w:val="FF0000"/>
-              </w:rPr>
-              <w:t xml:space="preserve">로비 패킷 처리 또는 수신 큐 등록 → </w:t>
-            </w:r>
-            <w:r>
-              <w:t xml:space="preserve">송신 큐 비우기(send/sendto)</w:t>
+              <w:t>WSAPoll(</w:t>
+            </w:r>
+            <w:r>
+              <w:t>타임아웃</w:t>
+            </w:r>
+            <w:r>
+              <w:t xml:space="preserve"> </w:t>
+            </w:r>
+            <w:r>
+              <w:t>수</w:t>
+            </w:r>
+            <w:r>
+              <w:t xml:space="preserve"> ms) → accept/recv/recvfrom → </w:t>
+            </w:r>
+            <w:r>
+              <w:rPr>
+                <w:color w:val="FF0000"/>
+              </w:rPr>
+              <w:t>로비</w:t>
+            </w:r>
+            <w:r>
+              <w:rPr>
+                <w:color w:val="FF0000"/>
+              </w:rPr>
+              <w:t xml:space="preserve"> </w:t>
+            </w:r>
+            <w:r>
+              <w:rPr>
+                <w:color w:val="FF0000"/>
+              </w:rPr>
+              <w:t>패킷</w:t>
+            </w:r>
+            <w:r>
+              <w:rPr>
+                <w:color w:val="FF0000"/>
+              </w:rPr>
+              <w:t xml:space="preserve"> </w:t>
+            </w:r>
+            <w:r>
+              <w:rPr>
+                <w:color w:val="FF0000"/>
+              </w:rPr>
+              <w:t>처리</w:t>
+            </w:r>
+            <w:r>
+              <w:rPr>
+                <w:color w:val="FF0000"/>
+              </w:rPr>
+              <w:t xml:space="preserve"> </w:t>
+            </w:r>
+            <w:r>
+              <w:rPr>
+                <w:color w:val="FF0000"/>
+              </w:rPr>
+              <w:t>또는</w:t>
+            </w:r>
+            <w:r>
+              <w:rPr>
+                <w:color w:val="FF0000"/>
+              </w:rPr>
+              <w:t xml:space="preserve"> </w:t>
+            </w:r>
+            <w:r>
+              <w:rPr>
+                <w:color w:val="FF0000"/>
+              </w:rPr>
+              <w:t>수신</w:t>
+            </w:r>
+            <w:r>
+              <w:rPr>
+                <w:color w:val="FF0000"/>
+              </w:rPr>
+              <w:t xml:space="preserve"> </w:t>
+            </w:r>
+            <w:r>
+              <w:rPr>
+                <w:color w:val="FF0000"/>
+              </w:rPr>
+              <w:t>큐</w:t>
+            </w:r>
+            <w:r>
+              <w:rPr>
+                <w:color w:val="FF0000"/>
+              </w:rPr>
+              <w:t xml:space="preserve"> </w:t>
+            </w:r>
+            <w:r>
+              <w:rPr>
+                <w:color w:val="FF0000"/>
+              </w:rPr>
+              <w:t>등록</w:t>
+            </w:r>
+            <w:r>
+              <w:rPr>
+                <w:color w:val="FF0000"/>
+              </w:rPr>
+              <w:t xml:space="preserve"> → </w:t>
+            </w:r>
+            <w:r>
+              <w:t>송신</w:t>
+            </w:r>
+            <w:r>
+              <w:t xml:space="preserve"> </w:t>
+            </w:r>
+            <w:r>
+              <w:t>큐</w:t>
+            </w:r>
+            <w:r>
+              <w:t xml:space="preserve"> </w:t>
+            </w:r>
+            <w:r>
+              <w:t>비우기</w:t>
+            </w:r>
+            <w:r>
+              <w:t>(send/sendto)</w:t>
             </w:r>
           </w:p>
         </w:tc>
@@ -11157,19 +14028,12 @@
             <w:tcW w:w="1620" w:type="dxa"/>
           </w:tcPr>
           <w:p>
-            <w:proofErr w:type="spellStart"/>
             <w:r>
               <w:t>메인이</w:t>
             </w:r>
-            <w:proofErr w:type="spellEnd"/>
-            <w:r>
-              <w:t xml:space="preserve"> </w:t>
-            </w:r>
-            <w:proofErr w:type="spellStart"/>
-            <w:r>
-              <w:t>CreateThread</w:t>
-            </w:r>
-            <w:proofErr w:type="spellEnd"/>
+            <w:r>
+              <w:t xml:space="preserve"> CreateThread</w:t>
+            </w:r>
           </w:p>
         </w:tc>
         <w:tc>
@@ -11207,11 +14071,9 @@
             <w:r>
               <w:t xml:space="preserve"> </w:t>
             </w:r>
-            <w:proofErr w:type="spellStart"/>
             <w:r>
               <w:t>틱마다</w:t>
             </w:r>
-            <w:proofErr w:type="spellEnd"/>
             <w:r>
               <w:t xml:space="preserve"> </w:t>
             </w:r>
@@ -11371,13 +14233,8 @@
               <w:t>후</w:t>
             </w:r>
             <w:r>
-              <w:t xml:space="preserve"> </w:t>
-            </w:r>
-            <w:proofErr w:type="spellStart"/>
-            <w:r>
-              <w:t>CreateThread</w:t>
-            </w:r>
-            <w:proofErr w:type="spellEnd"/>
+              <w:t xml:space="preserve"> CreateThread</w:t>
+            </w:r>
           </w:p>
         </w:tc>
         <w:tc>
@@ -11385,43 +14242,22 @@
             <w:tcW w:w="4909" w:type="dxa"/>
           </w:tcPr>
           <w:p>
-            <w:proofErr w:type="spellStart"/>
-            <w:r>
-              <w:t>WSAPoll</w:t>
-            </w:r>
-            <w:proofErr w:type="spellEnd"/>
-            <w:r>
-              <w:t xml:space="preserve">(TCP·UDP) → </w:t>
-            </w:r>
-            <w:proofErr w:type="spellStart"/>
-            <w:r>
-              <w:t>recv</w:t>
-            </w:r>
-            <w:proofErr w:type="spellEnd"/>
-            <w:r>
-              <w:t>/</w:t>
-            </w:r>
-            <w:proofErr w:type="spellStart"/>
-            <w:r>
-              <w:t>recvfrom</w:t>
-            </w:r>
-            <w:proofErr w:type="spellEnd"/>
+            <w:r>
+              <w:t xml:space="preserve">WSAPoll(TCP·UDP) → recv/recvfrom → </w:t>
+            </w:r>
+            <w:r>
+              <w:t>패킷</w:t>
+            </w:r>
+            <w:r>
+              <w:t xml:space="preserve"> </w:t>
+            </w:r>
+            <w:r>
+              <w:t>조립</w:t>
+            </w:r>
             <w:r>
               <w:t xml:space="preserve"> → </w:t>
             </w:r>
             <w:r>
-              <w:t>패킷</w:t>
-            </w:r>
-            <w:r>
-              <w:t xml:space="preserve"> </w:t>
-            </w:r>
-            <w:r>
-              <w:t>조립</w:t>
-            </w:r>
-            <w:r>
-              <w:t xml:space="preserve"> → </w:t>
-            </w:r>
-            <w:r>
               <w:t>처리</w:t>
             </w:r>
             <w:r>
@@ -11431,13 +14267,8 @@
               <w:t>후</w:t>
             </w:r>
             <w:r>
-              <w:t xml:space="preserve"> </w:t>
-            </w:r>
-            <w:proofErr w:type="spellStart"/>
-            <w:r>
-              <w:t>InvalidateRect</w:t>
-            </w:r>
-            <w:proofErr w:type="spellEnd"/>
+              <w:t xml:space="preserve"> InvalidateRect</w:t>
+            </w:r>
           </w:p>
         </w:tc>
       </w:tr>
@@ -11447,14 +14278,11 @@
         <w:pStyle w:val="2"/>
       </w:pPr>
       <w:r>
-        <w:lastRenderedPageBreak/>
         <w:t xml:space="preserve">5. </w:t>
       </w:r>
-      <w:proofErr w:type="spellStart"/>
       <w:r>
         <w:t>멀티스레드와</w:t>
       </w:r>
-      <w:proofErr w:type="spellEnd"/>
       <w:r>
         <w:t xml:space="preserve"> </w:t>
       </w:r>
@@ -11523,11 +14351,9 @@
       <w:r>
         <w:t xml:space="preserve">. </w:t>
       </w:r>
-      <w:proofErr w:type="spellStart"/>
       <w:r>
         <w:t>뮤텍스는</w:t>
       </w:r>
-      <w:proofErr w:type="spellEnd"/>
       <w:r>
         <w:t xml:space="preserve"> </w:t>
       </w:r>
@@ -11763,6 +14589,7 @@
           </w:tcPr>
           <w:p>
             <w:r>
+              <w:lastRenderedPageBreak/>
               <w:t>게임</w:t>
             </w:r>
             <w:r>
@@ -11797,15 +14624,7 @@
               <w:t>메인</w:t>
             </w:r>
             <w:r>
-              <w:t xml:space="preserve"> (</w:t>
-            </w:r>
-            <w:proofErr w:type="spellStart"/>
-            <w:r>
-              <w:t>SetEvent</w:t>
-            </w:r>
-            <w:proofErr w:type="spellEnd"/>
-            <w:r>
-              <w:t>)</w:t>
+              <w:t xml:space="preserve"> (SetEvent)</w:t>
             </w:r>
           </w:p>
         </w:tc>
@@ -11818,15 +14637,7 @@
               <w:t>월드</w:t>
             </w:r>
             <w:r>
-              <w:t xml:space="preserve"> (</w:t>
-            </w:r>
-            <w:proofErr w:type="spellStart"/>
-            <w:r>
-              <w:t>WaitForSingleObject</w:t>
-            </w:r>
-            <w:proofErr w:type="spellEnd"/>
-            <w:r>
-              <w:t>)</w:t>
+              <w:t xml:space="preserve"> (WaitForSingleObject)</w:t>
             </w:r>
           </w:p>
         </w:tc>
@@ -11860,7 +14671,49 @@
               <w:rPr>
                 <w:color w:val="FF0000"/>
               </w:rPr>
-              <w:t xml:space="preserve">게임 시작 정보 (서버)</w:t>
+              <w:t>게임</w:t>
+            </w:r>
+            <w:r>
+              <w:rPr>
+                <w:color w:val="FF0000"/>
+              </w:rPr>
+              <w:t xml:space="preserve"> </w:t>
+            </w:r>
+            <w:r>
+              <w:rPr>
+                <w:color w:val="FF0000"/>
+              </w:rPr>
+              <w:t>시작</w:t>
+            </w:r>
+            <w:r>
+              <w:rPr>
+                <w:color w:val="FF0000"/>
+              </w:rPr>
+              <w:t xml:space="preserve"> </w:t>
+            </w:r>
+            <w:r>
+              <w:rPr>
+                <w:color w:val="FF0000"/>
+              </w:rPr>
+              <w:t>정보</w:t>
+            </w:r>
+            <w:r>
+              <w:rPr>
+                <w:color w:val="FF0000"/>
+              </w:rPr>
+              <w:t xml:space="preserve"> (</w:t>
+            </w:r>
+            <w:r>
+              <w:rPr>
+                <w:color w:val="FF0000"/>
+              </w:rPr>
+              <w:t>서버</w:t>
+            </w:r>
+            <w:r>
+              <w:rPr>
+                <w:color w:val="FF0000"/>
+              </w:rPr>
+              <w:t>)</w:t>
             </w:r>
           </w:p>
         </w:tc>
@@ -11873,7 +14726,61 @@
               <w:rPr>
                 <w:color w:val="FF0000"/>
               </w:rPr>
-              <w:t xml:space="preserve">메인 (SetEvent 전에 한 번 씀)</w:t>
+              <w:t>메인</w:t>
+            </w:r>
+            <w:r>
+              <w:rPr>
+                <w:color w:val="FF0000"/>
+              </w:rPr>
+              <w:t xml:space="preserve"> (SetEvent </w:t>
+            </w:r>
+            <w:r>
+              <w:rPr>
+                <w:color w:val="FF0000"/>
+              </w:rPr>
+              <w:t>전에</w:t>
+            </w:r>
+            <w:r>
+              <w:rPr>
+                <w:color w:val="FF0000"/>
+              </w:rPr>
+              <w:t xml:space="preserve"> </w:t>
+            </w:r>
+            <w:r>
+              <w:rPr>
+                <w:color w:val="FF0000"/>
+              </w:rPr>
+              <w:t>한</w:t>
+            </w:r>
+            <w:r>
+              <w:rPr>
+                <w:color w:val="FF0000"/>
+              </w:rPr>
+              <w:t xml:space="preserve"> </w:t>
+            </w:r>
+            <w:r>
+              <w:rPr>
+                <w:color w:val="FF0000"/>
+              </w:rPr>
+              <w:t>번</w:t>
+            </w:r>
+            <w:r>
+              <w:rPr>
+                <w:color w:val="FF0000"/>
+              </w:rPr>
+              <w:t xml:space="preserve"> </w:t>
+            </w:r>
+            <w:r>
+              <w:rPr>
+                <w:color w:val="FF0000"/>
+              </w:rPr>
+              <w:t>씀</w:t>
+            </w:r>
+            <w:r>
+              <w:rPr>
+                <w:color w:val="FF0000"/>
+              </w:rPr>
+              <w:t>)</w:t>
             </w:r>
           </w:p>
         </w:tc>
@@ -11886,7 +14793,49 @@
               <w:rPr>
                 <w:color w:val="FF0000"/>
               </w:rPr>
-              <w:t xml:space="preserve">월드 (깨어난 뒤 읽음)</w:t>
+              <w:t>월드</w:t>
+            </w:r>
+            <w:r>
+              <w:rPr>
+                <w:color w:val="FF0000"/>
+              </w:rPr>
+              <w:t xml:space="preserve"> (</w:t>
+            </w:r>
+            <w:r>
+              <w:rPr>
+                <w:color w:val="FF0000"/>
+              </w:rPr>
+              <w:t>깨어난</w:t>
+            </w:r>
+            <w:r>
+              <w:rPr>
+                <w:color w:val="FF0000"/>
+              </w:rPr>
+              <w:t xml:space="preserve"> </w:t>
+            </w:r>
+            <w:r>
+              <w:rPr>
+                <w:color w:val="FF0000"/>
+              </w:rPr>
+              <w:t>뒤</w:t>
+            </w:r>
+            <w:r>
+              <w:rPr>
+                <w:color w:val="FF0000"/>
+              </w:rPr>
+              <w:t xml:space="preserve"> </w:t>
+            </w:r>
+            <w:r>
+              <w:rPr>
+                <w:color w:val="FF0000"/>
+              </w:rPr>
+              <w:t>읽음</w:t>
+            </w:r>
+            <w:r>
+              <w:rPr>
+                <w:color w:val="FF0000"/>
+              </w:rPr>
+              <w:t>)</w:t>
             </w:r>
           </w:p>
         </w:tc>
@@ -11899,7 +14848,61 @@
               <w:rPr>
                 <w:color w:val="FF0000"/>
               </w:rPr>
-              <w:t xml:space="preserve">Event로 순서 보장, 잠금 없음</w:t>
+              <w:t>Event</w:t>
+            </w:r>
+            <w:r>
+              <w:rPr>
+                <w:color w:val="FF0000"/>
+              </w:rPr>
+              <w:t>로</w:t>
+            </w:r>
+            <w:r>
+              <w:rPr>
+                <w:color w:val="FF0000"/>
+              </w:rPr>
+              <w:t xml:space="preserve"> </w:t>
+            </w:r>
+            <w:r>
+              <w:rPr>
+                <w:color w:val="FF0000"/>
+              </w:rPr>
+              <w:t>순서</w:t>
+            </w:r>
+            <w:r>
+              <w:rPr>
+                <w:color w:val="FF0000"/>
+              </w:rPr>
+              <w:t xml:space="preserve"> </w:t>
+            </w:r>
+            <w:r>
+              <w:rPr>
+                <w:color w:val="FF0000"/>
+              </w:rPr>
+              <w:t>보장</w:t>
+            </w:r>
+            <w:r>
+              <w:rPr>
+                <w:color w:val="FF0000"/>
+              </w:rPr>
+              <w:t xml:space="preserve">, </w:t>
+            </w:r>
+            <w:r>
+              <w:rPr>
+                <w:color w:val="FF0000"/>
+              </w:rPr>
+              <w:t>잠금</w:t>
+            </w:r>
+            <w:r>
+              <w:rPr>
+                <w:color w:val="FF0000"/>
+              </w:rPr>
+              <w:t xml:space="preserve"> </w:t>
+            </w:r>
+            <w:r>
+              <w:rPr>
+                <w:color w:val="FF0000"/>
+              </w:rPr>
+              <w:t>없음</w:t>
             </w:r>
           </w:p>
         </w:tc>
@@ -11910,13 +14913,8 @@
             <w:tcW w:w="2496" w:type="dxa"/>
           </w:tcPr>
           <w:p>
-            <w:proofErr w:type="spellStart"/>
-            <w:r>
-              <w:t>SnapshotBuffer</w:t>
-            </w:r>
-            <w:proofErr w:type="spellEnd"/>
-            <w:r>
-              <w:t xml:space="preserve"> (</w:t>
+            <w:r>
+              <w:t>SnapshotBuffer (</w:t>
             </w:r>
             <w:r>
               <w:t>클라</w:t>
@@ -12043,11 +15041,9 @@
       <w:r>
         <w:t xml:space="preserve">. </w:t>
       </w:r>
-      <w:proofErr w:type="spellStart"/>
       <w:r>
         <w:t>뮤텍스는</w:t>
       </w:r>
-      <w:proofErr w:type="spellEnd"/>
       <w:r>
         <w:t xml:space="preserve"> </w:t>
       </w:r>
@@ -12174,11 +15170,9 @@
       <w:r>
         <w:t xml:space="preserve"> </w:t>
       </w:r>
-      <w:proofErr w:type="spellStart"/>
       <w:r>
         <w:t>틱</w:t>
       </w:r>
-      <w:proofErr w:type="spellEnd"/>
       <w:r>
         <w:t xml:space="preserve"> </w:t>
       </w:r>
@@ -12309,13 +15303,8 @@
         <w:t>짧아지고</w:t>
       </w:r>
       <w:r>
-        <w:t xml:space="preserve"> send/</w:t>
-      </w:r>
-      <w:proofErr w:type="spellStart"/>
-      <w:r>
-        <w:t>recv</w:t>
-      </w:r>
-      <w:proofErr w:type="spellEnd"/>
+        <w:t xml:space="preserve"> send/recv</w:t>
+      </w:r>
       <w:r>
         <w:t>가</w:t>
       </w:r>
@@ -12371,16 +15360,8 @@
         <w:rPr>
           <w:color w:val="FF0000"/>
         </w:rPr>
-        <w:t xml:space="preserve"> </w:t>
-      </w:r>
-      <w:proofErr w:type="spellStart"/>
-      <w:r>
-        <w:rPr>
-          <w:color w:val="FF0000"/>
-        </w:rPr>
-        <w:t>SnapshotBuffer</w:t>
-      </w:r>
-      <w:proofErr w:type="spellEnd"/>
+        <w:t xml:space="preserve"> SnapshotBuffer</w:t>
+      </w:r>
       <w:r>
         <w:rPr>
           <w:color w:val="FF0000"/>
@@ -12710,11 +15691,9 @@
       <w:r>
         <w:t xml:space="preserve"> </w:t>
       </w:r>
-      <w:proofErr w:type="spellStart"/>
       <w:r>
         <w:t>맵이</w:t>
       </w:r>
-      <w:proofErr w:type="spellEnd"/>
       <w:r>
         <w:t xml:space="preserve"> </w:t>
       </w:r>
@@ -12764,13 +15743,8 @@
         <w:t>대신</w:t>
       </w:r>
       <w:r>
-        <w:t xml:space="preserve"> </w:t>
-      </w:r>
-      <w:proofErr w:type="spellStart"/>
-      <w:r>
-        <w:t>WaitForSingleObject</w:t>
-      </w:r>
-      <w:proofErr w:type="spellEnd"/>
+        <w:t xml:space="preserve"> WaitForSingleObject</w:t>
+      </w:r>
       <w:r>
         <w:t>로</w:t>
       </w:r>
@@ -12783,19 +15757,12 @@
       <w:r>
         <w:t xml:space="preserve"> </w:t>
       </w:r>
-      <w:proofErr w:type="spellStart"/>
       <w:r>
         <w:t>메인의</w:t>
       </w:r>
-      <w:proofErr w:type="spellEnd"/>
-      <w:r>
-        <w:t xml:space="preserve"> </w:t>
-      </w:r>
-      <w:proofErr w:type="spellStart"/>
-      <w:r>
-        <w:t>SetEvent</w:t>
-      </w:r>
-      <w:proofErr w:type="spellEnd"/>
+      <w:r>
+        <w:t xml:space="preserve"> SetEvent</w:t>
+      </w:r>
       <w:r>
         <w:t>로</w:t>
       </w:r>
@@ -12902,7 +15869,361 @@
         <w:rPr>
           <w:color w:val="FF0000"/>
         </w:rPr>
-        <w:t xml:space="preserve">메인 스레드가 SetEvent 전에 써 둔 게임 시작 정보(mapId, 플레이어)는 WaitForSingleObject로 깨어난 월드 스레드에서 그대로 보인다. 게임이 시작되면 메인은 로비 패킷을 무시하고 이 값을 다시 쓰지 않으므로 따로 잠그지 않는다.</w:t>
+        <w:t>메인</w:t>
+      </w:r>
+      <w:r>
+        <w:rPr>
+          <w:color w:val="FF0000"/>
+        </w:rPr>
+        <w:t xml:space="preserve"> </w:t>
+      </w:r>
+      <w:r>
+        <w:rPr>
+          <w:color w:val="FF0000"/>
+        </w:rPr>
+        <w:t>스레드가</w:t>
+      </w:r>
+      <w:r>
+        <w:rPr>
+          <w:color w:val="FF0000"/>
+        </w:rPr>
+        <w:t xml:space="preserve"> SetEvent </w:t>
+      </w:r>
+      <w:r>
+        <w:rPr>
+          <w:color w:val="FF0000"/>
+        </w:rPr>
+        <w:t>전에</w:t>
+      </w:r>
+      <w:r>
+        <w:rPr>
+          <w:color w:val="FF0000"/>
+        </w:rPr>
+        <w:t xml:space="preserve"> </w:t>
+      </w:r>
+      <w:r>
+        <w:rPr>
+          <w:color w:val="FF0000"/>
+        </w:rPr>
+        <w:t>써</w:t>
+      </w:r>
+      <w:r>
+        <w:rPr>
+          <w:color w:val="FF0000"/>
+        </w:rPr>
+        <w:t xml:space="preserve"> </w:t>
+      </w:r>
+      <w:r>
+        <w:rPr>
+          <w:color w:val="FF0000"/>
+        </w:rPr>
+        <w:t>둔</w:t>
+      </w:r>
+      <w:r>
+        <w:rPr>
+          <w:color w:val="FF0000"/>
+        </w:rPr>
+        <w:t xml:space="preserve"> </w:t>
+      </w:r>
+      <w:r>
+        <w:rPr>
+          <w:color w:val="FF0000"/>
+        </w:rPr>
+        <w:t>게임</w:t>
+      </w:r>
+      <w:r>
+        <w:rPr>
+          <w:color w:val="FF0000"/>
+        </w:rPr>
+        <w:t xml:space="preserve"> </w:t>
+      </w:r>
+      <w:r>
+        <w:rPr>
+          <w:color w:val="FF0000"/>
+        </w:rPr>
+        <w:t>시작</w:t>
+      </w:r>
+      <w:r>
+        <w:rPr>
+          <w:color w:val="FF0000"/>
+        </w:rPr>
+        <w:t xml:space="preserve"> </w:t>
+      </w:r>
+      <w:r>
+        <w:rPr>
+          <w:color w:val="FF0000"/>
+        </w:rPr>
+        <w:t>정보</w:t>
+      </w:r>
+      <w:r>
+        <w:rPr>
+          <w:color w:val="FF0000"/>
+        </w:rPr>
+        <w:t xml:space="preserve">(mapId, </w:t>
+      </w:r>
+      <w:r>
+        <w:rPr>
+          <w:color w:val="FF0000"/>
+        </w:rPr>
+        <w:t>플레이어</w:t>
+      </w:r>
+      <w:r>
+        <w:rPr>
+          <w:color w:val="FF0000"/>
+        </w:rPr>
+        <w:t>)</w:t>
+      </w:r>
+      <w:r>
+        <w:rPr>
+          <w:color w:val="FF0000"/>
+        </w:rPr>
+        <w:t>는</w:t>
+      </w:r>
+      <w:r>
+        <w:rPr>
+          <w:color w:val="FF0000"/>
+        </w:rPr>
+        <w:t xml:space="preserve"> WaitForSingleObject</w:t>
+      </w:r>
+      <w:r>
+        <w:rPr>
+          <w:color w:val="FF0000"/>
+        </w:rPr>
+        <w:t>로</w:t>
+      </w:r>
+      <w:r>
+        <w:rPr>
+          <w:color w:val="FF0000"/>
+        </w:rPr>
+        <w:t xml:space="preserve"> </w:t>
+      </w:r>
+      <w:r>
+        <w:rPr>
+          <w:color w:val="FF0000"/>
+        </w:rPr>
+        <w:t>깨어난</w:t>
+      </w:r>
+      <w:r>
+        <w:rPr>
+          <w:color w:val="FF0000"/>
+        </w:rPr>
+        <w:t xml:space="preserve"> </w:t>
+      </w:r>
+      <w:r>
+        <w:rPr>
+          <w:color w:val="FF0000"/>
+        </w:rPr>
+        <w:t>월드</w:t>
+      </w:r>
+      <w:r>
+        <w:rPr>
+          <w:color w:val="FF0000"/>
+        </w:rPr>
+        <w:t xml:space="preserve"> </w:t>
+      </w:r>
+      <w:r>
+        <w:rPr>
+          <w:color w:val="FF0000"/>
+        </w:rPr>
+        <w:t>스레드에서</w:t>
+      </w:r>
+      <w:r>
+        <w:rPr>
+          <w:color w:val="FF0000"/>
+        </w:rPr>
+        <w:t xml:space="preserve"> </w:t>
+      </w:r>
+      <w:r>
+        <w:rPr>
+          <w:color w:val="FF0000"/>
+        </w:rPr>
+        <w:t>그대로</w:t>
+      </w:r>
+      <w:r>
+        <w:rPr>
+          <w:color w:val="FF0000"/>
+        </w:rPr>
+        <w:t xml:space="preserve"> </w:t>
+      </w:r>
+      <w:r>
+        <w:rPr>
+          <w:color w:val="FF0000"/>
+        </w:rPr>
+        <w:t>보인다</w:t>
+      </w:r>
+      <w:r>
+        <w:rPr>
+          <w:color w:val="FF0000"/>
+        </w:rPr>
+        <w:t xml:space="preserve">. </w:t>
+      </w:r>
+      <w:r>
+        <w:rPr>
+          <w:color w:val="FF0000"/>
+        </w:rPr>
+        <w:t>게임이</w:t>
+      </w:r>
+      <w:r>
+        <w:rPr>
+          <w:color w:val="FF0000"/>
+        </w:rPr>
+        <w:t xml:space="preserve"> </w:t>
+      </w:r>
+      <w:r>
+        <w:rPr>
+          <w:color w:val="FF0000"/>
+        </w:rPr>
+        <w:t>시작되면</w:t>
+      </w:r>
+      <w:r>
+        <w:rPr>
+          <w:color w:val="FF0000"/>
+        </w:rPr>
+        <w:t xml:space="preserve"> </w:t>
+      </w:r>
+      <w:r>
+        <w:rPr>
+          <w:color w:val="FF0000"/>
+        </w:rPr>
+        <w:t>메인은</w:t>
+      </w:r>
+      <w:r>
+        <w:rPr>
+          <w:color w:val="FF0000"/>
+        </w:rPr>
+        <w:t xml:space="preserve"> </w:t>
+      </w:r>
+      <w:r>
+        <w:rPr>
+          <w:color w:val="FF0000"/>
+        </w:rPr>
+        <w:t>로비</w:t>
+      </w:r>
+      <w:r>
+        <w:rPr>
+          <w:color w:val="FF0000"/>
+        </w:rPr>
+        <w:t xml:space="preserve"> </w:t>
+      </w:r>
+      <w:r>
+        <w:rPr>
+          <w:color w:val="FF0000"/>
+        </w:rPr>
+        <w:t>패킷을</w:t>
+      </w:r>
+      <w:r>
+        <w:rPr>
+          <w:color w:val="FF0000"/>
+        </w:rPr>
+        <w:t xml:space="preserve"> </w:t>
+      </w:r>
+      <w:r>
+        <w:rPr>
+          <w:color w:val="FF0000"/>
+        </w:rPr>
+        <w:t>무시하고</w:t>
+      </w:r>
+      <w:r>
+        <w:rPr>
+          <w:color w:val="FF0000"/>
+        </w:rPr>
+        <w:t xml:space="preserve"> </w:t>
+      </w:r>
+      <w:r>
+        <w:rPr>
+          <w:color w:val="FF0000"/>
+        </w:rPr>
+        <w:t>이</w:t>
+      </w:r>
+      <w:r>
+        <w:rPr>
+          <w:color w:val="FF0000"/>
+        </w:rPr>
+        <w:t xml:space="preserve"> </w:t>
+      </w:r>
+      <w:r>
+        <w:rPr>
+          <w:color w:val="FF0000"/>
+        </w:rPr>
+        <w:t>값을</w:t>
+      </w:r>
+      <w:r>
+        <w:rPr>
+          <w:color w:val="FF0000"/>
+        </w:rPr>
+        <w:t xml:space="preserve"> </w:t>
+      </w:r>
+      <w:r>
+        <w:rPr>
+          <w:color w:val="FF0000"/>
+        </w:rPr>
+        <w:t>다시</w:t>
+      </w:r>
+      <w:r>
+        <w:rPr>
+          <w:color w:val="FF0000"/>
+        </w:rPr>
+        <w:t xml:space="preserve"> </w:t>
+      </w:r>
+      <w:r>
+        <w:rPr>
+          <w:color w:val="FF0000"/>
+        </w:rPr>
+        <w:t>쓰지</w:t>
+      </w:r>
+      <w:r>
+        <w:rPr>
+          <w:color w:val="FF0000"/>
+        </w:rPr>
+        <w:t xml:space="preserve"> </w:t>
+      </w:r>
+      <w:r>
+        <w:rPr>
+          <w:color w:val="FF0000"/>
+        </w:rPr>
+        <w:t>않으므로</w:t>
+      </w:r>
+      <w:r>
+        <w:rPr>
+          <w:color w:val="FF0000"/>
+        </w:rPr>
+        <w:t xml:space="preserve"> </w:t>
+      </w:r>
+      <w:r>
+        <w:rPr>
+          <w:color w:val="FF0000"/>
+        </w:rPr>
+        <w:t>따로</w:t>
+      </w:r>
+      <w:r>
+        <w:rPr>
+          <w:color w:val="FF0000"/>
+        </w:rPr>
+        <w:t xml:space="preserve"> </w:t>
+      </w:r>
+      <w:r>
+        <w:rPr>
+          <w:color w:val="FF0000"/>
+        </w:rPr>
+        <w:t>잠그지</w:t>
+      </w:r>
+      <w:r>
+        <w:rPr>
+          <w:color w:val="FF0000"/>
+        </w:rPr>
+        <w:t xml:space="preserve"> </w:t>
+      </w:r>
+      <w:r>
+        <w:rPr>
+          <w:color w:val="FF0000"/>
+        </w:rPr>
+        <w:t>않는다</w:t>
+      </w:r>
+      <w:r>
+        <w:rPr>
+          <w:color w:val="FF0000"/>
+        </w:rPr>
+        <w:t>.</w:t>
       </w:r>
     </w:p>
     <w:p>
@@ -12925,13 +16246,8 @@
         <w:t>점</w:t>
       </w:r>
       <w:r>
-        <w:t xml:space="preserve">: </w:t>
-      </w:r>
-      <w:proofErr w:type="spellStart"/>
-      <w:r>
-        <w:t>WSAPoll</w:t>
-      </w:r>
-      <w:proofErr w:type="spellEnd"/>
+        <w:t>: WSAPoll</w:t>
+      </w:r>
       <w:r>
         <w:t>은</w:t>
       </w:r>
@@ -12984,13 +16300,8 @@
         <w:t>스레드는</w:t>
       </w:r>
       <w:r>
-        <w:t xml:space="preserve"> </w:t>
-      </w:r>
-      <w:proofErr w:type="spellStart"/>
-      <w:r>
-        <w:t>WSAPoll</w:t>
-      </w:r>
-      <w:proofErr w:type="spellEnd"/>
+        <w:t xml:space="preserve"> WSAPoll</w:t>
+      </w:r>
       <w:r>
         <w:t>에</w:t>
       </w:r>
@@ -13096,11 +16407,9 @@
         <w:lastRenderedPageBreak/>
         <w:t xml:space="preserve">6. </w:t>
       </w:r>
-      <w:proofErr w:type="spellStart"/>
       <w:r>
         <w:t>팀원별</w:t>
       </w:r>
-      <w:proofErr w:type="spellEnd"/>
       <w:r>
         <w:t xml:space="preserve"> </w:t>
       </w:r>
@@ -13352,89 +16661,107 @@
               <w:t>초기화</w:t>
             </w:r>
             <w:r>
+              <w:t xml:space="preserve">, WSAPoll </w:t>
+            </w:r>
+            <w:r>
+              <w:t>루프</w:t>
+            </w:r>
+            <w:r>
+              <w:t xml:space="preserve">, accept, Session </w:t>
+            </w:r>
+            <w:r>
+              <w:t>수신</w:t>
+            </w:r>
+            <w:r>
+              <w:t xml:space="preserve"> </w:t>
+            </w:r>
+            <w:r>
+              <w:t>버퍼와</w:t>
+            </w:r>
+            <w:r>
+              <w:t xml:space="preserve"> </w:t>
+            </w:r>
+            <w:r>
+              <w:t>패킷</w:t>
+            </w:r>
+            <w:r>
+              <w:t xml:space="preserve"> </w:t>
+            </w:r>
+            <w:r>
+              <w:t>조립</w:t>
+            </w:r>
+            <w:r>
               <w:t xml:space="preserve">, </w:t>
             </w:r>
-            <w:proofErr w:type="spellStart"/>
-            <w:r>
-              <w:t>WSAPoll</w:t>
-            </w:r>
-            <w:proofErr w:type="spellEnd"/>
-            <w:r>
-              <w:t xml:space="preserve"> </w:t>
-            </w:r>
-            <w:r>
-              <w:t>루프</w:t>
-            </w:r>
-            <w:r>
-              <w:t xml:space="preserve">, accept, Session </w:t>
-            </w:r>
-            <w:r>
-              <w:t>수신</w:t>
-            </w:r>
-            <w:r>
-              <w:t xml:space="preserve"> </w:t>
-            </w:r>
-            <w:r>
-              <w:t>버퍼와</w:t>
-            </w:r>
-            <w:r>
-              <w:t xml:space="preserve"> </w:t>
-            </w:r>
-            <w:r>
-              <w:t>패킷</w:t>
-            </w:r>
-            <w:r>
-              <w:t xml:space="preserve"> </w:t>
-            </w:r>
-            <w:r>
-              <w:t>조립</w:t>
+            <w:r>
+              <w:t>송신</w:t>
+            </w:r>
+            <w:r>
+              <w:t xml:space="preserve"> </w:t>
+            </w:r>
+            <w:r>
+              <w:t>큐</w:t>
+            </w:r>
+            <w:r>
+              <w:t xml:space="preserve"> </w:t>
+            </w:r>
+            <w:r>
+              <w:t>처리</w:t>
             </w:r>
             <w:r>
               <w:t xml:space="preserve">, </w:t>
             </w:r>
             <w:r>
-              <w:t>송신</w:t>
-            </w:r>
-            <w:r>
-              <w:t xml:space="preserve"> </w:t>
-            </w:r>
-            <w:r>
-              <w:t>큐</w:t>
-            </w:r>
-            <w:r>
-              <w:t xml:space="preserve"> </w:t>
-            </w:r>
-            <w:r>
-              <w:t>처리</w:t>
+              <w:t>월드</w:t>
+            </w:r>
+            <w:r>
+              <w:t xml:space="preserve"> </w:t>
+            </w:r>
+            <w:r>
+              <w:t>스레드</w:t>
+            </w:r>
+            <w:r>
+              <w:t xml:space="preserve"> </w:t>
+            </w:r>
+            <w:r>
+              <w:t>생성</w:t>
+            </w:r>
+            <w:r>
+              <w:t xml:space="preserve">, EventQueue(CRITICAL_SECTION), </w:t>
+            </w:r>
+            <w:r>
+              <w:t>게임</w:t>
+            </w:r>
+            <w:r>
+              <w:t xml:space="preserve"> </w:t>
+            </w:r>
+            <w:r>
+              <w:t>시작</w:t>
+            </w:r>
+            <w:r>
+              <w:t xml:space="preserve"> Event</w:t>
+            </w:r>
+          </w:p>
+        </w:tc>
+        <w:tc>
+          <w:tcPr>
+            <w:tcW w:w="1760" w:type="dxa"/>
+          </w:tcPr>
+          <w:p>
+            <w:r>
+              <w:t xml:space="preserve">Protocol.h </w:t>
+            </w:r>
+            <w:r>
+              <w:t>정리</w:t>
             </w:r>
             <w:r>
               <w:t xml:space="preserve">, </w:t>
             </w:r>
             <w:r>
-              <w:t>월드</w:t>
-            </w:r>
-            <w:r>
-              <w:t xml:space="preserve"> </w:t>
-            </w:r>
-            <w:r>
-              <w:t>스레드</w:t>
-            </w:r>
-            <w:r>
-              <w:t xml:space="preserve"> </w:t>
-            </w:r>
-            <w:r>
-              <w:t>생성</w:t>
-            </w:r>
-            <w:r>
-              <w:t xml:space="preserve">, </w:t>
-            </w:r>
-            <w:proofErr w:type="spellStart"/>
-            <w:r>
-              <w:t>EventQueue</w:t>
-            </w:r>
-            <w:proofErr w:type="spellEnd"/>
-            <w:r>
-              <w:t xml:space="preserve">(CRITICAL_SECTION), </w:t>
+              <w:t>로그인</w:t>
+            </w:r>
+            <w:r>
+              <w:t>·</w:t>
             </w:r>
             <w:r>
               <w:t>게임</w:t>
@@ -13446,52 +16773,11 @@
               <w:t>시작</w:t>
             </w:r>
             <w:r>
-              <w:t xml:space="preserve"> Event</w:t>
-            </w:r>
-          </w:p>
-        </w:tc>
-        <w:tc>
-          <w:tcPr>
-            <w:tcW w:w="1760" w:type="dxa"/>
-          </w:tcPr>
-          <w:p>
-            <w:proofErr w:type="spellStart"/>
-            <w:r>
-              <w:t>Protocol.h</w:t>
-            </w:r>
-            <w:proofErr w:type="spellEnd"/>
-            <w:r>
-              <w:t xml:space="preserve"> </w:t>
-            </w:r>
-            <w:r>
-              <w:t>정리</w:t>
-            </w:r>
-            <w:r>
-              <w:t xml:space="preserve">, </w:t>
-            </w:r>
-            <w:r>
-              <w:t>로그인</w:t>
-            </w:r>
-            <w:r>
-              <w:t>·</w:t>
-            </w:r>
-            <w:r>
-              <w:t>게임</w:t>
-            </w:r>
-            <w:r>
-              <w:t xml:space="preserve"> </w:t>
-            </w:r>
-            <w:r>
-              <w:t>시작</w:t>
-            </w:r>
-            <w:r>
               <w:t xml:space="preserve"> </w:t>
             </w:r>
             <w:r>
               <w:t>흐름</w:t>
             </w:r>
-            <w:proofErr w:type="spellStart"/>
-            <w:proofErr w:type="spellEnd"/>
           </w:p>
         </w:tc>
       </w:tr>
@@ -13591,15 +16877,7 @@
               <w:t>처리</w:t>
             </w:r>
             <w:r>
-              <w:t>(</w:t>
-            </w:r>
-            <w:proofErr w:type="spellStart"/>
-            <w:r>
-              <w:t>OnSnapshot</w:t>
-            </w:r>
-            <w:proofErr w:type="spellEnd"/>
-            <w:r>
-              <w:t xml:space="preserve"> </w:t>
+              <w:t xml:space="preserve">(OnSnapshot </w:t>
             </w:r>
             <w:r>
               <w:t>등</w:t>
@@ -13611,22 +16889,14 @@
               <w:t>함수</w:t>
             </w:r>
             <w:r>
+              <w:t xml:space="preserve">, SnapshotBuffer </w:t>
+            </w:r>
+            <w:r>
+              <w:t>동기화</w:t>
+            </w:r>
+            <w:r>
               <w:t xml:space="preserve">, </w:t>
             </w:r>
-            <w:proofErr w:type="spellStart"/>
-            <w:r>
-              <w:t>SnapshotBuffer</w:t>
-            </w:r>
-            <w:proofErr w:type="spellEnd"/>
-            <w:r>
-              <w:t xml:space="preserve"> </w:t>
-            </w:r>
-            <w:r>
-              <w:t>동기화</w:t>
-            </w:r>
-            <w:r>
-              <w:t xml:space="preserve">, </w:t>
-            </w:r>
             <w:r>
               <w:t>서버</w:t>
             </w:r>
@@ -13643,15 +16913,7 @@
               <w:t>처리</w:t>
             </w:r>
             <w:r>
-              <w:t>(</w:t>
-            </w:r>
-            <w:proofErr w:type="spellStart"/>
-            <w:r>
-              <w:t>OnInput</w:t>
-            </w:r>
-            <w:proofErr w:type="spellEnd"/>
-            <w:r>
-              <w:t xml:space="preserve"> </w:t>
+              <w:t xml:space="preserve">(OnInput </w:t>
             </w:r>
             <w:r>
               <w:t>등</w:t>
@@ -13866,13 +17128,8 @@
             <w:tcW w:w="2493" w:type="dxa"/>
           </w:tcPr>
           <w:p>
-            <w:proofErr w:type="gramStart"/>
-            <w:r>
-              <w:t>IDE /</w:t>
-            </w:r>
-            <w:proofErr w:type="gramEnd"/>
-            <w:r>
-              <w:t xml:space="preserve"> </w:t>
+            <w:r>
+              <w:t xml:space="preserve">IDE / </w:t>
             </w:r>
             <w:r>
               <w:t>컴파일러</w:t>
@@ -13919,13 +17176,8 @@
           </w:tcPr>
           <w:p>
             <w:r>
-              <w:t xml:space="preserve">Winsock2 (ws2_32.lib), TCP + UDP, </w:t>
-            </w:r>
-            <w:proofErr w:type="spellStart"/>
-            <w:r>
-              <w:t>WSAPoll</w:t>
-            </w:r>
-            <w:proofErr w:type="spellEnd"/>
+              <w:t>Winsock2 (ws2_32.lib), TCP + UDP, WSAPoll</w:t>
+            </w:r>
           </w:p>
         </w:tc>
       </w:tr>
@@ -13935,11 +17187,9 @@
             <w:tcW w:w="2493" w:type="dxa"/>
           </w:tcPr>
           <w:p>
-            <w:proofErr w:type="spellStart"/>
             <w:r>
               <w:t>멀티스레드</w:t>
             </w:r>
-            <w:proofErr w:type="spellEnd"/>
           </w:p>
         </w:tc>
         <w:tc>
@@ -13948,15 +17198,7 @@
           </w:tcPr>
           <w:p>
             <w:r>
-              <w:t xml:space="preserve">Win32 </w:t>
-            </w:r>
-            <w:proofErr w:type="spellStart"/>
-            <w:r>
-              <w:t>CreateThread</w:t>
-            </w:r>
-            <w:proofErr w:type="spellEnd"/>
-            <w:r>
-              <w:t>, CRITICAL_SECTION, Event</w:t>
+              <w:t>Win32 CreateThread, CRITICAL_SECTION, Event</w:t>
             </w:r>
           </w:p>
         </w:tc>
@@ -14011,13 +17253,8 @@
             <w:tcW w:w="6866" w:type="dxa"/>
           </w:tcPr>
           <w:p>
-            <w:proofErr w:type="spellStart"/>
-            <w:r>
-              <w:t>Aseprite</w:t>
-            </w:r>
-            <w:proofErr w:type="spellEnd"/>
-            <w:r>
-              <w:t xml:space="preserve"> (</w:t>
+            <w:r>
+              <w:t>Aseprite (</w:t>
             </w:r>
             <w:r>
               <w:t>원작</w:t>
@@ -14091,11 +17328,9 @@
             <w:r>
               <w:t xml:space="preserve"> </w:t>
             </w:r>
-            <w:proofErr w:type="spellStart"/>
             <w:r>
               <w:t>루프백</w:t>
             </w:r>
-            <w:proofErr w:type="spellEnd"/>
             <w:r>
               <w:t>(127.0.0.1)</w:t>
             </w:r>
@@ -15000,15 +18235,7 @@
           </w:tcPr>
           <w:p>
             <w:r>
-              <w:t xml:space="preserve">11/03 </w:t>
-            </w:r>
-            <w:proofErr w:type="spellStart"/>
-            <w:r>
-              <w:t>Protocol.h</w:t>
-            </w:r>
-            <w:proofErr w:type="spellEnd"/>
-            <w:r>
-              <w:t xml:space="preserve"> </w:t>
+              <w:t xml:space="preserve">11/03 Protocol.h </w:t>
             </w:r>
             <w:r>
               <w:t>헤더</w:t>
@@ -15061,15 +18288,7 @@
           </w:tcPr>
           <w:p>
             <w:r>
-              <w:t xml:space="preserve">11/05 </w:t>
-            </w:r>
-            <w:proofErr w:type="spellStart"/>
-            <w:r>
-              <w:t>WSAStartup</w:t>
-            </w:r>
-            <w:proofErr w:type="spellEnd"/>
-            <w:r>
-              <w:t>, bind, listen</w:t>
+              <w:t>11/05 WSAStartup, bind, listen</w:t>
             </w:r>
           </w:p>
         </w:tc>
@@ -15079,15 +18298,7 @@
           </w:tcPr>
           <w:p>
             <w:r>
-              <w:t xml:space="preserve">11/06 </w:t>
-            </w:r>
-            <w:proofErr w:type="spellStart"/>
-            <w:r>
-              <w:t>WSAPoll</w:t>
-            </w:r>
-            <w:proofErr w:type="spellEnd"/>
-            <w:r>
-              <w:t xml:space="preserve"> </w:t>
+              <w:t xml:space="preserve">11/06 WSAPoll </w:t>
             </w:r>
             <w:r>
               <w:t>루프</w:t>
@@ -15155,13 +18366,52 @@
           </w:tcPr>
           <w:p>
             <w:r>
-              <w:t xml:space="preserve">11/10 Session 수신 버퍼</w:t>
-            </w:r>
-            <w:r>
-              <w:rPr>
-                <w:color w:val="FF0000"/>
-              </w:rPr>
-              <w:t xml:space="preserve">, size 단위 패킷 조립</w:t>
+              <w:t xml:space="preserve">11/10 Session </w:t>
+            </w:r>
+            <w:r>
+              <w:t>수신</w:t>
+            </w:r>
+            <w:r>
+              <w:t xml:space="preserve"> </w:t>
+            </w:r>
+            <w:r>
+              <w:t>버퍼</w:t>
+            </w:r>
+            <w:r>
+              <w:rPr>
+                <w:color w:val="FF0000"/>
+              </w:rPr>
+              <w:t xml:space="preserve">, size </w:t>
+            </w:r>
+            <w:r>
+              <w:rPr>
+                <w:color w:val="FF0000"/>
+              </w:rPr>
+              <w:t>단위</w:t>
+            </w:r>
+            <w:r>
+              <w:rPr>
+                <w:color w:val="FF0000"/>
+              </w:rPr>
+              <w:t xml:space="preserve"> </w:t>
+            </w:r>
+            <w:r>
+              <w:rPr>
+                <w:color w:val="FF0000"/>
+              </w:rPr>
+              <w:t>패킷</w:t>
+            </w:r>
+            <w:r>
+              <w:rPr>
+                <w:color w:val="FF0000"/>
+              </w:rPr>
+              <w:t xml:space="preserve"> </w:t>
+            </w:r>
+            <w:r>
+              <w:rPr>
+                <w:color w:val="FF0000"/>
+              </w:rPr>
+              <w:t>조립</w:t>
             </w:r>
           </w:p>
         </w:tc>
@@ -15174,7 +18424,43 @@
               <w:rPr>
                 <w:color w:val="FF0000"/>
               </w:rPr>
-              <w:t xml:space="preserve">11/11 ProcessPacket 분기, 로그인(LOGIN_OK 응답)</w:t>
+              <w:t xml:space="preserve">11/11 ProcessPacket </w:t>
+            </w:r>
+            <w:r>
+              <w:rPr>
+                <w:color w:val="FF0000"/>
+              </w:rPr>
+              <w:t>분기</w:t>
+            </w:r>
+            <w:r>
+              <w:rPr>
+                <w:color w:val="FF0000"/>
+              </w:rPr>
+              <w:t xml:space="preserve">, </w:t>
+            </w:r>
+            <w:r>
+              <w:rPr>
+                <w:color w:val="FF0000"/>
+              </w:rPr>
+              <w:t>로그인</w:t>
+            </w:r>
+            <w:r>
+              <w:rPr>
+                <w:color w:val="FF0000"/>
+              </w:rPr>
+              <w:t xml:space="preserve">(LOGIN_OK </w:t>
+            </w:r>
+            <w:r>
+              <w:rPr>
+                <w:color w:val="FF0000"/>
+              </w:rPr>
+              <w:t>응답</w:t>
+            </w:r>
+            <w:r>
+              <w:rPr>
+                <w:color w:val="FF0000"/>
+              </w:rPr>
+              <w:t>)</w:t>
             </w:r>
           </w:p>
         </w:tc>
@@ -15187,7 +18473,37 @@
               <w:rPr>
                 <w:color w:val="FF0000"/>
               </w:rPr>
-              <w:t xml:space="preserve">11/12 UDP 소켓, C2S_UDP_HELLO 주소 등록</w:t>
+              <w:t xml:space="preserve">11/12 UDP </w:t>
+            </w:r>
+            <w:r>
+              <w:rPr>
+                <w:color w:val="FF0000"/>
+              </w:rPr>
+              <w:t>소켓</w:t>
+            </w:r>
+            <w:r>
+              <w:rPr>
+                <w:color w:val="FF0000"/>
+              </w:rPr>
+              <w:t xml:space="preserve">, C2S_UDP_HELLO </w:t>
+            </w:r>
+            <w:r>
+              <w:rPr>
+                <w:color w:val="FF0000"/>
+              </w:rPr>
+              <w:t>주소</w:t>
+            </w:r>
+            <w:r>
+              <w:rPr>
+                <w:color w:val="FF0000"/>
+              </w:rPr>
+              <w:t xml:space="preserve"> </w:t>
+            </w:r>
+            <w:r>
+              <w:rPr>
+                <w:color w:val="FF0000"/>
+              </w:rPr>
+              <w:t>등록</w:t>
             </w:r>
           </w:p>
         </w:tc>
@@ -15199,11 +18515,9 @@
             <w:r>
               <w:t xml:space="preserve">11/13 </w:t>
             </w:r>
-            <w:proofErr w:type="spellStart"/>
             <w:r>
               <w:t>루프백</w:t>
             </w:r>
-            <w:proofErr w:type="spellEnd"/>
             <w:r>
               <w:t xml:space="preserve"> </w:t>
             </w:r>
@@ -15263,15 +18577,7 @@
           </w:tcPr>
           <w:p>
             <w:r>
-              <w:t xml:space="preserve">11/16 </w:t>
-            </w:r>
-            <w:proofErr w:type="spellStart"/>
-            <w:r>
-              <w:t>EventQueue</w:t>
-            </w:r>
-            <w:proofErr w:type="spellEnd"/>
-            <w:r>
-              <w:t xml:space="preserve"> + CRITICAL_SECTION</w:t>
+              <w:t>11/16 EventQueue + CRITICAL_SECTION</w:t>
             </w:r>
           </w:p>
         </w:tc>
@@ -15295,11 +18601,9 @@
             <w:r>
               <w:t xml:space="preserve">, 33ms </w:t>
             </w:r>
-            <w:proofErr w:type="spellStart"/>
             <w:r>
               <w:t>틱</w:t>
             </w:r>
-            <w:proofErr w:type="spellEnd"/>
           </w:p>
         </w:tc>
         <w:tc>
@@ -15311,7 +18615,62 @@
               <w:rPr>
                 <w:color w:val="FF0000"/>
               </w:rPr>
-              <w:t xml:space="preserve">11/18 송신 큐 비우기, 부분 send 처리</w:t>
+              <w:t xml:space="preserve">11/18 </w:t>
+            </w:r>
+            <w:r>
+              <w:rPr>
+                <w:color w:val="FF0000"/>
+              </w:rPr>
+              <w:t>송신</w:t>
+            </w:r>
+            <w:r>
+              <w:rPr>
+                <w:color w:val="FF0000"/>
+              </w:rPr>
+              <w:t xml:space="preserve"> </w:t>
+            </w:r>
+            <w:r>
+              <w:rPr>
+                <w:color w:val="FF0000"/>
+              </w:rPr>
+              <w:t>큐</w:t>
+            </w:r>
+            <w:r>
+              <w:rPr>
+                <w:color w:val="FF0000"/>
+              </w:rPr>
+              <w:t xml:space="preserve"> </w:t>
+            </w:r>
+            <w:r>
+              <w:rPr>
+                <w:color w:val="FF0000"/>
+              </w:rPr>
+              <w:t>비우기</w:t>
+            </w:r>
+            <w:r>
+              <w:rPr>
+                <w:color w:val="FF0000"/>
+              </w:rPr>
+              <w:t xml:space="preserve">, </w:t>
+            </w:r>
+            <w:r>
+              <w:rPr>
+                <w:color w:val="FF0000"/>
+              </w:rPr>
+              <w:t>부분</w:t>
+            </w:r>
+            <w:r>
+              <w:rPr>
+                <w:color w:val="FF0000"/>
+              </w:rPr>
+              <w:t xml:space="preserve"> send </w:t>
+            </w:r>
+            <w:r>
+              <w:rPr>
+                <w:color w:val="FF0000"/>
+              </w:rPr>
+              <w:lastRenderedPageBreak/>
+              <w:t>처리</w:t>
             </w:r>
           </w:p>
         </w:tc>
@@ -15324,7 +18683,32 @@
               <w:rPr>
                 <w:color w:val="FF0000"/>
               </w:rPr>
-              <w:t xml:space="preserve">11/19 게임 시작 Event</w:t>
+              <w:lastRenderedPageBreak/>
+              <w:t xml:space="preserve">11/19 </w:t>
+            </w:r>
+            <w:r>
+              <w:rPr>
+                <w:color w:val="FF0000"/>
+              </w:rPr>
+              <w:t>게임</w:t>
+            </w:r>
+            <w:r>
+              <w:rPr>
+                <w:color w:val="FF0000"/>
+              </w:rPr>
+              <w:t xml:space="preserve"> </w:t>
+            </w:r>
+            <w:r>
+              <w:rPr>
+                <w:color w:val="FF0000"/>
+              </w:rPr>
+              <w:t>시작</w:t>
+            </w:r>
+            <w:r>
+              <w:rPr>
+                <w:color w:val="FF0000"/>
+              </w:rPr>
+              <w:t xml:space="preserve"> Event</w:t>
             </w:r>
           </w:p>
         </w:tc>
@@ -15340,10 +18724,41 @@
               <w:rPr>
                 <w:color w:val="FF0000"/>
               </w:rPr>
-              <w:t xml:space="preserve">GAME_START 흐름, </w:t>
-            </w:r>
-            <w:r>
-              <w:t xml:space="preserve">서버 큐 연동 테스트</w:t>
+              <w:t xml:space="preserve">GAME_START </w:t>
+            </w:r>
+            <w:r>
+              <w:rPr>
+                <w:color w:val="FF0000"/>
+              </w:rPr>
+              <w:t>흐름</w:t>
+            </w:r>
+            <w:r>
+              <w:rPr>
+                <w:color w:val="FF0000"/>
+              </w:rPr>
+              <w:t xml:space="preserve">, </w:t>
+            </w:r>
+            <w:r>
+              <w:t>서버</w:t>
+            </w:r>
+            <w:r>
+              <w:t xml:space="preserve"> </w:t>
+            </w:r>
+            <w:r>
+              <w:t>큐</w:t>
+            </w:r>
+            <w:r>
+              <w:t xml:space="preserve"> </w:t>
+            </w:r>
+            <w:r>
+              <w:lastRenderedPageBreak/>
+              <w:t>연동</w:t>
+            </w:r>
+            <w:r>
+              <w:t xml:space="preserve"> </w:t>
+            </w:r>
+            <w:r>
+              <w:t>테스트</w:t>
             </w:r>
           </w:p>
         </w:tc>
@@ -15386,7 +18801,37 @@
               <w:rPr>
                 <w:color w:val="FF0000"/>
               </w:rPr>
-              <w:t xml:space="preserve">11/23 UDP 스냅샷 조각 나누기</w:t>
+              <w:t xml:space="preserve">11/23 UDP </w:t>
+            </w:r>
+            <w:r>
+              <w:rPr>
+                <w:color w:val="FF0000"/>
+              </w:rPr>
+              <w:t>스냅샷</w:t>
+            </w:r>
+            <w:r>
+              <w:rPr>
+                <w:color w:val="FF0000"/>
+              </w:rPr>
+              <w:t xml:space="preserve"> </w:t>
+            </w:r>
+            <w:r>
+              <w:rPr>
+                <w:color w:val="FF0000"/>
+              </w:rPr>
+              <w:t>조각</w:t>
+            </w:r>
+            <w:r>
+              <w:rPr>
+                <w:color w:val="FF0000"/>
+              </w:rPr>
+              <w:t xml:space="preserve"> </w:t>
+            </w:r>
+            <w:r>
+              <w:rPr>
+                <w:color w:val="FF0000"/>
+              </w:rPr>
+              <w:t>나누기</w:t>
             </w:r>
           </w:p>
         </w:tc>
@@ -15399,7 +18844,25 @@
               <w:rPr>
                 <w:color w:val="FF0000"/>
               </w:rPr>
-              <w:t xml:space="preserve">11/24 WSAPoll 타임아웃 조정</w:t>
+              <w:t xml:space="preserve">11/24 WSAPoll </w:t>
+            </w:r>
+            <w:r>
+              <w:rPr>
+                <w:color w:val="FF0000"/>
+              </w:rPr>
+              <w:t>타임아웃</w:t>
+            </w:r>
+            <w:r>
+              <w:rPr>
+                <w:color w:val="FF0000"/>
+              </w:rPr>
+              <w:t xml:space="preserve"> </w:t>
+            </w:r>
+            <w:r>
+              <w:rPr>
+                <w:color w:val="FF0000"/>
+              </w:rPr>
+              <w:t>조정</w:t>
             </w:r>
           </w:p>
         </w:tc>
@@ -15412,7 +18875,37 @@
               <w:rPr>
                 <w:color w:val="FF0000"/>
               </w:rPr>
-              <w:t xml:space="preserve">11/25 접속 끊김 처리</w:t>
+              <w:t xml:space="preserve">11/25 </w:t>
+            </w:r>
+            <w:r>
+              <w:rPr>
+                <w:color w:val="FF0000"/>
+              </w:rPr>
+              <w:t>접속</w:t>
+            </w:r>
+            <w:r>
+              <w:rPr>
+                <w:color w:val="FF0000"/>
+              </w:rPr>
+              <w:t xml:space="preserve"> </w:t>
+            </w:r>
+            <w:r>
+              <w:rPr>
+                <w:color w:val="FF0000"/>
+              </w:rPr>
+              <w:t>끊김</w:t>
+            </w:r>
+            <w:r>
+              <w:rPr>
+                <w:color w:val="FF0000"/>
+              </w:rPr>
+              <w:t xml:space="preserve"> </w:t>
+            </w:r>
+            <w:r>
+              <w:rPr>
+                <w:color w:val="FF0000"/>
+              </w:rPr>
+              <w:t>처리</w:t>
             </w:r>
           </w:p>
         </w:tc>
@@ -15459,7 +18952,25 @@
               <w:rPr>
                 <w:color w:val="FF0000"/>
               </w:rPr>
-              <w:t xml:space="preserve">11/27 버그 수정</w:t>
+              <w:t xml:space="preserve">11/27 </w:t>
+            </w:r>
+            <w:r>
+              <w:rPr>
+                <w:color w:val="FF0000"/>
+              </w:rPr>
+              <w:t>버그</w:t>
+            </w:r>
+            <w:r>
+              <w:rPr>
+                <w:color w:val="FF0000"/>
+              </w:rPr>
+              <w:t xml:space="preserve"> </w:t>
+            </w:r>
+            <w:r>
+              <w:rPr>
+                <w:color w:val="FF0000"/>
+              </w:rPr>
+              <w:t>수정</w:t>
             </w:r>
           </w:p>
         </w:tc>
@@ -15533,7 +19044,34 @@
           </w:tcPr>
           <w:p>
             <w:r>
-              <w:t xml:space="preserve">11/30 보스 알림, 게임 결과 브로드캐스트</w:t>
+              <w:t xml:space="preserve">11/30 </w:t>
+            </w:r>
+            <w:r>
+              <w:t>보스</w:t>
+            </w:r>
+            <w:r>
+              <w:t xml:space="preserve"> </w:t>
+            </w:r>
+            <w:r>
+              <w:t>알림</w:t>
+            </w:r>
+            <w:r>
+              <w:t xml:space="preserve">, </w:t>
+            </w:r>
+            <w:r>
+              <w:t>게임</w:t>
+            </w:r>
+            <w:r>
+              <w:t xml:space="preserve"> </w:t>
+            </w:r>
+            <w:r>
+              <w:t>결과</w:t>
+            </w:r>
+            <w:r>
+              <w:t xml:space="preserve"> </w:t>
+            </w:r>
+            <w:r>
+              <w:t>브로드캐스트</w:t>
             </w:r>
           </w:p>
         </w:tc>
@@ -15937,15 +19475,7 @@
           </w:tcPr>
           <w:p>
             <w:r>
-              <w:t xml:space="preserve">11/03 </w:t>
-            </w:r>
-            <w:proofErr w:type="spellStart"/>
-            <w:r>
-              <w:t>GameTypes.h</w:t>
-            </w:r>
-            <w:proofErr w:type="spellEnd"/>
-            <w:r>
-              <w:t xml:space="preserve"> </w:t>
+              <w:t xml:space="preserve">11/03 GameTypes.h </w:t>
             </w:r>
             <w:r>
               <w:t>상태</w:t>
@@ -16050,113 +19580,159 @@
           </w:tcPr>
           <w:p>
             <w:r>
+              <w:t>2</w:t>
+            </w:r>
+            <w:r>
+              <w:t>주</w:t>
+            </w:r>
+            <w:r>
+              <w:t xml:space="preserve"> (11/09~15)</w:t>
+            </w:r>
+          </w:p>
+        </w:tc>
+        <w:tc>
+          <w:tcPr>
+            <w:tcW w:w="1599" w:type="dxa"/>
+          </w:tcPr>
+          <w:p>
+            <w:r>
+              <w:t xml:space="preserve">11/09 </w:t>
+            </w:r>
+            <w:r>
+              <w:t>이동</w:t>
+            </w:r>
+            <w:r>
+              <w:t>·</w:t>
+            </w:r>
+            <w:r>
+              <w:t>스폰</w:t>
+            </w:r>
+            <w:r>
+              <w:t>·</w:t>
+            </w:r>
+            <w:r>
+              <w:t>무기</w:t>
+            </w:r>
+            <w:r>
+              <w:t xml:space="preserve"> </w:t>
+            </w:r>
+            <w:r>
+              <w:t>로직</w:t>
+            </w:r>
+            <w:r>
+              <w:t xml:space="preserve"> World</w:t>
+            </w:r>
+            <w:r>
+              <w:t>로</w:t>
+            </w:r>
+            <w:r>
+              <w:t xml:space="preserve"> </w:t>
+            </w:r>
+            <w:r>
+              <w:t>이식</w:t>
+            </w:r>
+          </w:p>
+        </w:tc>
+        <w:tc>
+          <w:tcPr>
+            <w:tcW w:w="1540" w:type="dxa"/>
+          </w:tcPr>
+          <w:p>
+            <w:r>
+              <w:t xml:space="preserve">11/10 </w:t>
+            </w:r>
+            <w:r>
+              <w:t>보스</w:t>
+            </w:r>
+            <w:r>
+              <w:t>·</w:t>
+            </w:r>
+            <w:r>
+              <w:t>기믹</w:t>
+            </w:r>
+            <w:r>
+              <w:t xml:space="preserve"> </w:t>
+            </w:r>
+            <w:r>
+              <w:t>이식</w:t>
+            </w:r>
+          </w:p>
+        </w:tc>
+        <w:tc>
+          <w:tcPr>
+            <w:tcW w:w="1174" w:type="dxa"/>
+          </w:tcPr>
+          <w:p>
+            <w:r>
+              <w:t xml:space="preserve">11/11 </w:t>
+            </w:r>
+            <w:r>
+              <w:t>클라</w:t>
+            </w:r>
+            <w:r>
+              <w:t xml:space="preserve"> </w:t>
+            </w:r>
+            <w:r>
+              <w:t>수신</w:t>
+            </w:r>
+            <w:r>
+              <w:t xml:space="preserve"> </w:t>
+            </w:r>
+            <w:r>
+              <w:t>스레드</w:t>
+            </w:r>
+            <w:r>
+              <w:t xml:space="preserve">, </w:t>
+            </w:r>
+            <w:r>
+              <w:t>패킷</w:t>
+            </w:r>
+            <w:r>
+              <w:t xml:space="preserve"> </w:t>
+            </w:r>
+            <w:r>
+              <w:t>조립</w:t>
+            </w:r>
+          </w:p>
+        </w:tc>
+        <w:tc>
+          <w:tcPr>
+            <w:tcW w:w="1219" w:type="dxa"/>
+          </w:tcPr>
+          <w:p>
+            <w:r>
+              <w:t>11/12 SendLogin, SendInput(UDP), OnLoginOk</w:t>
+            </w:r>
+          </w:p>
+        </w:tc>
+        <w:tc>
+          <w:tcPr>
+            <w:tcW w:w="1108" w:type="dxa"/>
+          </w:tcPr>
+          <w:p>
+            <w:r>
+              <w:t xml:space="preserve">11/13 </w:t>
+            </w:r>
+            <w:r>
+              <w:t>루프백</w:t>
+            </w:r>
+            <w:r>
+              <w:t xml:space="preserve"> </w:t>
+            </w:r>
+            <w:r>
+              <w:t>에코</w:t>
+            </w:r>
+            <w:r>
+              <w:t xml:space="preserve"> </w:t>
+            </w:r>
+            <w:r>
+              <w:t>테스트</w:t>
+            </w:r>
+            <w:r>
+              <w:t>(</w:t>
+            </w:r>
+            <w:r>
               <w:lastRenderedPageBreak/>
-              <w:t>2</w:t>
-            </w:r>
-            <w:r>
-              <w:t>주</w:t>
-            </w:r>
-            <w:r>
-              <w:t xml:space="preserve"> (11/09~15)</w:t>
-            </w:r>
-          </w:p>
-        </w:tc>
-        <w:tc>
-          <w:tcPr>
-            <w:tcW w:w="1599" w:type="dxa"/>
-          </w:tcPr>
-          <w:p>
-            <w:r>
-              <w:t xml:space="preserve">11/09 이동·스폰·무기 로직 World로 이식</w:t>
-            </w:r>
-          </w:p>
-        </w:tc>
-        <w:tc>
-          <w:tcPr>
-            <w:tcW w:w="1540" w:type="dxa"/>
-          </w:tcPr>
-          <w:p>
-            <w:r>
-              <w:t xml:space="preserve">11/10 보스·기믹 이식</w:t>
-            </w:r>
-          </w:p>
-        </w:tc>
-        <w:tc>
-          <w:tcPr>
-            <w:tcW w:w="1174" w:type="dxa"/>
-          </w:tcPr>
-          <w:p>
-            <w:r>
-              <w:t xml:space="preserve">11/11 </w:t>
-            </w:r>
-            <w:r>
-              <w:t>클라</w:t>
-            </w:r>
-            <w:r>
-              <w:t xml:space="preserve"> </w:t>
-            </w:r>
-            <w:r>
-              <w:t>수신</w:t>
-            </w:r>
-            <w:r>
-              <w:t xml:space="preserve"> </w:t>
-            </w:r>
-            <w:r>
-              <w:t>스레드</w:t>
-            </w:r>
-            <w:r>
-              <w:t xml:space="preserve">, </w:t>
-            </w:r>
-            <w:r>
-              <w:t>패킷</w:t>
-            </w:r>
-            <w:r>
-              <w:t xml:space="preserve"> </w:t>
-            </w:r>
-            <w:r>
-              <w:t>조립</w:t>
-            </w:r>
-          </w:p>
-        </w:tc>
-        <w:tc>
-          <w:tcPr>
-            <w:tcW w:w="1219" w:type="dxa"/>
-          </w:tcPr>
-          <w:p>
-            <w:r>
-              <w:t xml:space="preserve">11/12 SendLogin, SendInput(UDP), OnLoginOk</w:t>
-            </w:r>
-          </w:p>
-        </w:tc>
-        <w:tc>
-          <w:tcPr>
-            <w:tcW w:w="1108" w:type="dxa"/>
-          </w:tcPr>
-          <w:p>
-            <w:r>
-              <w:t xml:space="preserve">11/13 </w:t>
-            </w:r>
-            <w:proofErr w:type="spellStart"/>
-            <w:r>
-              <w:t>루프백</w:t>
-            </w:r>
-            <w:proofErr w:type="spellEnd"/>
-            <w:r>
-              <w:t xml:space="preserve"> </w:t>
-            </w:r>
-            <w:r>
-              <w:t>에코</w:t>
-            </w:r>
-            <w:r>
-              <w:t xml:space="preserve"> </w:t>
-            </w:r>
-            <w:r>
-              <w:t>테스트</w:t>
-            </w:r>
-            <w:r>
-              <w:t>(</w:t>
-            </w:r>
-            <w:r>
               <w:t>전원</w:t>
             </w:r>
             <w:r>
@@ -16200,15 +19776,7 @@
           </w:tcPr>
           <w:p>
             <w:r>
-              <w:t xml:space="preserve">11/16 </w:t>
-            </w:r>
-            <w:proofErr w:type="spellStart"/>
-            <w:r>
-              <w:t>SnapshotBuffer</w:t>
-            </w:r>
-            <w:proofErr w:type="spellEnd"/>
-            <w:r>
-              <w:t xml:space="preserve"> + CRITICAL_SECTION</w:t>
+              <w:t>11/16 SnapshotBuffer + CRITICAL_SECTION</w:t>
             </w:r>
           </w:p>
         </w:tc>
@@ -16218,7 +19786,19 @@
           </w:tcPr>
           <w:p>
             <w:r>
-              <w:t xml:space="preserve">11/17 BroadcastSnapshot, OnSnapshot (UDP, tick 순서 처리)</w:t>
+              <w:t xml:space="preserve">11/17 BroadcastSnapshot, OnSnapshot (UDP, tick </w:t>
+            </w:r>
+            <w:r>
+              <w:t>순서</w:t>
+            </w:r>
+            <w:r>
+              <w:t xml:space="preserve"> </w:t>
+            </w:r>
+            <w:r>
+              <w:t>처리</w:t>
+            </w:r>
+            <w:r>
+              <w:t>)</w:t>
             </w:r>
           </w:p>
         </w:tc>
@@ -16259,36 +19839,71 @@
               <w:t>서버</w:t>
             </w:r>
             <w:r>
-              <w:t xml:space="preserve"> </w:t>
-            </w:r>
-            <w:proofErr w:type="spellStart"/>
-            <w:r>
-              <w:t>OnInput</w:t>
-            </w:r>
-            <w:proofErr w:type="spellEnd"/>
+              <w:t xml:space="preserve"> OnInput, OnMapSelect</w:t>
+            </w:r>
+          </w:p>
+        </w:tc>
+        <w:tc>
+          <w:tcPr>
+            <w:tcW w:w="1108" w:type="dxa"/>
+          </w:tcPr>
+          <w:p>
+            <w:r>
+              <w:t xml:space="preserve">11/20 </w:t>
+            </w:r>
+            <w:r>
+              <w:t>내</w:t>
+            </w:r>
+            <w:r>
+              <w:t xml:space="preserve"> </w:t>
+            </w:r>
+            <w:r>
+              <w:t>플레이어</w:t>
+            </w:r>
+            <w:r>
+              <w:t xml:space="preserve"> </w:t>
+            </w:r>
+            <w:r>
+              <w:t>기준</w:t>
+            </w:r>
+            <w:r>
+              <w:t xml:space="preserve"> </w:t>
+            </w:r>
+            <w:r>
+              <w:t>카메라</w:t>
+            </w:r>
             <w:r>
               <w:t xml:space="preserve">, </w:t>
             </w:r>
-            <w:proofErr w:type="spellStart"/>
-            <w:r>
-              <w:t>OnMapSelect</w:t>
-            </w:r>
-            <w:proofErr w:type="spellEnd"/>
-          </w:p>
-        </w:tc>
-        <w:tc>
-          <w:tcPr>
-            <w:tcW w:w="1108" w:type="dxa"/>
-          </w:tcPr>
-          <w:p>
-            <w:r>
-              <w:t xml:space="preserve">11/20 내 플레이어 기준 카메라, </w:t>
-            </w:r>
-            <w:r>
-              <w:rPr>
-                <w:color w:val="FF0000"/>
-              </w:rPr>
-              <w:t xml:space="preserve">플레이어 2명 구조</w:t>
+            <w:r>
+              <w:rPr>
+                <w:color w:val="FF0000"/>
+              </w:rPr>
+              <w:t>플레이어</w:t>
+            </w:r>
+            <w:r>
+              <w:rPr>
+                <w:color w:val="FF0000"/>
+              </w:rPr>
+              <w:t xml:space="preserve"> 2</w:t>
+            </w:r>
+            <w:r>
+              <w:rPr>
+                <w:color w:val="FF0000"/>
+              </w:rPr>
+              <w:t>명</w:t>
+            </w:r>
+            <w:r>
+              <w:rPr>
+                <w:color w:val="FF0000"/>
+              </w:rPr>
+              <w:t xml:space="preserve"> </w:t>
+            </w:r>
+            <w:r>
+              <w:rPr>
+                <w:color w:val="FF0000"/>
+              </w:rPr>
+              <w:t>구조</w:t>
             </w:r>
           </w:p>
         </w:tc>
@@ -16334,10 +19949,49 @@
               <w:rPr>
                 <w:color w:val="FF0000"/>
               </w:rPr>
-              <w:t xml:space="preserve">상대 플레이어 표시</w:t>
-            </w:r>
-            <w:r>
-              <w:t xml:space="preserve">, 가까운 플레이어 추적</w:t>
+              <w:t>상대</w:t>
+            </w:r>
+            <w:r>
+              <w:rPr>
+                <w:color w:val="FF0000"/>
+              </w:rPr>
+              <w:t xml:space="preserve"> </w:t>
+            </w:r>
+            <w:r>
+              <w:rPr>
+                <w:color w:val="FF0000"/>
+              </w:rPr>
+              <w:t>플레이어</w:t>
+            </w:r>
+            <w:r>
+              <w:rPr>
+                <w:color w:val="FF0000"/>
+              </w:rPr>
+              <w:t xml:space="preserve"> </w:t>
+            </w:r>
+            <w:r>
+              <w:rPr>
+                <w:color w:val="FF0000"/>
+              </w:rPr>
+              <w:t>표시</w:t>
+            </w:r>
+            <w:r>
+              <w:t xml:space="preserve">, </w:t>
+            </w:r>
+            <w:r>
+              <w:t>가까운</w:t>
+            </w:r>
+            <w:r>
+              <w:t xml:space="preserve"> </w:t>
+            </w:r>
+            <w:r>
+              <w:t>플레이어</w:t>
+            </w:r>
+            <w:r>
+              <w:t xml:space="preserve"> </w:t>
+            </w:r>
+            <w:r>
+              <w:t>추적</w:t>
             </w:r>
           </w:p>
         </w:tc>
@@ -16346,11 +20000,6 @@
             <w:tcW w:w="1540" w:type="dxa"/>
           </w:tcPr>
           <w:p>
-            <w:pPr>
-              <w:rPr>
-                <w:rFonts w:hint="eastAsia"/>
-              </w:rPr>
-            </w:pPr>
             <w:r>
               <w:t xml:space="preserve">11/24 </w:t>
             </w:r>
@@ -16360,29 +20009,11 @@
             <w:r>
               <w:t xml:space="preserve"> </w:t>
             </w:r>
-            <w:proofErr w:type="spellStart"/>
             <w:r>
               <w:t>레벨업</w:t>
             </w:r>
-            <w:proofErr w:type="spellEnd"/>
-            <w:r>
-              <w:t>(</w:t>
-            </w:r>
-            <w:proofErr w:type="spellStart"/>
-            <w:r>
-              <w:t>SendLevelUp</w:t>
-            </w:r>
-            <w:proofErr w:type="spellEnd"/>
-            <w:r>
-              <w:t xml:space="preserve">, </w:t>
-            </w:r>
-            <w:proofErr w:type="spellStart"/>
-            <w:r>
-              <w:t>OnSelectWeapon</w:t>
-            </w:r>
-            <w:proofErr w:type="spellEnd"/>
-            <w:r>
-              <w:t>)</w:t>
+            <w:r>
+              <w:t>(SendLevelUp, OnSelectWeapon)</w:t>
             </w:r>
           </w:p>
         </w:tc>
@@ -16676,11 +20307,7 @@
               <w:t>주</w:t>
             </w:r>
             <w:r>
-              <w:t xml:space="preserve"> </w:t>
-            </w:r>
-            <w:r>
-              <w:lastRenderedPageBreak/>
-              <w:t>(12/07~09)</w:t>
+              <w:t xml:space="preserve"> (12/07~09)</w:t>
             </w:r>
           </w:p>
         </w:tc>
@@ -16690,11 +20317,9 @@
           </w:tcPr>
           <w:p>
             <w:r>
-              <w:lastRenderedPageBreak/>
               <w:t xml:space="preserve">12/07 LAN </w:t>
             </w:r>
             <w:r>
-              <w:lastRenderedPageBreak/>
               <w:t>최종</w:t>
             </w:r>
             <w:r>
@@ -16720,11 +20345,9 @@
           </w:tcPr>
           <w:p>
             <w:r>
-              <w:lastRenderedPageBreak/>
               <w:t xml:space="preserve">12/08 </w:t>
             </w:r>
             <w:r>
-              <w:lastRenderedPageBreak/>
               <w:t>보고서</w:t>
             </w:r>
             <w:r>
@@ -16747,11 +20370,9 @@
           </w:tcPr>
           <w:p>
             <w:r>
-              <w:lastRenderedPageBreak/>
               <w:t xml:space="preserve">12/09 </w:t>
             </w:r>
             <w:r>
-              <w:lastRenderedPageBreak/>
               <w:t>제출</w:t>
             </w:r>
           </w:p>
